--- a/Blueprint.docx
+++ b/Blueprint.docx
@@ -1,6 +1,6 @@
 
 <file path=word/document.xml><?xml version="1.0" encoding="utf-8"?>
-<w:document xmlns:wpc="http://schemas.microsoft.com/office/word/2010/wordprocessingCanvas" xmlns:mo="http://schemas.microsoft.com/office/mac/office/2008/main" xmlns:mc="http://schemas.openxmlformats.org/markup-compatibility/2006" xmlns:mv="urn:schemas-microsoft-com:mac:vml" xmlns:o="urn:schemas-microsoft-com:office:office" xmlns:r="http://schemas.openxmlformats.org/officeDocument/2006/relationships" xmlns:m="http://schemas.openxmlformats.org/officeDocument/2006/math" xmlns:v="urn:schemas-microsoft-com:vml" xmlns:wp14="http://schemas.microsoft.com/office/word/2010/wordprocessingDrawing" xmlns:wp="http://schemas.openxmlformats.org/drawingml/2006/wordprocessingDrawing" xmlns:w10="urn:schemas-microsoft-com:office:word" xmlns:w="http://schemas.openxmlformats.org/wordprocessingml/2006/main" xmlns:w14="http://schemas.microsoft.com/office/word/2010/wordml" xmlns:wpg="http://schemas.microsoft.com/office/word/2010/wordprocessingGroup" xmlns:wpi="http://schemas.microsoft.com/office/word/2010/wordprocessingInk" xmlns:wne="http://schemas.microsoft.com/office/word/2006/wordml" xmlns:wps="http://schemas.microsoft.com/office/word/2010/wordprocessingShape" mc:Ignorable="w14 wp14">
+<w:document xmlns:wpc="http://schemas.microsoft.com/office/word/2010/wordprocessingCanvas" xmlns:mc="http://schemas.openxmlformats.org/markup-compatibility/2006" xmlns:o="urn:schemas-microsoft-com:office:office" xmlns:r="http://schemas.openxmlformats.org/officeDocument/2006/relationships" xmlns:m="http://schemas.openxmlformats.org/officeDocument/2006/math" xmlns:v="urn:schemas-microsoft-com:vml" xmlns:wp14="http://schemas.microsoft.com/office/word/2010/wordprocessingDrawing" xmlns:wp="http://schemas.openxmlformats.org/drawingml/2006/wordprocessingDrawing" xmlns:w10="urn:schemas-microsoft-com:office:word" xmlns:w="http://schemas.openxmlformats.org/wordprocessingml/2006/main" xmlns:w14="http://schemas.microsoft.com/office/word/2010/wordml" xmlns:w15="http://schemas.microsoft.com/office/word/2012/wordml" xmlns:w16se="http://schemas.microsoft.com/office/word/2015/wordml/symex" xmlns:w16cid="http://schemas.microsoft.com/office/word/2016/wordml/cid" xmlns:w16="http://schemas.microsoft.com/office/word/2018/wordml" xmlns:w16cex="http://schemas.microsoft.com/office/word/2018/wordml/cex" xmlns:w16sdtdh="http://schemas.microsoft.com/office/word/2020/wordml/sdtdatahash" xmlns:wne="http://schemas.microsoft.com/office/word/2006/wordml" xmlns:wpg="http://schemas.microsoft.com/office/word/2010/wordprocessingGroup" xmlns:wps="http://schemas.microsoft.com/office/word/2010/wordprocessingShape" mc:Ignorable="w14 w15 w16se w16cid w16 w16cex w16sdtdh wp14">
   <w:body>
     <w:p>
       <w:pPr>
@@ -8,8 +8,11 @@
       </w:pPr>
       <w:r>
         <w:rPr>
+          <w:rFonts w:ascii="Aptos" w:hAnsi="Aptos" w:eastAsia="ＭＳ 明朝" w:cs="Aptos" w:eastAsiaTheme="minorEastAsia" w:csTheme="minorBidi"/>
           <w:b/>
+          <w:bCs/>
           <w:sz w:val="48"/>
+          <w:szCs w:val="22"/>
         </w:rPr>
         <w:t>Team Project Management API</w:t>
       </w:r>
@@ -20,14 +23,25 @@
       </w:pPr>
       <w:r>
         <w:rPr>
+          <w:rFonts w:ascii="Aptos" w:hAnsi="Aptos" w:eastAsia="ＭＳ 明朝" w:cs="Aptos" w:eastAsiaTheme="minorEastAsia" w:csTheme="minorBidi"/>
           <w:i/>
+          <w:iCs/>
           <w:sz w:val="24"/>
+          <w:szCs w:val="22"/>
         </w:rPr>
         <w:t>4–5 Day Beginner Backend Practice Project</w:t>
       </w:r>
     </w:p>
     <w:p>
+      <w:pPr>
+        <w:spacing w:after="200" w:line="276" w:lineRule="auto"/>
+      </w:pPr>
       <w:r>
+        <w:rPr>
+          <w:rFonts w:ascii="Aptos" w:hAnsi="Aptos" w:eastAsia="ＭＳ 明朝" w:cs="Aptos" w:eastAsiaTheme="minorEastAsia" w:csTheme="minorBidi"/>
+          <w:sz w:val="21"/>
+          <w:szCs w:val="22"/>
+        </w:rPr>
         <w:t>Goal: Build a backend-only mini Jira/Trello-style REST API using Node.js, Express and MongoDB. You already know the basics; this project is designed to make you combine them and learn a few new concepts while building.</w:t>
       </w:r>
     </w:p>
@@ -36,21 +50,53 @@
         <w:pStyle w:val="Heading1"/>
       </w:pPr>
       <w:r>
+        <w:rPr>
+          <w:rFonts w:ascii="Calibri" w:hAnsi="Calibri" w:eastAsia="ＭＳ ゴシック" w:cs="Calibri" w:asciiTheme="majorHAnsi" w:hAnsiTheme="majorHAnsi" w:eastAsiaTheme="majorEastAsia" w:csTheme="majorBidi"/>
+          <w:b/>
+          <w:bCs/>
+          <w:color w:val="365F91" w:themeColor="accent1" w:themeShade="BF"/>
+          <w:sz w:val="34"/>
+          <w:szCs w:val="28"/>
+        </w:rPr>
         <w:t>1. What You Are Building</w:t>
       </w:r>
     </w:p>
     <w:p>
+      <w:pPr>
+        <w:spacing w:after="200" w:line="276" w:lineRule="auto"/>
+      </w:pPr>
       <w:r>
+        <w:rPr>
+          <w:rFonts w:ascii="Aptos" w:hAnsi="Aptos" w:eastAsia="ＭＳ 明朝" w:cs="Aptos" w:eastAsiaTheme="minorEastAsia" w:csTheme="minorBidi"/>
+          <w:sz w:val="21"/>
+          <w:szCs w:val="22"/>
+        </w:rPr>
         <w:t>Users can register/login, create teams, create projects inside teams, create and assign tasks, change task status, and add comments. Later you can add notifications, filtering, pagination and a dashboard.</w:t>
       </w:r>
     </w:p>
     <w:p>
+      <w:pPr>
+        <w:spacing w:after="200" w:line="276" w:lineRule="auto"/>
+      </w:pPr>
       <w:r>
+        <w:rPr>
+          <w:rFonts w:ascii="Aptos" w:hAnsi="Aptos" w:eastAsia="ＭＳ 明朝" w:cs="Aptos" w:eastAsiaTheme="minorEastAsia" w:csTheme="minorBidi"/>
+          <w:sz w:val="21"/>
+          <w:szCs w:val="22"/>
+        </w:rPr>
         <w:t>Main flow:</w:t>
       </w:r>
     </w:p>
     <w:p>
+      <w:pPr>
+        <w:spacing w:after="200" w:line="276" w:lineRule="auto"/>
+      </w:pPr>
       <w:r>
+        <w:rPr>
+          <w:rFonts w:ascii="Aptos" w:hAnsi="Aptos" w:eastAsia="ＭＳ 明朝" w:cs="Aptos" w:eastAsiaTheme="minorEastAsia" w:csTheme="minorBidi"/>
+          <w:sz w:val="21"/>
+          <w:szCs w:val="22"/>
+        </w:rPr>
         <w:t>Register → Login → Create Team → Add Member → Create Project → Create Task → Assign Task → Update Task → Comment → View Project/Task data</w:t>
       </w:r>
     </w:p>
@@ -59,62 +105,112 @@
         <w:pStyle w:val="Heading1"/>
       </w:pPr>
       <w:r>
+        <w:rPr>
+          <w:rFonts w:ascii="Calibri" w:hAnsi="Calibri" w:eastAsia="ＭＳ ゴシック" w:cs="Calibri" w:asciiTheme="majorHAnsi" w:hAnsiTheme="majorHAnsi" w:eastAsiaTheme="majorEastAsia" w:csTheme="majorBidi"/>
+          <w:b/>
+          <w:bCs/>
+          <w:color w:val="365F91" w:themeColor="accent1" w:themeShade="BF"/>
+          <w:sz w:val="34"/>
+          <w:szCs w:val="28"/>
+        </w:rPr>
         <w:t>2. Tech Stack</w:t>
       </w:r>
     </w:p>
     <w:p>
       <w:pPr>
         <w:pStyle w:val="ListBullet"/>
+        <w:ind w:left="360" w:hanging="360"/>
       </w:pPr>
       <w:r>
+        <w:rPr>
+          <w:rFonts w:ascii="Aptos" w:hAnsi="Aptos" w:eastAsia="ＭＳ 明朝" w:cs="Aptos" w:eastAsiaTheme="minorEastAsia" w:csTheme="minorBidi"/>
+          <w:sz w:val="21"/>
+          <w:szCs w:val="22"/>
+        </w:rPr>
         <w:t>Node.js</w:t>
       </w:r>
     </w:p>
     <w:p>
       <w:pPr>
         <w:pStyle w:val="ListBullet"/>
+        <w:ind w:left="360" w:hanging="360"/>
       </w:pPr>
       <w:r>
+        <w:rPr>
+          <w:rFonts w:ascii="Aptos" w:hAnsi="Aptos" w:eastAsia="ＭＳ 明朝" w:cs="Aptos" w:eastAsiaTheme="minorEastAsia" w:csTheme="minorBidi"/>
+          <w:sz w:val="21"/>
+          <w:szCs w:val="22"/>
+        </w:rPr>
         <w:t>Express.js</w:t>
       </w:r>
     </w:p>
     <w:p>
       <w:pPr>
         <w:pStyle w:val="ListBullet"/>
+        <w:ind w:left="360" w:hanging="360"/>
       </w:pPr>
       <w:r>
+        <w:rPr>
+          <w:rFonts w:ascii="Aptos" w:hAnsi="Aptos" w:eastAsia="ＭＳ 明朝" w:cs="Aptos" w:eastAsiaTheme="minorEastAsia" w:csTheme="minorBidi"/>
+          <w:sz w:val="21"/>
+          <w:szCs w:val="22"/>
+        </w:rPr>
         <w:t>MongoDB + Mongoose</w:t>
       </w:r>
     </w:p>
     <w:p>
       <w:pPr>
         <w:pStyle w:val="ListBullet"/>
+        <w:ind w:left="360" w:hanging="360"/>
       </w:pPr>
       <w:r>
+        <w:rPr>
+          <w:rFonts w:ascii="Aptos" w:hAnsi="Aptos" w:eastAsia="ＭＳ 明朝" w:cs="Aptos" w:eastAsiaTheme="minorEastAsia" w:csTheme="minorBidi"/>
+          <w:sz w:val="21"/>
+          <w:szCs w:val="22"/>
+        </w:rPr>
         <w:t>JWT authentication</w:t>
       </w:r>
     </w:p>
     <w:p>
       <w:pPr>
         <w:pStyle w:val="ListBullet"/>
+        <w:ind w:left="360" w:hanging="360"/>
       </w:pPr>
       <w:r>
+        <w:rPr>
+          <w:rFonts w:ascii="Aptos" w:hAnsi="Aptos" w:eastAsia="ＭＳ 明朝" w:cs="Aptos" w:eastAsiaTheme="minorEastAsia" w:csTheme="minorBidi"/>
+          <w:sz w:val="21"/>
+          <w:szCs w:val="22"/>
+        </w:rPr>
         <w:t>bcrypt/bcryptjs for password hashing</w:t>
       </w:r>
     </w:p>
     <w:p>
       <w:pPr>
         <w:pStyle w:val="ListBullet"/>
+        <w:ind w:left="360" w:hanging="360"/>
       </w:pPr>
       <w:r>
+        <w:rPr>
+          <w:rFonts w:ascii="Aptos" w:hAnsi="Aptos" w:eastAsia="ＭＳ 明朝" w:cs="Aptos" w:eastAsiaTheme="minorEastAsia" w:csTheme="minorBidi"/>
+          <w:sz w:val="21"/>
+          <w:szCs w:val="22"/>
+        </w:rPr>
         <w:t>Postman or Thunder Client for testing</w:t>
       </w:r>
     </w:p>
     <w:p>
       <w:pPr>
         <w:pStyle w:val="ListBullet"/>
+        <w:ind w:left="360" w:hanging="360"/>
       </w:pPr>
       <w:r>
+        <w:rPr>
+          <w:rFonts w:ascii="Aptos" w:hAnsi="Aptos" w:eastAsia="ＭＳ 明朝" w:cs="Aptos" w:eastAsiaTheme="minorEastAsia" w:csTheme="minorBidi"/>
+          <w:sz w:val="21"/>
+          <w:szCs w:val="22"/>
+        </w:rPr>
         <w:t>Git + GitHub (recommended)</w:t>
       </w:r>
     </w:p>
@@ -123,46 +219,84 @@
         <w:pStyle w:val="Heading1"/>
       </w:pPr>
       <w:r>
+        <w:rPr>
+          <w:rFonts w:ascii="Calibri" w:hAnsi="Calibri" w:eastAsia="ＭＳ ゴシック" w:cs="Calibri" w:asciiTheme="majorHAnsi" w:hAnsiTheme="majorHAnsi" w:eastAsiaTheme="majorEastAsia" w:csTheme="majorBidi"/>
+          <w:b/>
+          <w:bCs/>
+          <w:color w:val="365F91" w:themeColor="accent1" w:themeShade="BF"/>
+          <w:sz w:val="34"/>
+          <w:szCs w:val="28"/>
+        </w:rPr>
         <w:t>3. Project Rules</w:t>
       </w:r>
     </w:p>
     <w:p>
       <w:pPr>
         <w:pStyle w:val="ListBullet"/>
+        <w:ind w:left="360" w:hanging="360"/>
       </w:pPr>
       <w:r>
+        <w:rPr>
+          <w:rFonts w:ascii="Aptos" w:hAnsi="Aptos" w:eastAsia="ＭＳ 明朝" w:cs="Aptos" w:eastAsiaTheme="minorEastAsia" w:csTheme="minorBidi"/>
+          <w:sz w:val="21"/>
+          <w:szCs w:val="22"/>
+        </w:rPr>
         <w:t>Do NOT follow a full tutorial. Use documentation and ask for help when stuck.</w:t>
       </w:r>
     </w:p>
     <w:p>
       <w:pPr>
         <w:pStyle w:val="ListBullet"/>
+        <w:ind w:left="360" w:hanging="360"/>
       </w:pPr>
       <w:r>
+        <w:rPr>
+          <w:rFonts w:ascii="Aptos" w:hAnsi="Aptos" w:eastAsia="ＭＳ 明朝" w:cs="Aptos" w:eastAsiaTheme="minorEastAsia" w:csTheme="minorBidi"/>
+          <w:sz w:val="21"/>
+          <w:szCs w:val="22"/>
+        </w:rPr>
         <w:t>Build and test one feature at a time.</w:t>
       </w:r>
     </w:p>
     <w:p>
       <w:pPr>
         <w:pStyle w:val="ListBullet"/>
+        <w:ind w:left="360" w:hanging="360"/>
       </w:pPr>
       <w:r>
+        <w:rPr>
+          <w:rFonts w:ascii="Aptos" w:hAnsi="Aptos" w:eastAsia="ＭＳ 明朝" w:cs="Aptos" w:eastAsiaTheme="minorEastAsia" w:csTheme="minorBidi"/>
+          <w:sz w:val="21"/>
+          <w:szCs w:val="22"/>
+        </w:rPr>
         <w:t>Keep the first version simple. Do not add Redis, WebSockets, Docker, etc. until the core API works.</w:t>
       </w:r>
     </w:p>
     <w:p>
       <w:pPr>
         <w:pStyle w:val="ListBullet"/>
+        <w:ind w:left="360" w:hanging="360"/>
       </w:pPr>
       <w:r>
+        <w:rPr>
+          <w:rFonts w:ascii="Aptos" w:hAnsi="Aptos" w:eastAsia="ＭＳ 明朝" w:cs="Aptos" w:eastAsiaTheme="minorEastAsia" w:csTheme="minorBidi"/>
+          <w:sz w:val="21"/>
+          <w:szCs w:val="22"/>
+        </w:rPr>
         <w:t>Every protected route should require authentication.</w:t>
       </w:r>
     </w:p>
     <w:p>
       <w:pPr>
         <w:pStyle w:val="ListBullet"/>
+        <w:ind w:left="360" w:hanging="360"/>
       </w:pPr>
       <w:r>
+        <w:rPr>
+          <w:rFonts w:ascii="Aptos" w:hAnsi="Aptos" w:eastAsia="ＭＳ 明朝" w:cs="Aptos" w:eastAsiaTheme="minorEastAsia" w:csTheme="minorBidi"/>
+          <w:sz w:val="21"/>
+          <w:szCs w:val="22"/>
+        </w:rPr>
         <w:t>Authorization means checking what the logged-in user is allowed to do.</w:t>
       </w:r>
     </w:p>
@@ -171,85 +305,434 @@
         <w:pStyle w:val="Heading1"/>
       </w:pPr>
       <w:r>
+        <w:rPr>
+          <w:rFonts w:ascii="Calibri" w:hAnsi="Calibri" w:eastAsia="ＭＳ ゴシック" w:cs="Calibri" w:asciiTheme="majorHAnsi" w:hAnsiTheme="majorHAnsi" w:eastAsiaTheme="majorEastAsia" w:csTheme="majorBidi"/>
+          <w:b/>
+          <w:bCs/>
+          <w:color w:val="365F91" w:themeColor="accent1" w:themeShade="BF"/>
+          <w:sz w:val="34"/>
+          <w:szCs w:val="28"/>
+        </w:rPr>
         <w:t>4. Folder Structure</w:t>
       </w:r>
     </w:p>
     <w:p>
+      <w:pPr>
+        <w:spacing w:after="200" w:line="276" w:lineRule="auto"/>
+      </w:pPr>
       <w:r>
+        <w:rPr>
+          <w:rFonts w:ascii="Aptos" w:hAnsi="Aptos" w:eastAsia="ＭＳ 明朝" w:cs="Aptos" w:eastAsiaTheme="minorEastAsia" w:csTheme="minorBidi"/>
+          <w:sz w:val="21"/>
+          <w:szCs w:val="22"/>
+        </w:rPr>
         <w:t>team-project-api/</w:t>
-        <w:br/>
+      </w:r>
+      <w:r>
+        <w:br w:type="textWrapping"/>
+      </w:r>
+      <w:r>
+        <w:rPr>
+          <w:rFonts w:ascii="Aptos" w:hAnsi="Aptos" w:eastAsia="ＭＳ 明朝" w:cs="Aptos" w:eastAsiaTheme="minorEastAsia" w:csTheme="minorBidi"/>
+          <w:sz w:val="21"/>
+          <w:szCs w:val="22"/>
+        </w:rPr>
         <w:t>│</w:t>
-        <w:br/>
+      </w:r>
+      <w:r>
+        <w:br w:type="textWrapping"/>
+      </w:r>
+      <w:r>
+        <w:rPr>
+          <w:rFonts w:ascii="Aptos" w:hAnsi="Aptos" w:eastAsia="ＭＳ 明朝" w:cs="Aptos" w:eastAsiaTheme="minorEastAsia" w:csTheme="minorBidi"/>
+          <w:sz w:val="21"/>
+          <w:szCs w:val="22"/>
+        </w:rPr>
         <w:t>├── src/</w:t>
-        <w:br/>
-        <w:t>│   ├── controllers/</w:t>
-        <w:br/>
-        <w:t>│   │   ├── auth.controller.js</w:t>
-        <w:br/>
-        <w:t>│   │   ├── team.controller.js</w:t>
-        <w:br/>
-        <w:t>│   │   ├── project.controller.js</w:t>
-        <w:br/>
-        <w:t>│   │   ├── task.controller.js</w:t>
-        <w:br/>
-        <w:t>│   │   └── comment.controller.js</w:t>
-        <w:br/>
-        <w:t>│   │</w:t>
-        <w:br/>
-        <w:t>│   ├── models/</w:t>
-        <w:br/>
-        <w:t>│   │   ├── User.js</w:t>
-        <w:br/>
-        <w:t>│   │   ├── Team.js</w:t>
-        <w:br/>
-        <w:t>│   │   ├── Project.js</w:t>
-        <w:br/>
-        <w:t>│   │   ├── Task.js</w:t>
-        <w:br/>
-        <w:t>│   │   └── Comment.js</w:t>
-        <w:br/>
-        <w:t>│   │</w:t>
-        <w:br/>
-        <w:t>│   ├── routes/</w:t>
-        <w:br/>
-        <w:t>│   │   ├── auth.routes.js</w:t>
-        <w:br/>
-        <w:t>│   │   ├── team.routes.js</w:t>
-        <w:br/>
-        <w:t>│   │   ├── project.routes.js</w:t>
-        <w:br/>
-        <w:t>│   │   ├── task.routes.js</w:t>
-        <w:br/>
-        <w:t>│   │   └── comment.routes.js</w:t>
-        <w:br/>
-        <w:t>│   │</w:t>
-        <w:br/>
-        <w:t>│   ├── middleware/</w:t>
-        <w:br/>
-        <w:t>│   │   ├── auth.middleware.js</w:t>
-        <w:br/>
-        <w:t>│   │   └── error.middleware.js</w:t>
-        <w:br/>
-        <w:t>│   │</w:t>
-        <w:br/>
-        <w:t>│   ├── utils/</w:t>
-        <w:br/>
-        <w:t>│   │   └── generateToken.js</w:t>
-        <w:br/>
-        <w:t>│   │</w:t>
-        <w:br/>
-        <w:t>│   ├── app.js</w:t>
-        <w:br/>
-        <w:t>│   └── server.js</w:t>
-        <w:br/>
+      </w:r>
+      <w:r>
+        <w:br w:type="textWrapping"/>
+      </w:r>
+      <w:r>
+        <w:rPr>
+          <w:rFonts w:ascii="Aptos" w:hAnsi="Aptos" w:eastAsia="ＭＳ 明朝" w:cs="Aptos" w:eastAsiaTheme="minorEastAsia" w:csTheme="minorBidi"/>
+          <w:sz w:val="21"/>
+          <w:szCs w:val="22"/>
+        </w:rPr>
+        <w:t xml:space="preserve">│   ├── controllers/</w:t>
+      </w:r>
+      <w:r>
+        <w:br w:type="textWrapping"/>
+      </w:r>
+      <w:r>
+        <w:rPr>
+          <w:rFonts w:ascii="Aptos" w:hAnsi="Aptos" w:eastAsia="ＭＳ 明朝" w:cs="Aptos" w:eastAsiaTheme="minorEastAsia" w:csTheme="minorBidi"/>
+          <w:sz w:val="21"/>
+          <w:szCs w:val="22"/>
+        </w:rPr>
+        <w:t xml:space="preserve">│   │   ├── auth.controller.js</w:t>
+      </w:r>
+      <w:r>
+        <w:br w:type="textWrapping"/>
+      </w:r>
+      <w:r>
+        <w:rPr>
+          <w:rFonts w:ascii="Aptos" w:hAnsi="Aptos" w:eastAsia="ＭＳ 明朝" w:cs="Aptos" w:eastAsiaTheme="minorEastAsia" w:csTheme="minorBidi"/>
+          <w:sz w:val="21"/>
+          <w:szCs w:val="22"/>
+        </w:rPr>
+        <w:t xml:space="preserve">│   │   ├── team.controller.js</w:t>
+      </w:r>
+      <w:r>
+        <w:br w:type="textWrapping"/>
+      </w:r>
+      <w:r>
+        <w:rPr>
+          <w:rFonts w:ascii="Aptos" w:hAnsi="Aptos" w:eastAsia="ＭＳ 明朝" w:cs="Aptos" w:eastAsiaTheme="minorEastAsia" w:csTheme="minorBidi"/>
+          <w:sz w:val="21"/>
+          <w:szCs w:val="22"/>
+        </w:rPr>
+        <w:t xml:space="preserve">│   │   ├── project.controller.js</w:t>
+      </w:r>
+      <w:r>
+        <w:br w:type="textWrapping"/>
+      </w:r>
+      <w:r>
+        <w:rPr>
+          <w:rFonts w:ascii="Aptos" w:hAnsi="Aptos" w:eastAsia="ＭＳ 明朝" w:cs="Aptos" w:eastAsiaTheme="minorEastAsia" w:csTheme="minorBidi"/>
+          <w:sz w:val="21"/>
+          <w:szCs w:val="22"/>
+        </w:rPr>
+        <w:t xml:space="preserve">│   │   ├── task.controller.js</w:t>
+      </w:r>
+      <w:r>
+        <w:br w:type="textWrapping"/>
+      </w:r>
+      <w:r>
+        <w:rPr>
+          <w:rFonts w:ascii="Aptos" w:hAnsi="Aptos" w:eastAsia="ＭＳ 明朝" w:cs="Aptos" w:eastAsiaTheme="minorEastAsia" w:csTheme="minorBidi"/>
+          <w:sz w:val="21"/>
+          <w:szCs w:val="22"/>
+        </w:rPr>
+        <w:t xml:space="preserve">│   │   └── comment.controller.js</w:t>
+      </w:r>
+      <w:r>
+        <w:br w:type="textWrapping"/>
+      </w:r>
+      <w:r>
+        <w:rPr>
+          <w:rFonts w:ascii="Aptos" w:hAnsi="Aptos" w:eastAsia="ＭＳ 明朝" w:cs="Aptos" w:eastAsiaTheme="minorEastAsia" w:csTheme="minorBidi"/>
+          <w:sz w:val="21"/>
+          <w:szCs w:val="22"/>
+        </w:rPr>
+        <w:t xml:space="preserve">│   │</w:t>
+      </w:r>
+      <w:r>
+        <w:br w:type="textWrapping"/>
+      </w:r>
+      <w:r>
+        <w:rPr>
+          <w:rFonts w:ascii="Aptos" w:hAnsi="Aptos" w:eastAsia="ＭＳ 明朝" w:cs="Aptos" w:eastAsiaTheme="minorEastAsia" w:csTheme="minorBidi"/>
+          <w:sz w:val="21"/>
+          <w:szCs w:val="22"/>
+        </w:rPr>
+        <w:t xml:space="preserve">│   ├── models/</w:t>
+      </w:r>
+      <w:r>
+        <w:br w:type="textWrapping"/>
+      </w:r>
+      <w:r>
+        <w:rPr>
+          <w:rFonts w:ascii="Aptos" w:hAnsi="Aptos" w:eastAsia="ＭＳ 明朝" w:cs="Aptos" w:eastAsiaTheme="minorEastAsia" w:csTheme="minorBidi"/>
+          <w:sz w:val="21"/>
+          <w:szCs w:val="22"/>
+        </w:rPr>
+        <w:t xml:space="preserve">│   │   ├── User.js</w:t>
+      </w:r>
+      <w:r>
+        <w:br w:type="textWrapping"/>
+      </w:r>
+      <w:r>
+        <w:rPr>
+          <w:rFonts w:ascii="Aptos" w:hAnsi="Aptos" w:eastAsia="ＭＳ 明朝" w:cs="Aptos" w:eastAsiaTheme="minorEastAsia" w:csTheme="minorBidi"/>
+          <w:sz w:val="21"/>
+          <w:szCs w:val="22"/>
+        </w:rPr>
+        <w:t xml:space="preserve">│   │   ├── Team.js</w:t>
+      </w:r>
+      <w:r>
+        <w:br w:type="textWrapping"/>
+      </w:r>
+      <w:r>
+        <w:rPr>
+          <w:rFonts w:ascii="Aptos" w:hAnsi="Aptos" w:eastAsia="ＭＳ 明朝" w:cs="Aptos" w:eastAsiaTheme="minorEastAsia" w:csTheme="minorBidi"/>
+          <w:sz w:val="21"/>
+          <w:szCs w:val="22"/>
+        </w:rPr>
+        <w:t xml:space="preserve">│   │   ├── Project.js</w:t>
+      </w:r>
+      <w:r>
+        <w:br w:type="textWrapping"/>
+      </w:r>
+      <w:r>
+        <w:rPr>
+          <w:rFonts w:ascii="Aptos" w:hAnsi="Aptos" w:eastAsia="ＭＳ 明朝" w:cs="Aptos" w:eastAsiaTheme="minorEastAsia" w:csTheme="minorBidi"/>
+          <w:sz w:val="21"/>
+          <w:szCs w:val="22"/>
+        </w:rPr>
+        <w:t xml:space="preserve">│   │   ├── Task.js</w:t>
+      </w:r>
+      <w:r>
+        <w:br w:type="textWrapping"/>
+      </w:r>
+      <w:r>
+        <w:rPr>
+          <w:rFonts w:ascii="Aptos" w:hAnsi="Aptos" w:eastAsia="ＭＳ 明朝" w:cs="Aptos" w:eastAsiaTheme="minorEastAsia" w:csTheme="minorBidi"/>
+          <w:sz w:val="21"/>
+          <w:szCs w:val="22"/>
+        </w:rPr>
+        <w:t xml:space="preserve">│   │   └── Comment.js</w:t>
+      </w:r>
+      <w:r>
+        <w:br w:type="textWrapping"/>
+      </w:r>
+      <w:r>
+        <w:rPr>
+          <w:rFonts w:ascii="Aptos" w:hAnsi="Aptos" w:eastAsia="ＭＳ 明朝" w:cs="Aptos" w:eastAsiaTheme="minorEastAsia" w:csTheme="minorBidi"/>
+          <w:sz w:val="21"/>
+          <w:szCs w:val="22"/>
+        </w:rPr>
+        <w:t xml:space="preserve">│   │</w:t>
+      </w:r>
+      <w:r>
+        <w:br w:type="textWrapping"/>
+      </w:r>
+      <w:r>
+        <w:rPr>
+          <w:rFonts w:ascii="Aptos" w:hAnsi="Aptos" w:eastAsia="ＭＳ 明朝" w:cs="Aptos" w:eastAsiaTheme="minorEastAsia" w:csTheme="minorBidi"/>
+          <w:sz w:val="21"/>
+          <w:szCs w:val="22"/>
+        </w:rPr>
+        <w:t xml:space="preserve">│   ├── routes/</w:t>
+      </w:r>
+      <w:r>
+        <w:br w:type="textWrapping"/>
+      </w:r>
+      <w:r>
+        <w:rPr>
+          <w:rFonts w:ascii="Aptos" w:hAnsi="Aptos" w:eastAsia="ＭＳ 明朝" w:cs="Aptos" w:eastAsiaTheme="minorEastAsia" w:csTheme="minorBidi"/>
+          <w:sz w:val="21"/>
+          <w:szCs w:val="22"/>
+        </w:rPr>
+        <w:t xml:space="preserve">│   │   ├── auth.routes.js</w:t>
+      </w:r>
+      <w:r>
+        <w:br w:type="textWrapping"/>
+      </w:r>
+      <w:r>
+        <w:rPr>
+          <w:rFonts w:ascii="Aptos" w:hAnsi="Aptos" w:eastAsia="ＭＳ 明朝" w:cs="Aptos" w:eastAsiaTheme="minorEastAsia" w:csTheme="minorBidi"/>
+          <w:sz w:val="21"/>
+          <w:szCs w:val="22"/>
+        </w:rPr>
+        <w:t xml:space="preserve">│   │   ├── team.routes.js</w:t>
+      </w:r>
+      <w:r>
+        <w:br w:type="textWrapping"/>
+      </w:r>
+      <w:r>
+        <w:rPr>
+          <w:rFonts w:ascii="Aptos" w:hAnsi="Aptos" w:eastAsia="ＭＳ 明朝" w:cs="Aptos" w:eastAsiaTheme="minorEastAsia" w:csTheme="minorBidi"/>
+          <w:sz w:val="21"/>
+          <w:szCs w:val="22"/>
+        </w:rPr>
+        <w:t xml:space="preserve">│   │   ├── project.routes.js</w:t>
+      </w:r>
+      <w:r>
+        <w:br w:type="textWrapping"/>
+      </w:r>
+      <w:r>
+        <w:rPr>
+          <w:rFonts w:ascii="Aptos" w:hAnsi="Aptos" w:eastAsia="ＭＳ 明朝" w:cs="Aptos" w:eastAsiaTheme="minorEastAsia" w:csTheme="minorBidi"/>
+          <w:sz w:val="21"/>
+          <w:szCs w:val="22"/>
+        </w:rPr>
+        <w:t xml:space="preserve">│   │   ├── task.routes.js</w:t>
+      </w:r>
+      <w:r>
+        <w:br w:type="textWrapping"/>
+      </w:r>
+      <w:r>
+        <w:rPr>
+          <w:rFonts w:ascii="Aptos" w:hAnsi="Aptos" w:eastAsia="ＭＳ 明朝" w:cs="Aptos" w:eastAsiaTheme="minorEastAsia" w:csTheme="minorBidi"/>
+          <w:sz w:val="21"/>
+          <w:szCs w:val="22"/>
+        </w:rPr>
+        <w:t xml:space="preserve">│   │   └── comment.routes.js</w:t>
+      </w:r>
+      <w:r>
+        <w:br w:type="textWrapping"/>
+      </w:r>
+      <w:r>
+        <w:rPr>
+          <w:rFonts w:ascii="Aptos" w:hAnsi="Aptos" w:eastAsia="ＭＳ 明朝" w:cs="Aptos" w:eastAsiaTheme="minorEastAsia" w:csTheme="minorBidi"/>
+          <w:sz w:val="21"/>
+          <w:szCs w:val="22"/>
+        </w:rPr>
+        <w:t xml:space="preserve">│   │</w:t>
+      </w:r>
+      <w:r>
+        <w:br w:type="textWrapping"/>
+      </w:r>
+      <w:r>
+        <w:rPr>
+          <w:rFonts w:ascii="Aptos" w:hAnsi="Aptos" w:eastAsia="ＭＳ 明朝" w:cs="Aptos" w:eastAsiaTheme="minorEastAsia" w:csTheme="minorBidi"/>
+          <w:sz w:val="21"/>
+          <w:szCs w:val="22"/>
+        </w:rPr>
+        <w:t xml:space="preserve">│   ├── middleware/</w:t>
+      </w:r>
+      <w:r>
+        <w:br w:type="textWrapping"/>
+      </w:r>
+      <w:r>
+        <w:rPr>
+          <w:rFonts w:ascii="Aptos" w:hAnsi="Aptos" w:eastAsia="ＭＳ 明朝" w:cs="Aptos" w:eastAsiaTheme="minorEastAsia" w:csTheme="minorBidi"/>
+          <w:sz w:val="21"/>
+          <w:szCs w:val="22"/>
+        </w:rPr>
+        <w:t xml:space="preserve">│   │   ├── auth.middleware.js</w:t>
+      </w:r>
+      <w:r>
+        <w:br w:type="textWrapping"/>
+      </w:r>
+      <w:r>
+        <w:rPr>
+          <w:rFonts w:ascii="Aptos" w:hAnsi="Aptos" w:eastAsia="ＭＳ 明朝" w:cs="Aptos" w:eastAsiaTheme="minorEastAsia" w:csTheme="minorBidi"/>
+          <w:sz w:val="21"/>
+          <w:szCs w:val="22"/>
+        </w:rPr>
+        <w:t xml:space="preserve">│   │   └── error.middleware.js</w:t>
+      </w:r>
+      <w:r>
+        <w:br w:type="textWrapping"/>
+      </w:r>
+      <w:r>
+        <w:rPr>
+          <w:rFonts w:ascii="Aptos" w:hAnsi="Aptos" w:eastAsia="ＭＳ 明朝" w:cs="Aptos" w:eastAsiaTheme="minorEastAsia" w:csTheme="minorBidi"/>
+          <w:sz w:val="21"/>
+          <w:szCs w:val="22"/>
+        </w:rPr>
+        <w:t xml:space="preserve">│   │</w:t>
+      </w:r>
+      <w:r>
+        <w:br w:type="textWrapping"/>
+      </w:r>
+      <w:r>
+        <w:rPr>
+          <w:rFonts w:ascii="Aptos" w:hAnsi="Aptos" w:eastAsia="ＭＳ 明朝" w:cs="Aptos" w:eastAsiaTheme="minorEastAsia" w:csTheme="minorBidi"/>
+          <w:sz w:val="21"/>
+          <w:szCs w:val="22"/>
+        </w:rPr>
+        <w:t xml:space="preserve">│   ├── utils/</w:t>
+      </w:r>
+      <w:r>
+        <w:br w:type="textWrapping"/>
+      </w:r>
+      <w:r>
+        <w:rPr>
+          <w:rFonts w:ascii="Aptos" w:hAnsi="Aptos" w:eastAsia="ＭＳ 明朝" w:cs="Aptos" w:eastAsiaTheme="minorEastAsia" w:csTheme="minorBidi"/>
+          <w:sz w:val="21"/>
+          <w:szCs w:val="22"/>
+        </w:rPr>
+        <w:t xml:space="preserve">│   │   └── generateToken.js</w:t>
+      </w:r>
+      <w:r>
+        <w:br w:type="textWrapping"/>
+      </w:r>
+      <w:r>
+        <w:rPr>
+          <w:rFonts w:ascii="Aptos" w:hAnsi="Aptos" w:eastAsia="ＭＳ 明朝" w:cs="Aptos" w:eastAsiaTheme="minorEastAsia" w:csTheme="minorBidi"/>
+          <w:sz w:val="21"/>
+          <w:szCs w:val="22"/>
+        </w:rPr>
+        <w:t xml:space="preserve">│   │</w:t>
+      </w:r>
+      <w:r>
+        <w:br w:type="textWrapping"/>
+      </w:r>
+      <w:r>
+        <w:rPr>
+          <w:rFonts w:ascii="Aptos" w:hAnsi="Aptos" w:eastAsia="ＭＳ 明朝" w:cs="Aptos" w:eastAsiaTheme="minorEastAsia" w:csTheme="minorBidi"/>
+          <w:sz w:val="21"/>
+          <w:szCs w:val="22"/>
+        </w:rPr>
+        <w:t xml:space="preserve">│   ├── app.js</w:t>
+      </w:r>
+      <w:r>
+        <w:br w:type="textWrapping"/>
+      </w:r>
+      <w:r>
+        <w:rPr>
+          <w:rFonts w:ascii="Aptos" w:hAnsi="Aptos" w:eastAsia="ＭＳ 明朝" w:cs="Aptos" w:eastAsiaTheme="minorEastAsia" w:csTheme="minorBidi"/>
+          <w:sz w:val="21"/>
+          <w:szCs w:val="22"/>
+        </w:rPr>
+        <w:t xml:space="preserve">│   └── server.js</w:t>
+      </w:r>
+      <w:r>
+        <w:br w:type="textWrapping"/>
+      </w:r>
+      <w:r>
+        <w:rPr>
+          <w:rFonts w:ascii="Aptos" w:hAnsi="Aptos" w:eastAsia="ＭＳ 明朝" w:cs="Aptos" w:eastAsiaTheme="minorEastAsia" w:csTheme="minorBidi"/>
+          <w:sz w:val="21"/>
+          <w:szCs w:val="22"/>
+        </w:rPr>
         <w:t>│</w:t>
-        <w:br/>
+      </w:r>
+      <w:r>
+        <w:br w:type="textWrapping"/>
+      </w:r>
+      <w:r>
+        <w:rPr>
+          <w:rFonts w:ascii="Aptos" w:hAnsi="Aptos" w:eastAsia="ＭＳ 明朝" w:cs="Aptos" w:eastAsiaTheme="minorEastAsia" w:csTheme="minorBidi"/>
+          <w:sz w:val="21"/>
+          <w:szCs w:val="22"/>
+        </w:rPr>
         <w:t>├── .env</w:t>
-        <w:br/>
+      </w:r>
+      <w:r>
+        <w:br w:type="textWrapping"/>
+      </w:r>
+      <w:r>
+        <w:rPr>
+          <w:rFonts w:ascii="Aptos" w:hAnsi="Aptos" w:eastAsia="ＭＳ 明朝" w:cs="Aptos" w:eastAsiaTheme="minorEastAsia" w:csTheme="minorBidi"/>
+          <w:sz w:val="21"/>
+          <w:szCs w:val="22"/>
+        </w:rPr>
         <w:t>├── .gitignore</w:t>
-        <w:br/>
+      </w:r>
+      <w:r>
+        <w:br w:type="textWrapping"/>
+      </w:r>
+      <w:r>
+        <w:rPr>
+          <w:rFonts w:ascii="Aptos" w:hAnsi="Aptos" w:eastAsia="ＭＳ 明朝" w:cs="Aptos" w:eastAsiaTheme="minorEastAsia" w:csTheme="minorBidi"/>
+          <w:sz w:val="21"/>
+          <w:szCs w:val="22"/>
+        </w:rPr>
         <w:t>├── package.json</w:t>
-        <w:br/>
+      </w:r>
+      <w:r>
+        <w:br w:type="textWrapping"/>
+      </w:r>
+      <w:r>
+        <w:rPr>
+          <w:rFonts w:ascii="Aptos" w:hAnsi="Aptos" w:eastAsia="ＭＳ 明朝" w:cs="Aptos" w:eastAsiaTheme="minorEastAsia" w:csTheme="minorBidi"/>
+          <w:sz w:val="21"/>
+          <w:szCs w:val="22"/>
+        </w:rPr>
         <w:t>└── README.md</w:t>
       </w:r>
     </w:p>
@@ -258,15 +741,37 @@
         <w:pStyle w:val="Heading1"/>
       </w:pPr>
       <w:r>
+        <w:rPr>
+          <w:rFonts w:ascii="Calibri" w:hAnsi="Calibri" w:eastAsia="ＭＳ ゴシック" w:cs="Calibri" w:asciiTheme="majorHAnsi" w:hAnsiTheme="majorHAnsi" w:eastAsiaTheme="majorEastAsia" w:csTheme="majorBidi"/>
+          <w:b/>
+          <w:bCs/>
+          <w:color w:val="365F91" w:themeColor="accent1" w:themeShade="BF"/>
+          <w:sz w:val="34"/>
+          <w:szCs w:val="28"/>
+        </w:rPr>
         <w:t>5. Database Models</w:t>
       </w:r>
     </w:p>
     <w:tbl>
       <w:tblPr>
         <w:tblStyle w:val="TableGrid"/>
-        <w:tblW w:type="auto" w:w="0"/>
+        <w:tblW w:w="0" w:type="auto"/>
         <w:jc w:val="center"/>
-        <w:tblLook w:firstColumn="1" w:firstRow="1" w:lastColumn="0" w:lastRow="0" w:noHBand="0" w:noVBand="1" w:val="04A0"/>
+        <w:tblBorders>
+          <w:top w:val="single" w:sz="4" w:space="0" w:color="auto"/>
+          <w:left w:val="single" w:sz="4" w:space="0" w:color="auto"/>
+          <w:bottom w:val="single" w:sz="4" w:space="0" w:color="auto"/>
+          <w:right w:val="single" w:sz="4" w:space="0" w:color="auto"/>
+          <w:insideH w:val="single" w:sz="4" w:space="0" w:color="auto"/>
+          <w:insideV w:val="single" w:sz="4" w:space="0" w:color="auto"/>
+        </w:tblBorders>
+        <w:tblCellMar>
+          <w:top w:w="0" w:type="dxa"/>
+          <w:left w:w="108" w:type="dxa"/>
+          <w:bottom w:w="0" w:type="dxa"/>
+          <w:right w:w="108" w:type="dxa"/>
+        </w:tblCellMar>
+        <w:tblLook w:firstRow="1" w:firstColumn="1" w:noVBand="1"/>
       </w:tblPr>
       <w:tblGrid>
         <w:gridCol w:w="3408"/>
@@ -276,30 +781,90 @@
       <w:tr>
         <w:tc>
           <w:tcPr>
-            <w:tcW w:type="dxa" w:w="3408"/>
+            <w:tcW w:w="3408" w:type="dxa"/>
+            <w:tcBorders>
+              <w:top w:val="single" w:sz="4" w:space="0" w:color="auto"/>
+              <w:left w:val="single" w:sz="4" w:space="0" w:color="auto"/>
+              <w:bottom w:val="single" w:sz="4" w:space="0" w:color="auto"/>
+              <w:right w:val="single" w:sz="4" w:space="0" w:color="auto"/>
+            </w:tcBorders>
+            <w:tcMar>
+              <w:top w:w="0" w:type="dxa"/>
+              <w:left w:w="108" w:type="dxa"/>
+              <w:bottom w:w="0" w:type="dxa"/>
+              <w:right w:w="108" w:type="dxa"/>
+            </w:tcMar>
           </w:tcPr>
           <w:p>
+            <w:pPr>
+              <w:spacing w:after="200" w:line="276" w:lineRule="auto"/>
+            </w:pPr>
             <w:r>
+              <w:rPr>
+                <w:rFonts w:ascii="Aptos" w:hAnsi="Aptos" w:eastAsia="ＭＳ 明朝" w:cs="Aptos" w:eastAsiaTheme="minorEastAsia" w:csTheme="minorBidi"/>
+                <w:sz w:val="21"/>
+                <w:szCs w:val="22"/>
+              </w:rPr>
               <w:t>Model</w:t>
             </w:r>
           </w:p>
         </w:tc>
         <w:tc>
           <w:tcPr>
-            <w:tcW w:type="dxa" w:w="3408"/>
+            <w:tcW w:w="3408" w:type="dxa"/>
+            <w:tcBorders>
+              <w:top w:val="single" w:sz="4" w:space="0" w:color="auto"/>
+              <w:left w:val="single" w:sz="4" w:space="0" w:color="auto"/>
+              <w:bottom w:val="single" w:sz="4" w:space="0" w:color="auto"/>
+              <w:right w:val="single" w:sz="4" w:space="0" w:color="auto"/>
+            </w:tcBorders>
+            <w:tcMar>
+              <w:top w:w="0" w:type="dxa"/>
+              <w:left w:w="108" w:type="dxa"/>
+              <w:bottom w:w="0" w:type="dxa"/>
+              <w:right w:w="108" w:type="dxa"/>
+            </w:tcMar>
           </w:tcPr>
           <w:p>
+            <w:pPr>
+              <w:spacing w:after="200" w:line="276" w:lineRule="auto"/>
+            </w:pPr>
             <w:r>
+              <w:rPr>
+                <w:rFonts w:ascii="Aptos" w:hAnsi="Aptos" w:eastAsia="ＭＳ 明朝" w:cs="Aptos" w:eastAsiaTheme="minorEastAsia" w:csTheme="minorBidi"/>
+                <w:sz w:val="21"/>
+                <w:szCs w:val="22"/>
+              </w:rPr>
               <w:t>Important fields</w:t>
             </w:r>
           </w:p>
         </w:tc>
         <w:tc>
           <w:tcPr>
-            <w:tcW w:type="dxa" w:w="3408"/>
+            <w:tcW w:w="3408" w:type="dxa"/>
+            <w:tcBorders>
+              <w:top w:val="single" w:sz="4" w:space="0" w:color="auto"/>
+              <w:left w:val="single" w:sz="4" w:space="0" w:color="auto"/>
+              <w:bottom w:val="single" w:sz="4" w:space="0" w:color="auto"/>
+              <w:right w:val="single" w:sz="4" w:space="0" w:color="auto"/>
+            </w:tcBorders>
+            <w:tcMar>
+              <w:top w:w="0" w:type="dxa"/>
+              <w:left w:w="108" w:type="dxa"/>
+              <w:bottom w:w="0" w:type="dxa"/>
+              <w:right w:w="108" w:type="dxa"/>
+            </w:tcMar>
           </w:tcPr>
           <w:p>
+            <w:pPr>
+              <w:spacing w:after="200" w:line="276" w:lineRule="auto"/>
+            </w:pPr>
             <w:r>
+              <w:rPr>
+                <w:rFonts w:ascii="Aptos" w:hAnsi="Aptos" w:eastAsia="ＭＳ 明朝" w:cs="Aptos" w:eastAsiaTheme="minorEastAsia" w:csTheme="minorBidi"/>
+                <w:sz w:val="21"/>
+                <w:szCs w:val="22"/>
+              </w:rPr>
               <w:t>Purpose</w:t>
             </w:r>
           </w:p>
@@ -308,30 +873,90 @@
       <w:tr>
         <w:tc>
           <w:tcPr>
-            <w:tcW w:type="dxa" w:w="3408"/>
+            <w:tcW w:w="3408" w:type="dxa"/>
+            <w:tcBorders>
+              <w:top w:val="single" w:sz="4" w:space="0" w:color="auto"/>
+              <w:left w:val="single" w:sz="4" w:space="0" w:color="auto"/>
+              <w:bottom w:val="single" w:sz="4" w:space="0" w:color="auto"/>
+              <w:right w:val="single" w:sz="4" w:space="0" w:color="auto"/>
+            </w:tcBorders>
+            <w:tcMar>
+              <w:top w:w="0" w:type="dxa"/>
+              <w:left w:w="108" w:type="dxa"/>
+              <w:bottom w:w="0" w:type="dxa"/>
+              <w:right w:w="108" w:type="dxa"/>
+            </w:tcMar>
           </w:tcPr>
           <w:p>
+            <w:pPr>
+              <w:spacing w:after="200" w:line="276" w:lineRule="auto"/>
+            </w:pPr>
             <w:r>
+              <w:rPr>
+                <w:rFonts w:ascii="Aptos" w:hAnsi="Aptos" w:eastAsia="ＭＳ 明朝" w:cs="Aptos" w:eastAsiaTheme="minorEastAsia" w:csTheme="minorBidi"/>
+                <w:sz w:val="21"/>
+                <w:szCs w:val="22"/>
+              </w:rPr>
               <w:t>User</w:t>
             </w:r>
           </w:p>
         </w:tc>
         <w:tc>
           <w:tcPr>
-            <w:tcW w:type="dxa" w:w="3408"/>
+            <w:tcW w:w="3408" w:type="dxa"/>
+            <w:tcBorders>
+              <w:top w:val="single" w:sz="4" w:space="0" w:color="auto"/>
+              <w:left w:val="single" w:sz="4" w:space="0" w:color="auto"/>
+              <w:bottom w:val="single" w:sz="4" w:space="0" w:color="auto"/>
+              <w:right w:val="single" w:sz="4" w:space="0" w:color="auto"/>
+            </w:tcBorders>
+            <w:tcMar>
+              <w:top w:w="0" w:type="dxa"/>
+              <w:left w:w="108" w:type="dxa"/>
+              <w:bottom w:w="0" w:type="dxa"/>
+              <w:right w:w="108" w:type="dxa"/>
+            </w:tcMar>
           </w:tcPr>
           <w:p>
+            <w:pPr>
+              <w:spacing w:after="200" w:line="276" w:lineRule="auto"/>
+            </w:pPr>
             <w:r>
+              <w:rPr>
+                <w:rFonts w:ascii="Aptos" w:hAnsi="Aptos" w:eastAsia="ＭＳ 明朝" w:cs="Aptos" w:eastAsiaTheme="minorEastAsia" w:csTheme="minorBidi"/>
+                <w:sz w:val="21"/>
+                <w:szCs w:val="22"/>
+              </w:rPr>
               <w:t>name, email, password</w:t>
             </w:r>
           </w:p>
         </w:tc>
         <w:tc>
           <w:tcPr>
-            <w:tcW w:type="dxa" w:w="3408"/>
+            <w:tcW w:w="3408" w:type="dxa"/>
+            <w:tcBorders>
+              <w:top w:val="single" w:sz="4" w:space="0" w:color="auto"/>
+              <w:left w:val="single" w:sz="4" w:space="0" w:color="auto"/>
+              <w:bottom w:val="single" w:sz="4" w:space="0" w:color="auto"/>
+              <w:right w:val="single" w:sz="4" w:space="0" w:color="auto"/>
+            </w:tcBorders>
+            <w:tcMar>
+              <w:top w:w="0" w:type="dxa"/>
+              <w:left w:w="108" w:type="dxa"/>
+              <w:bottom w:w="0" w:type="dxa"/>
+              <w:right w:w="108" w:type="dxa"/>
+            </w:tcMar>
           </w:tcPr>
           <w:p>
+            <w:pPr>
+              <w:spacing w:after="200" w:line="276" w:lineRule="auto"/>
+            </w:pPr>
             <w:r>
+              <w:rPr>
+                <w:rFonts w:ascii="Aptos" w:hAnsi="Aptos" w:eastAsia="ＭＳ 明朝" w:cs="Aptos" w:eastAsiaTheme="minorEastAsia" w:csTheme="minorBidi"/>
+                <w:sz w:val="21"/>
+                <w:szCs w:val="22"/>
+              </w:rPr>
               <w:t>A registered user.</w:t>
             </w:r>
           </w:p>
@@ -340,30 +965,90 @@
       <w:tr>
         <w:tc>
           <w:tcPr>
-            <w:tcW w:type="dxa" w:w="3408"/>
+            <w:tcW w:w="3408" w:type="dxa"/>
+            <w:tcBorders>
+              <w:top w:val="single" w:sz="4" w:space="0" w:color="auto"/>
+              <w:left w:val="single" w:sz="4" w:space="0" w:color="auto"/>
+              <w:bottom w:val="single" w:sz="4" w:space="0" w:color="auto"/>
+              <w:right w:val="single" w:sz="4" w:space="0" w:color="auto"/>
+            </w:tcBorders>
+            <w:tcMar>
+              <w:top w:w="0" w:type="dxa"/>
+              <w:left w:w="108" w:type="dxa"/>
+              <w:bottom w:w="0" w:type="dxa"/>
+              <w:right w:w="108" w:type="dxa"/>
+            </w:tcMar>
           </w:tcPr>
           <w:p>
+            <w:pPr>
+              <w:spacing w:after="200" w:line="276" w:lineRule="auto"/>
+            </w:pPr>
             <w:r>
+              <w:rPr>
+                <w:rFonts w:ascii="Aptos" w:hAnsi="Aptos" w:eastAsia="ＭＳ 明朝" w:cs="Aptos" w:eastAsiaTheme="minorEastAsia" w:csTheme="minorBidi"/>
+                <w:sz w:val="21"/>
+                <w:szCs w:val="22"/>
+              </w:rPr>
               <w:t>Team</w:t>
             </w:r>
           </w:p>
         </w:tc>
         <w:tc>
           <w:tcPr>
-            <w:tcW w:type="dxa" w:w="3408"/>
+            <w:tcW w:w="3408" w:type="dxa"/>
+            <w:tcBorders>
+              <w:top w:val="single" w:sz="4" w:space="0" w:color="auto"/>
+              <w:left w:val="single" w:sz="4" w:space="0" w:color="auto"/>
+              <w:bottom w:val="single" w:sz="4" w:space="0" w:color="auto"/>
+              <w:right w:val="single" w:sz="4" w:space="0" w:color="auto"/>
+            </w:tcBorders>
+            <w:tcMar>
+              <w:top w:w="0" w:type="dxa"/>
+              <w:left w:w="108" w:type="dxa"/>
+              <w:bottom w:w="0" w:type="dxa"/>
+              <w:right w:w="108" w:type="dxa"/>
+            </w:tcMar>
           </w:tcPr>
           <w:p>
+            <w:pPr>
+              <w:spacing w:after="200" w:line="276" w:lineRule="auto"/>
+            </w:pPr>
             <w:r>
+              <w:rPr>
+                <w:rFonts w:ascii="Aptos" w:hAnsi="Aptos" w:eastAsia="ＭＳ 明朝" w:cs="Aptos" w:eastAsiaTheme="minorEastAsia" w:csTheme="minorBidi"/>
+                <w:sz w:val="21"/>
+                <w:szCs w:val="22"/>
+              </w:rPr>
               <w:t>name, owner, members</w:t>
             </w:r>
           </w:p>
         </w:tc>
         <w:tc>
           <w:tcPr>
-            <w:tcW w:type="dxa" w:w="3408"/>
+            <w:tcW w:w="3408" w:type="dxa"/>
+            <w:tcBorders>
+              <w:top w:val="single" w:sz="4" w:space="0" w:color="auto"/>
+              <w:left w:val="single" w:sz="4" w:space="0" w:color="auto"/>
+              <w:bottom w:val="single" w:sz="4" w:space="0" w:color="auto"/>
+              <w:right w:val="single" w:sz="4" w:space="0" w:color="auto"/>
+            </w:tcBorders>
+            <w:tcMar>
+              <w:top w:w="0" w:type="dxa"/>
+              <w:left w:w="108" w:type="dxa"/>
+              <w:bottom w:w="0" w:type="dxa"/>
+              <w:right w:w="108" w:type="dxa"/>
+            </w:tcMar>
           </w:tcPr>
           <w:p>
+            <w:pPr>
+              <w:spacing w:after="200" w:line="276" w:lineRule="auto"/>
+            </w:pPr>
             <w:r>
+              <w:rPr>
+                <w:rFonts w:ascii="Aptos" w:hAnsi="Aptos" w:eastAsia="ＭＳ 明朝" w:cs="Aptos" w:eastAsiaTheme="minorEastAsia" w:csTheme="minorBidi"/>
+                <w:sz w:val="21"/>
+                <w:szCs w:val="22"/>
+              </w:rPr>
               <w:t>A group of users working together.</w:t>
             </w:r>
           </w:p>
@@ -372,30 +1057,90 @@
       <w:tr>
         <w:tc>
           <w:tcPr>
-            <w:tcW w:type="dxa" w:w="3408"/>
+            <w:tcW w:w="3408" w:type="dxa"/>
+            <w:tcBorders>
+              <w:top w:val="single" w:sz="4" w:space="0" w:color="auto"/>
+              <w:left w:val="single" w:sz="4" w:space="0" w:color="auto"/>
+              <w:bottom w:val="single" w:sz="4" w:space="0" w:color="auto"/>
+              <w:right w:val="single" w:sz="4" w:space="0" w:color="auto"/>
+            </w:tcBorders>
+            <w:tcMar>
+              <w:top w:w="0" w:type="dxa"/>
+              <w:left w:w="108" w:type="dxa"/>
+              <w:bottom w:w="0" w:type="dxa"/>
+              <w:right w:w="108" w:type="dxa"/>
+            </w:tcMar>
           </w:tcPr>
           <w:p>
+            <w:pPr>
+              <w:spacing w:after="200" w:line="276" w:lineRule="auto"/>
+            </w:pPr>
             <w:r>
+              <w:rPr>
+                <w:rFonts w:ascii="Aptos" w:hAnsi="Aptos" w:eastAsia="ＭＳ 明朝" w:cs="Aptos" w:eastAsiaTheme="minorEastAsia" w:csTheme="minorBidi"/>
+                <w:sz w:val="21"/>
+                <w:szCs w:val="22"/>
+              </w:rPr>
               <w:t>Project</w:t>
             </w:r>
           </w:p>
         </w:tc>
         <w:tc>
           <w:tcPr>
-            <w:tcW w:type="dxa" w:w="3408"/>
+            <w:tcW w:w="3408" w:type="dxa"/>
+            <w:tcBorders>
+              <w:top w:val="single" w:sz="4" w:space="0" w:color="auto"/>
+              <w:left w:val="single" w:sz="4" w:space="0" w:color="auto"/>
+              <w:bottom w:val="single" w:sz="4" w:space="0" w:color="auto"/>
+              <w:right w:val="single" w:sz="4" w:space="0" w:color="auto"/>
+            </w:tcBorders>
+            <w:tcMar>
+              <w:top w:w="0" w:type="dxa"/>
+              <w:left w:w="108" w:type="dxa"/>
+              <w:bottom w:w="0" w:type="dxa"/>
+              <w:right w:w="108" w:type="dxa"/>
+            </w:tcMar>
           </w:tcPr>
           <w:p>
+            <w:pPr>
+              <w:spacing w:after="200" w:line="276" w:lineRule="auto"/>
+            </w:pPr>
             <w:r>
+              <w:rPr>
+                <w:rFonts w:ascii="Aptos" w:hAnsi="Aptos" w:eastAsia="ＭＳ 明朝" w:cs="Aptos" w:eastAsiaTheme="minorEastAsia" w:csTheme="minorBidi"/>
+                <w:sz w:val="21"/>
+                <w:szCs w:val="22"/>
+              </w:rPr>
               <w:t>name, description, team, createdBy</w:t>
             </w:r>
           </w:p>
         </w:tc>
         <w:tc>
           <w:tcPr>
-            <w:tcW w:type="dxa" w:w="3408"/>
+            <w:tcW w:w="3408" w:type="dxa"/>
+            <w:tcBorders>
+              <w:top w:val="single" w:sz="4" w:space="0" w:color="auto"/>
+              <w:left w:val="single" w:sz="4" w:space="0" w:color="auto"/>
+              <w:bottom w:val="single" w:sz="4" w:space="0" w:color="auto"/>
+              <w:right w:val="single" w:sz="4" w:space="0" w:color="auto"/>
+            </w:tcBorders>
+            <w:tcMar>
+              <w:top w:w="0" w:type="dxa"/>
+              <w:left w:w="108" w:type="dxa"/>
+              <w:bottom w:w="0" w:type="dxa"/>
+              <w:right w:w="108" w:type="dxa"/>
+            </w:tcMar>
           </w:tcPr>
           <w:p>
+            <w:pPr>
+              <w:spacing w:after="200" w:line="276" w:lineRule="auto"/>
+            </w:pPr>
             <w:r>
+              <w:rPr>
+                <w:rFonts w:ascii="Aptos" w:hAnsi="Aptos" w:eastAsia="ＭＳ 明朝" w:cs="Aptos" w:eastAsiaTheme="minorEastAsia" w:csTheme="minorBidi"/>
+                <w:sz w:val="21"/>
+                <w:szCs w:val="22"/>
+              </w:rPr>
               <w:t>A project belonging to a team.</w:t>
             </w:r>
           </w:p>
@@ -404,30 +1149,90 @@
       <w:tr>
         <w:tc>
           <w:tcPr>
-            <w:tcW w:type="dxa" w:w="3408"/>
+            <w:tcW w:w="3408" w:type="dxa"/>
+            <w:tcBorders>
+              <w:top w:val="single" w:sz="4" w:space="0" w:color="auto"/>
+              <w:left w:val="single" w:sz="4" w:space="0" w:color="auto"/>
+              <w:bottom w:val="single" w:sz="4" w:space="0" w:color="auto"/>
+              <w:right w:val="single" w:sz="4" w:space="0" w:color="auto"/>
+            </w:tcBorders>
+            <w:tcMar>
+              <w:top w:w="0" w:type="dxa"/>
+              <w:left w:w="108" w:type="dxa"/>
+              <w:bottom w:w="0" w:type="dxa"/>
+              <w:right w:w="108" w:type="dxa"/>
+            </w:tcMar>
           </w:tcPr>
           <w:p>
+            <w:pPr>
+              <w:spacing w:after="200" w:line="276" w:lineRule="auto"/>
+            </w:pPr>
             <w:r>
+              <w:rPr>
+                <w:rFonts w:ascii="Aptos" w:hAnsi="Aptos" w:eastAsia="ＭＳ 明朝" w:cs="Aptos" w:eastAsiaTheme="minorEastAsia" w:csTheme="minorBidi"/>
+                <w:sz w:val="21"/>
+                <w:szCs w:val="22"/>
+              </w:rPr>
               <w:t>Task</w:t>
             </w:r>
           </w:p>
         </w:tc>
         <w:tc>
           <w:tcPr>
-            <w:tcW w:type="dxa" w:w="3408"/>
+            <w:tcW w:w="3408" w:type="dxa"/>
+            <w:tcBorders>
+              <w:top w:val="single" w:sz="4" w:space="0" w:color="auto"/>
+              <w:left w:val="single" w:sz="4" w:space="0" w:color="auto"/>
+              <w:bottom w:val="single" w:sz="4" w:space="0" w:color="auto"/>
+              <w:right w:val="single" w:sz="4" w:space="0" w:color="auto"/>
+            </w:tcBorders>
+            <w:tcMar>
+              <w:top w:w="0" w:type="dxa"/>
+              <w:left w:w="108" w:type="dxa"/>
+              <w:bottom w:w="0" w:type="dxa"/>
+              <w:right w:w="108" w:type="dxa"/>
+            </w:tcMar>
           </w:tcPr>
           <w:p>
+            <w:pPr>
+              <w:spacing w:after="200" w:line="276" w:lineRule="auto"/>
+            </w:pPr>
             <w:r>
+              <w:rPr>
+                <w:rFonts w:ascii="Aptos" w:hAnsi="Aptos" w:eastAsia="ＭＳ 明朝" w:cs="Aptos" w:eastAsiaTheme="minorEastAsia" w:csTheme="minorBidi"/>
+                <w:sz w:val="21"/>
+                <w:szCs w:val="22"/>
+              </w:rPr>
               <w:t>title, description, project, createdBy, assignedTo, status, priority, dueDate</w:t>
             </w:r>
           </w:p>
         </w:tc>
         <w:tc>
           <w:tcPr>
-            <w:tcW w:type="dxa" w:w="3408"/>
+            <w:tcW w:w="3408" w:type="dxa"/>
+            <w:tcBorders>
+              <w:top w:val="single" w:sz="4" w:space="0" w:color="auto"/>
+              <w:left w:val="single" w:sz="4" w:space="0" w:color="auto"/>
+              <w:bottom w:val="single" w:sz="4" w:space="0" w:color="auto"/>
+              <w:right w:val="single" w:sz="4" w:space="0" w:color="auto"/>
+            </w:tcBorders>
+            <w:tcMar>
+              <w:top w:w="0" w:type="dxa"/>
+              <w:left w:w="108" w:type="dxa"/>
+              <w:bottom w:w="0" w:type="dxa"/>
+              <w:right w:w="108" w:type="dxa"/>
+            </w:tcMar>
           </w:tcPr>
           <w:p>
+            <w:pPr>
+              <w:spacing w:after="200" w:line="276" w:lineRule="auto"/>
+            </w:pPr>
             <w:r>
+              <w:rPr>
+                <w:rFonts w:ascii="Aptos" w:hAnsi="Aptos" w:eastAsia="ＭＳ 明朝" w:cs="Aptos" w:eastAsiaTheme="minorEastAsia" w:csTheme="minorBidi"/>
+                <w:sz w:val="21"/>
+                <w:szCs w:val="22"/>
+              </w:rPr>
               <w:t>A piece of work inside a project.</w:t>
             </w:r>
           </w:p>
@@ -436,30 +1241,90 @@
       <w:tr>
         <w:tc>
           <w:tcPr>
-            <w:tcW w:type="dxa" w:w="3408"/>
+            <w:tcW w:w="3408" w:type="dxa"/>
+            <w:tcBorders>
+              <w:top w:val="single" w:sz="4" w:space="0" w:color="auto"/>
+              <w:left w:val="single" w:sz="4" w:space="0" w:color="auto"/>
+              <w:bottom w:val="single" w:sz="4" w:space="0" w:color="auto"/>
+              <w:right w:val="single" w:sz="4" w:space="0" w:color="auto"/>
+            </w:tcBorders>
+            <w:tcMar>
+              <w:top w:w="0" w:type="dxa"/>
+              <w:left w:w="108" w:type="dxa"/>
+              <w:bottom w:w="0" w:type="dxa"/>
+              <w:right w:w="108" w:type="dxa"/>
+            </w:tcMar>
           </w:tcPr>
           <w:p>
+            <w:pPr>
+              <w:spacing w:after="200" w:line="276" w:lineRule="auto"/>
+            </w:pPr>
             <w:r>
+              <w:rPr>
+                <w:rFonts w:ascii="Aptos" w:hAnsi="Aptos" w:eastAsia="ＭＳ 明朝" w:cs="Aptos" w:eastAsiaTheme="minorEastAsia" w:csTheme="minorBidi"/>
+                <w:sz w:val="21"/>
+                <w:szCs w:val="22"/>
+              </w:rPr>
               <w:t>Comment</w:t>
             </w:r>
           </w:p>
         </w:tc>
         <w:tc>
           <w:tcPr>
-            <w:tcW w:type="dxa" w:w="3408"/>
+            <w:tcW w:w="3408" w:type="dxa"/>
+            <w:tcBorders>
+              <w:top w:val="single" w:sz="4" w:space="0" w:color="auto"/>
+              <w:left w:val="single" w:sz="4" w:space="0" w:color="auto"/>
+              <w:bottom w:val="single" w:sz="4" w:space="0" w:color="auto"/>
+              <w:right w:val="single" w:sz="4" w:space="0" w:color="auto"/>
+            </w:tcBorders>
+            <w:tcMar>
+              <w:top w:w="0" w:type="dxa"/>
+              <w:left w:w="108" w:type="dxa"/>
+              <w:bottom w:w="0" w:type="dxa"/>
+              <w:right w:w="108" w:type="dxa"/>
+            </w:tcMar>
           </w:tcPr>
           <w:p>
+            <w:pPr>
+              <w:spacing w:after="200" w:line="276" w:lineRule="auto"/>
+            </w:pPr>
             <w:r>
+              <w:rPr>
+                <w:rFonts w:ascii="Aptos" w:hAnsi="Aptos" w:eastAsia="ＭＳ 明朝" w:cs="Aptos" w:eastAsiaTheme="minorEastAsia" w:csTheme="minorBidi"/>
+                <w:sz w:val="21"/>
+                <w:szCs w:val="22"/>
+              </w:rPr>
               <w:t>content, task, user, createdAt</w:t>
             </w:r>
           </w:p>
         </w:tc>
         <w:tc>
           <w:tcPr>
-            <w:tcW w:type="dxa" w:w="3408"/>
+            <w:tcW w:w="3408" w:type="dxa"/>
+            <w:tcBorders>
+              <w:top w:val="single" w:sz="4" w:space="0" w:color="auto"/>
+              <w:left w:val="single" w:sz="4" w:space="0" w:color="auto"/>
+              <w:bottom w:val="single" w:sz="4" w:space="0" w:color="auto"/>
+              <w:right w:val="single" w:sz="4" w:space="0" w:color="auto"/>
+            </w:tcBorders>
+            <w:tcMar>
+              <w:top w:w="0" w:type="dxa"/>
+              <w:left w:w="108" w:type="dxa"/>
+              <w:bottom w:w="0" w:type="dxa"/>
+              <w:right w:w="108" w:type="dxa"/>
+            </w:tcMar>
           </w:tcPr>
           <w:p>
+            <w:pPr>
+              <w:spacing w:after="200" w:line="276" w:lineRule="auto"/>
+            </w:pPr>
             <w:r>
+              <w:rPr>
+                <w:rFonts w:ascii="Aptos" w:hAnsi="Aptos" w:eastAsia="ＭＳ 明朝" w:cs="Aptos" w:eastAsiaTheme="minorEastAsia" w:csTheme="minorBidi"/>
+                <w:sz w:val="21"/>
+                <w:szCs w:val="22"/>
+              </w:rPr>
               <w:t>A comment made on a task.</w:t>
             </w:r>
           </w:p>
@@ -467,39 +1332,71 @@
       </w:tr>
     </w:tbl>
     <w:p>
+      <w:pPr>
+        <w:spacing w:after="200" w:line="276" w:lineRule="auto"/>
+      </w:pPr>
       <w:r>
+        <w:rPr>
+          <w:rFonts w:ascii="Aptos" w:hAnsi="Aptos" w:eastAsia="ＭＳ 明朝" w:cs="Aptos" w:eastAsiaTheme="minorEastAsia" w:csTheme="minorBidi"/>
+          <w:sz w:val="21"/>
+          <w:szCs w:val="22"/>
+        </w:rPr>
         <w:t>Simple relationships:</w:t>
       </w:r>
     </w:p>
     <w:p>
       <w:pPr>
         <w:pStyle w:val="ListBullet"/>
+        <w:ind w:left="360" w:hanging="360"/>
       </w:pPr>
       <w:r>
+        <w:rPr>
+          <w:rFonts w:ascii="Aptos" w:hAnsi="Aptos" w:eastAsia="ＭＳ 明朝" w:cs="Aptos" w:eastAsiaTheme="minorEastAsia" w:csTheme="minorBidi"/>
+          <w:sz w:val="21"/>
+          <w:szCs w:val="22"/>
+        </w:rPr>
         <w:t>Team → has many members and projects.</w:t>
       </w:r>
     </w:p>
     <w:p>
       <w:pPr>
         <w:pStyle w:val="ListBullet"/>
+        <w:ind w:left="360" w:hanging="360"/>
       </w:pPr>
       <w:r>
+        <w:rPr>
+          <w:rFonts w:ascii="Aptos" w:hAnsi="Aptos" w:eastAsia="ＭＳ 明朝" w:cs="Aptos" w:eastAsiaTheme="minorEastAsia" w:csTheme="minorBidi"/>
+          <w:sz w:val="21"/>
+          <w:szCs w:val="22"/>
+        </w:rPr>
         <w:t>Project → belongs to one Team and has many Tasks.</w:t>
       </w:r>
     </w:p>
     <w:p>
       <w:pPr>
         <w:pStyle w:val="ListBullet"/>
+        <w:ind w:left="360" w:hanging="360"/>
       </w:pPr>
       <w:r>
+        <w:rPr>
+          <w:rFonts w:ascii="Aptos" w:hAnsi="Aptos" w:eastAsia="ＭＳ 明朝" w:cs="Aptos" w:eastAsiaTheme="minorEastAsia" w:csTheme="minorBidi"/>
+          <w:sz w:val="21"/>
+          <w:szCs w:val="22"/>
+        </w:rPr>
         <w:t>Task → belongs to one Project and can be assigned to one User.</w:t>
       </w:r>
     </w:p>
     <w:p>
       <w:pPr>
         <w:pStyle w:val="ListBullet"/>
+        <w:ind w:left="360" w:hanging="360"/>
       </w:pPr>
       <w:r>
+        <w:rPr>
+          <w:rFonts w:ascii="Aptos" w:hAnsi="Aptos" w:eastAsia="ＭＳ 明朝" w:cs="Aptos" w:eastAsiaTheme="minorEastAsia" w:csTheme="minorBidi"/>
+          <w:sz w:val="21"/>
+          <w:szCs w:val="22"/>
+        </w:rPr>
         <w:t>Comment → belongs to one Task and is written by one User.</w:t>
       </w:r>
     </w:p>
@@ -508,20 +1405,50 @@
         <w:pStyle w:val="Heading1"/>
       </w:pPr>
       <w:r>
+        <w:rPr>
+          <w:rFonts w:ascii="Calibri" w:hAnsi="Calibri" w:eastAsia="ＭＳ ゴシック" w:cs="Calibri" w:asciiTheme="majorHAnsi" w:hAnsiTheme="majorHAnsi" w:eastAsiaTheme="majorEastAsia" w:csTheme="majorBidi"/>
+          <w:b/>
+          <w:bCs/>
+          <w:color w:val="365F91" w:themeColor="accent1" w:themeShade="BF"/>
+          <w:sz w:val="34"/>
+          <w:szCs w:val="28"/>
+        </w:rPr>
         <w:t>6. API Endpoints</w:t>
       </w:r>
     </w:p>
     <w:p>
+      <w:pPr>
+        <w:spacing w:after="200" w:line="276" w:lineRule="auto"/>
+      </w:pPr>
       <w:r>
+        <w:rPr>
+          <w:rFonts w:ascii="Aptos" w:hAnsi="Aptos" w:eastAsia="ＭＳ 明朝" w:cs="Aptos" w:eastAsiaTheme="minorEastAsia" w:csTheme="minorBidi"/>
+          <w:sz w:val="21"/>
+          <w:szCs w:val="22"/>
+        </w:rPr>
         <w:t>You do not need to memorize these. Use this as your checklist.</w:t>
       </w:r>
     </w:p>
     <w:tbl>
       <w:tblPr>
         <w:tblStyle w:val="TableGrid"/>
-        <w:tblW w:type="auto" w:w="0"/>
+        <w:tblW w:w="0" w:type="auto"/>
         <w:jc w:val="center"/>
-        <w:tblLook w:firstColumn="1" w:firstRow="1" w:lastColumn="0" w:lastRow="0" w:noHBand="0" w:noVBand="1" w:val="04A0"/>
+        <w:tblBorders>
+          <w:top w:val="single" w:sz="4" w:space="0" w:color="auto"/>
+          <w:left w:val="single" w:sz="4" w:space="0" w:color="auto"/>
+          <w:bottom w:val="single" w:sz="4" w:space="0" w:color="auto"/>
+          <w:right w:val="single" w:sz="4" w:space="0" w:color="auto"/>
+          <w:insideH w:val="single" w:sz="4" w:space="0" w:color="auto"/>
+          <w:insideV w:val="single" w:sz="4" w:space="0" w:color="auto"/>
+        </w:tblBorders>
+        <w:tblCellMar>
+          <w:top w:w="0" w:type="dxa"/>
+          <w:left w:w="108" w:type="dxa"/>
+          <w:bottom w:w="0" w:type="dxa"/>
+          <w:right w:w="108" w:type="dxa"/>
+        </w:tblCellMar>
+        <w:tblLook w:firstRow="1" w:firstColumn="1" w:noVBand="1"/>
       </w:tblPr>
       <w:tblGrid>
         <w:gridCol w:w="2045"/>
@@ -533,50 +1460,150 @@
       <w:tr>
         <w:tc>
           <w:tcPr>
-            <w:tcW w:type="dxa" w:w="2045"/>
+            <w:tcW w:w="2045" w:type="dxa"/>
+            <w:tcBorders>
+              <w:top w:val="single" w:sz="4" w:space="0" w:color="auto"/>
+              <w:left w:val="single" w:sz="4" w:space="0" w:color="auto"/>
+              <w:bottom w:val="single" w:sz="4" w:space="0" w:color="auto"/>
+              <w:right w:val="single" w:sz="4" w:space="0" w:color="auto"/>
+            </w:tcBorders>
+            <w:tcMar>
+              <w:top w:w="0" w:type="dxa"/>
+              <w:left w:w="108" w:type="dxa"/>
+              <w:bottom w:w="0" w:type="dxa"/>
+              <w:right w:w="108" w:type="dxa"/>
+            </w:tcMar>
           </w:tcPr>
           <w:p>
+            <w:pPr>
+              <w:spacing w:after="200" w:line="276" w:lineRule="auto"/>
+            </w:pPr>
             <w:r>
+              <w:rPr>
+                <w:rFonts w:ascii="Aptos" w:hAnsi="Aptos" w:eastAsia="ＭＳ 明朝" w:cs="Aptos" w:eastAsiaTheme="minorEastAsia" w:csTheme="minorBidi"/>
+                <w:sz w:val="21"/>
+                <w:szCs w:val="22"/>
+              </w:rPr>
               <w:t>Area</w:t>
             </w:r>
           </w:p>
         </w:tc>
         <w:tc>
           <w:tcPr>
-            <w:tcW w:type="dxa" w:w="2045"/>
+            <w:tcW w:w="2045" w:type="dxa"/>
+            <w:tcBorders>
+              <w:top w:val="single" w:sz="4" w:space="0" w:color="auto"/>
+              <w:left w:val="single" w:sz="4" w:space="0" w:color="auto"/>
+              <w:bottom w:val="single" w:sz="4" w:space="0" w:color="auto"/>
+              <w:right w:val="single" w:sz="4" w:space="0" w:color="auto"/>
+            </w:tcBorders>
+            <w:tcMar>
+              <w:top w:w="0" w:type="dxa"/>
+              <w:left w:w="108" w:type="dxa"/>
+              <w:bottom w:w="0" w:type="dxa"/>
+              <w:right w:w="108" w:type="dxa"/>
+            </w:tcMar>
           </w:tcPr>
           <w:p>
+            <w:pPr>
+              <w:spacing w:after="200" w:line="276" w:lineRule="auto"/>
+            </w:pPr>
             <w:r>
+              <w:rPr>
+                <w:rFonts w:ascii="Aptos" w:hAnsi="Aptos" w:eastAsia="ＭＳ 明朝" w:cs="Aptos" w:eastAsiaTheme="minorEastAsia" w:csTheme="minorBidi"/>
+                <w:sz w:val="21"/>
+                <w:szCs w:val="22"/>
+              </w:rPr>
               <w:t>Method</w:t>
             </w:r>
           </w:p>
         </w:tc>
         <w:tc>
           <w:tcPr>
-            <w:tcW w:type="dxa" w:w="2045"/>
+            <w:tcW w:w="2045" w:type="dxa"/>
+            <w:tcBorders>
+              <w:top w:val="single" w:sz="4" w:space="0" w:color="auto"/>
+              <w:left w:val="single" w:sz="4" w:space="0" w:color="auto"/>
+              <w:bottom w:val="single" w:sz="4" w:space="0" w:color="auto"/>
+              <w:right w:val="single" w:sz="4" w:space="0" w:color="auto"/>
+            </w:tcBorders>
+            <w:tcMar>
+              <w:top w:w="0" w:type="dxa"/>
+              <w:left w:w="108" w:type="dxa"/>
+              <w:bottom w:w="0" w:type="dxa"/>
+              <w:right w:w="108" w:type="dxa"/>
+            </w:tcMar>
           </w:tcPr>
           <w:p>
+            <w:pPr>
+              <w:spacing w:after="200" w:line="276" w:lineRule="auto"/>
+            </w:pPr>
             <w:r>
+              <w:rPr>
+                <w:rFonts w:ascii="Aptos" w:hAnsi="Aptos" w:eastAsia="ＭＳ 明朝" w:cs="Aptos" w:eastAsiaTheme="minorEastAsia" w:csTheme="minorBidi"/>
+                <w:sz w:val="21"/>
+                <w:szCs w:val="22"/>
+              </w:rPr>
               <w:t>Endpoint</w:t>
             </w:r>
           </w:p>
         </w:tc>
         <w:tc>
           <w:tcPr>
-            <w:tcW w:type="dxa" w:w="2045"/>
+            <w:tcW w:w="2045" w:type="dxa"/>
+            <w:tcBorders>
+              <w:top w:val="single" w:sz="4" w:space="0" w:color="auto"/>
+              <w:left w:val="single" w:sz="4" w:space="0" w:color="auto"/>
+              <w:bottom w:val="single" w:sz="4" w:space="0" w:color="auto"/>
+              <w:right w:val="single" w:sz="4" w:space="0" w:color="auto"/>
+            </w:tcBorders>
+            <w:tcMar>
+              <w:top w:w="0" w:type="dxa"/>
+              <w:left w:w="108" w:type="dxa"/>
+              <w:bottom w:w="0" w:type="dxa"/>
+              <w:right w:w="108" w:type="dxa"/>
+            </w:tcMar>
           </w:tcPr>
           <w:p>
+            <w:pPr>
+              <w:spacing w:after="200" w:line="276" w:lineRule="auto"/>
+            </w:pPr>
             <w:r>
+              <w:rPr>
+                <w:rFonts w:ascii="Aptos" w:hAnsi="Aptos" w:eastAsia="ＭＳ 明朝" w:cs="Aptos" w:eastAsiaTheme="minorEastAsia" w:csTheme="minorBidi"/>
+                <w:sz w:val="21"/>
+                <w:szCs w:val="22"/>
+              </w:rPr>
               <w:t>What it does</w:t>
             </w:r>
           </w:p>
         </w:tc>
         <w:tc>
           <w:tcPr>
-            <w:tcW w:type="dxa" w:w="2045"/>
+            <w:tcW w:w="2045" w:type="dxa"/>
+            <w:tcBorders>
+              <w:top w:val="single" w:sz="4" w:space="0" w:color="auto"/>
+              <w:left w:val="single" w:sz="4" w:space="0" w:color="auto"/>
+              <w:bottom w:val="single" w:sz="4" w:space="0" w:color="auto"/>
+              <w:right w:val="single" w:sz="4" w:space="0" w:color="auto"/>
+            </w:tcBorders>
+            <w:tcMar>
+              <w:top w:w="0" w:type="dxa"/>
+              <w:left w:w="108" w:type="dxa"/>
+              <w:bottom w:w="0" w:type="dxa"/>
+              <w:right w:w="108" w:type="dxa"/>
+            </w:tcMar>
           </w:tcPr>
           <w:p>
+            <w:pPr>
+              <w:spacing w:after="200" w:line="276" w:lineRule="auto"/>
+            </w:pPr>
             <w:r>
+              <w:rPr>
+                <w:rFonts w:ascii="Aptos" w:hAnsi="Aptos" w:eastAsia="ＭＳ 明朝" w:cs="Aptos" w:eastAsiaTheme="minorEastAsia" w:csTheme="minorBidi"/>
+                <w:sz w:val="21"/>
+                <w:szCs w:val="22"/>
+              </w:rPr>
               <w:t>Access</w:t>
             </w:r>
           </w:p>
@@ -585,55 +1612,155 @@
       <w:tr>
         <w:tc>
           <w:tcPr>
-            <w:tcW w:type="dxa" w:w="2045"/>
+            <w:tcW w:w="2045" w:type="dxa"/>
+            <w:tcBorders>
+              <w:top w:val="single" w:sz="4" w:space="0" w:color="auto"/>
+              <w:left w:val="single" w:sz="4" w:space="0" w:color="auto"/>
+              <w:bottom w:val="single" w:sz="4" w:space="0" w:color="auto"/>
+              <w:right w:val="single" w:sz="4" w:space="0" w:color="auto"/>
+            </w:tcBorders>
+            <w:tcMar>
+              <w:top w:w="0" w:type="dxa"/>
+              <w:left w:w="108" w:type="dxa"/>
+              <w:bottom w:w="0" w:type="dxa"/>
+              <w:right w:w="108" w:type="dxa"/>
+            </w:tcMar>
             <w:vAlign w:val="center"/>
           </w:tcPr>
           <w:p>
+            <w:pPr>
+              <w:spacing w:after="200" w:line="276" w:lineRule="auto"/>
+            </w:pPr>
             <w:r>
+              <w:rPr>
+                <w:rFonts w:ascii="Aptos" w:hAnsi="Aptos" w:eastAsia="ＭＳ 明朝" w:cs="Aptos" w:eastAsiaTheme="minorEastAsia" w:csTheme="minorBidi"/>
+                <w:sz w:val="21"/>
+                <w:szCs w:val="22"/>
+              </w:rPr>
               <w:t>Auth</w:t>
             </w:r>
           </w:p>
         </w:tc>
         <w:tc>
           <w:tcPr>
-            <w:tcW w:type="dxa" w:w="2045"/>
+            <w:tcW w:w="2045" w:type="dxa"/>
+            <w:tcBorders>
+              <w:top w:val="single" w:sz="4" w:space="0" w:color="auto"/>
+              <w:left w:val="single" w:sz="4" w:space="0" w:color="auto"/>
+              <w:bottom w:val="single" w:sz="4" w:space="0" w:color="auto"/>
+              <w:right w:val="single" w:sz="4" w:space="0" w:color="auto"/>
+            </w:tcBorders>
+            <w:tcMar>
+              <w:top w:w="0" w:type="dxa"/>
+              <w:left w:w="108" w:type="dxa"/>
+              <w:bottom w:w="0" w:type="dxa"/>
+              <w:right w:w="108" w:type="dxa"/>
+            </w:tcMar>
             <w:vAlign w:val="center"/>
           </w:tcPr>
           <w:p>
+            <w:pPr>
+              <w:spacing w:after="200" w:line="276" w:lineRule="auto"/>
+            </w:pPr>
             <w:r>
+              <w:rPr>
+                <w:rFonts w:ascii="Aptos" w:hAnsi="Aptos" w:eastAsia="ＭＳ 明朝" w:cs="Aptos" w:eastAsiaTheme="minorEastAsia" w:csTheme="minorBidi"/>
+                <w:sz w:val="21"/>
+                <w:szCs w:val="22"/>
+              </w:rPr>
               <w:t>POST</w:t>
             </w:r>
           </w:p>
         </w:tc>
         <w:tc>
           <w:tcPr>
-            <w:tcW w:type="dxa" w:w="2045"/>
+            <w:tcW w:w="2045" w:type="dxa"/>
+            <w:tcBorders>
+              <w:top w:val="single" w:sz="4" w:space="0" w:color="auto"/>
+              <w:left w:val="single" w:sz="4" w:space="0" w:color="auto"/>
+              <w:bottom w:val="single" w:sz="4" w:space="0" w:color="auto"/>
+              <w:right w:val="single" w:sz="4" w:space="0" w:color="auto"/>
+            </w:tcBorders>
+            <w:tcMar>
+              <w:top w:w="0" w:type="dxa"/>
+              <w:left w:w="108" w:type="dxa"/>
+              <w:bottom w:w="0" w:type="dxa"/>
+              <w:right w:w="108" w:type="dxa"/>
+            </w:tcMar>
             <w:vAlign w:val="center"/>
           </w:tcPr>
           <w:p>
+            <w:pPr>
+              <w:spacing w:after="200" w:line="276" w:lineRule="auto"/>
+            </w:pPr>
             <w:r>
+              <w:rPr>
+                <w:rFonts w:ascii="Aptos" w:hAnsi="Aptos" w:eastAsia="ＭＳ 明朝" w:cs="Aptos" w:eastAsiaTheme="minorEastAsia" w:csTheme="minorBidi"/>
+                <w:sz w:val="21"/>
+                <w:szCs w:val="22"/>
+              </w:rPr>
               <w:t>/api/auth/register</w:t>
             </w:r>
           </w:p>
         </w:tc>
         <w:tc>
           <w:tcPr>
-            <w:tcW w:type="dxa" w:w="2045"/>
+            <w:tcW w:w="2045" w:type="dxa"/>
+            <w:tcBorders>
+              <w:top w:val="single" w:sz="4" w:space="0" w:color="auto"/>
+              <w:left w:val="single" w:sz="4" w:space="0" w:color="auto"/>
+              <w:bottom w:val="single" w:sz="4" w:space="0" w:color="auto"/>
+              <w:right w:val="single" w:sz="4" w:space="0" w:color="auto"/>
+            </w:tcBorders>
+            <w:tcMar>
+              <w:top w:w="0" w:type="dxa"/>
+              <w:left w:w="108" w:type="dxa"/>
+              <w:bottom w:w="0" w:type="dxa"/>
+              <w:right w:w="108" w:type="dxa"/>
+            </w:tcMar>
             <w:vAlign w:val="center"/>
           </w:tcPr>
           <w:p>
+            <w:pPr>
+              <w:spacing w:after="200" w:line="276" w:lineRule="auto"/>
+            </w:pPr>
             <w:r>
+              <w:rPr>
+                <w:rFonts w:ascii="Aptos" w:hAnsi="Aptos" w:eastAsia="ＭＳ 明朝" w:cs="Aptos" w:eastAsiaTheme="minorEastAsia" w:csTheme="minorBidi"/>
+                <w:sz w:val="21"/>
+                <w:szCs w:val="22"/>
+              </w:rPr>
               <w:t>Create account</w:t>
             </w:r>
           </w:p>
         </w:tc>
         <w:tc>
           <w:tcPr>
-            <w:tcW w:type="dxa" w:w="2045"/>
+            <w:tcW w:w="2045" w:type="dxa"/>
+            <w:tcBorders>
+              <w:top w:val="single" w:sz="4" w:space="0" w:color="auto"/>
+              <w:left w:val="single" w:sz="4" w:space="0" w:color="auto"/>
+              <w:bottom w:val="single" w:sz="4" w:space="0" w:color="auto"/>
+              <w:right w:val="single" w:sz="4" w:space="0" w:color="auto"/>
+            </w:tcBorders>
+            <w:tcMar>
+              <w:top w:w="0" w:type="dxa"/>
+              <w:left w:w="108" w:type="dxa"/>
+              <w:bottom w:w="0" w:type="dxa"/>
+              <w:right w:w="108" w:type="dxa"/>
+            </w:tcMar>
             <w:vAlign w:val="center"/>
           </w:tcPr>
           <w:p>
+            <w:pPr>
+              <w:spacing w:after="200" w:line="276" w:lineRule="auto"/>
+            </w:pPr>
             <w:r>
+              <w:rPr>
+                <w:rFonts w:ascii="Aptos" w:hAnsi="Aptos" w:eastAsia="ＭＳ 明朝" w:cs="Aptos" w:eastAsiaTheme="minorEastAsia" w:csTheme="minorBidi"/>
+                <w:sz w:val="21"/>
+                <w:szCs w:val="22"/>
+              </w:rPr>
               <w:t>Public</w:t>
             </w:r>
           </w:p>
@@ -642,55 +1769,155 @@
       <w:tr>
         <w:tc>
           <w:tcPr>
-            <w:tcW w:type="dxa" w:w="2045"/>
+            <w:tcW w:w="2045" w:type="dxa"/>
+            <w:tcBorders>
+              <w:top w:val="single" w:sz="4" w:space="0" w:color="auto"/>
+              <w:left w:val="single" w:sz="4" w:space="0" w:color="auto"/>
+              <w:bottom w:val="single" w:sz="4" w:space="0" w:color="auto"/>
+              <w:right w:val="single" w:sz="4" w:space="0" w:color="auto"/>
+            </w:tcBorders>
+            <w:tcMar>
+              <w:top w:w="0" w:type="dxa"/>
+              <w:left w:w="108" w:type="dxa"/>
+              <w:bottom w:w="0" w:type="dxa"/>
+              <w:right w:w="108" w:type="dxa"/>
+            </w:tcMar>
             <w:vAlign w:val="center"/>
           </w:tcPr>
           <w:p>
+            <w:pPr>
+              <w:spacing w:after="200" w:line="276" w:lineRule="auto"/>
+            </w:pPr>
             <w:r>
+              <w:rPr>
+                <w:rFonts w:ascii="Aptos" w:hAnsi="Aptos" w:eastAsia="ＭＳ 明朝" w:cs="Aptos" w:eastAsiaTheme="minorEastAsia" w:csTheme="minorBidi"/>
+                <w:sz w:val="21"/>
+                <w:szCs w:val="22"/>
+              </w:rPr>
               <w:t>Auth</w:t>
             </w:r>
           </w:p>
         </w:tc>
         <w:tc>
           <w:tcPr>
-            <w:tcW w:type="dxa" w:w="2045"/>
+            <w:tcW w:w="2045" w:type="dxa"/>
+            <w:tcBorders>
+              <w:top w:val="single" w:sz="4" w:space="0" w:color="auto"/>
+              <w:left w:val="single" w:sz="4" w:space="0" w:color="auto"/>
+              <w:bottom w:val="single" w:sz="4" w:space="0" w:color="auto"/>
+              <w:right w:val="single" w:sz="4" w:space="0" w:color="auto"/>
+            </w:tcBorders>
+            <w:tcMar>
+              <w:top w:w="0" w:type="dxa"/>
+              <w:left w:w="108" w:type="dxa"/>
+              <w:bottom w:w="0" w:type="dxa"/>
+              <w:right w:w="108" w:type="dxa"/>
+            </w:tcMar>
             <w:vAlign w:val="center"/>
           </w:tcPr>
           <w:p>
+            <w:pPr>
+              <w:spacing w:after="200" w:line="276" w:lineRule="auto"/>
+            </w:pPr>
             <w:r>
+              <w:rPr>
+                <w:rFonts w:ascii="Aptos" w:hAnsi="Aptos" w:eastAsia="ＭＳ 明朝" w:cs="Aptos" w:eastAsiaTheme="minorEastAsia" w:csTheme="minorBidi"/>
+                <w:sz w:val="21"/>
+                <w:szCs w:val="22"/>
+              </w:rPr>
               <w:t>POST</w:t>
             </w:r>
           </w:p>
         </w:tc>
         <w:tc>
           <w:tcPr>
-            <w:tcW w:type="dxa" w:w="2045"/>
+            <w:tcW w:w="2045" w:type="dxa"/>
+            <w:tcBorders>
+              <w:top w:val="single" w:sz="4" w:space="0" w:color="auto"/>
+              <w:left w:val="single" w:sz="4" w:space="0" w:color="auto"/>
+              <w:bottom w:val="single" w:sz="4" w:space="0" w:color="auto"/>
+              <w:right w:val="single" w:sz="4" w:space="0" w:color="auto"/>
+            </w:tcBorders>
+            <w:tcMar>
+              <w:top w:w="0" w:type="dxa"/>
+              <w:left w:w="108" w:type="dxa"/>
+              <w:bottom w:w="0" w:type="dxa"/>
+              <w:right w:w="108" w:type="dxa"/>
+            </w:tcMar>
             <w:vAlign w:val="center"/>
           </w:tcPr>
           <w:p>
+            <w:pPr>
+              <w:spacing w:after="200" w:line="276" w:lineRule="auto"/>
+            </w:pPr>
             <w:r>
+              <w:rPr>
+                <w:rFonts w:ascii="Aptos" w:hAnsi="Aptos" w:eastAsia="ＭＳ 明朝" w:cs="Aptos" w:eastAsiaTheme="minorEastAsia" w:csTheme="minorBidi"/>
+                <w:sz w:val="21"/>
+                <w:szCs w:val="22"/>
+              </w:rPr>
               <w:t>/api/auth/login</w:t>
             </w:r>
           </w:p>
         </w:tc>
         <w:tc>
           <w:tcPr>
-            <w:tcW w:type="dxa" w:w="2045"/>
+            <w:tcW w:w="2045" w:type="dxa"/>
+            <w:tcBorders>
+              <w:top w:val="single" w:sz="4" w:space="0" w:color="auto"/>
+              <w:left w:val="single" w:sz="4" w:space="0" w:color="auto"/>
+              <w:bottom w:val="single" w:sz="4" w:space="0" w:color="auto"/>
+              <w:right w:val="single" w:sz="4" w:space="0" w:color="auto"/>
+            </w:tcBorders>
+            <w:tcMar>
+              <w:top w:w="0" w:type="dxa"/>
+              <w:left w:w="108" w:type="dxa"/>
+              <w:bottom w:w="0" w:type="dxa"/>
+              <w:right w:w="108" w:type="dxa"/>
+            </w:tcMar>
             <w:vAlign w:val="center"/>
           </w:tcPr>
           <w:p>
+            <w:pPr>
+              <w:spacing w:after="200" w:line="276" w:lineRule="auto"/>
+            </w:pPr>
             <w:r>
+              <w:rPr>
+                <w:rFonts w:ascii="Aptos" w:hAnsi="Aptos" w:eastAsia="ＭＳ 明朝" w:cs="Aptos" w:eastAsiaTheme="minorEastAsia" w:csTheme="minorBidi"/>
+                <w:sz w:val="21"/>
+                <w:szCs w:val="22"/>
+              </w:rPr>
               <w:t>Login and receive JWT</w:t>
             </w:r>
           </w:p>
         </w:tc>
         <w:tc>
           <w:tcPr>
-            <w:tcW w:type="dxa" w:w="2045"/>
+            <w:tcW w:w="2045" w:type="dxa"/>
+            <w:tcBorders>
+              <w:top w:val="single" w:sz="4" w:space="0" w:color="auto"/>
+              <w:left w:val="single" w:sz="4" w:space="0" w:color="auto"/>
+              <w:bottom w:val="single" w:sz="4" w:space="0" w:color="auto"/>
+              <w:right w:val="single" w:sz="4" w:space="0" w:color="auto"/>
+            </w:tcBorders>
+            <w:tcMar>
+              <w:top w:w="0" w:type="dxa"/>
+              <w:left w:w="108" w:type="dxa"/>
+              <w:bottom w:w="0" w:type="dxa"/>
+              <w:right w:w="108" w:type="dxa"/>
+            </w:tcMar>
             <w:vAlign w:val="center"/>
           </w:tcPr>
           <w:p>
+            <w:pPr>
+              <w:spacing w:after="200" w:line="276" w:lineRule="auto"/>
+            </w:pPr>
             <w:r>
+              <w:rPr>
+                <w:rFonts w:ascii="Aptos" w:hAnsi="Aptos" w:eastAsia="ＭＳ 明朝" w:cs="Aptos" w:eastAsiaTheme="minorEastAsia" w:csTheme="minorBidi"/>
+                <w:sz w:val="21"/>
+                <w:szCs w:val="22"/>
+              </w:rPr>
               <w:t>Public</w:t>
             </w:r>
           </w:p>
@@ -699,55 +1926,155 @@
       <w:tr>
         <w:tc>
           <w:tcPr>
-            <w:tcW w:type="dxa" w:w="2045"/>
+            <w:tcW w:w="2045" w:type="dxa"/>
+            <w:tcBorders>
+              <w:top w:val="single" w:sz="4" w:space="0" w:color="auto"/>
+              <w:left w:val="single" w:sz="4" w:space="0" w:color="auto"/>
+              <w:bottom w:val="single" w:sz="4" w:space="0" w:color="auto"/>
+              <w:right w:val="single" w:sz="4" w:space="0" w:color="auto"/>
+            </w:tcBorders>
+            <w:tcMar>
+              <w:top w:w="0" w:type="dxa"/>
+              <w:left w:w="108" w:type="dxa"/>
+              <w:bottom w:w="0" w:type="dxa"/>
+              <w:right w:w="108" w:type="dxa"/>
+            </w:tcMar>
             <w:vAlign w:val="center"/>
           </w:tcPr>
           <w:p>
+            <w:pPr>
+              <w:spacing w:after="200" w:line="276" w:lineRule="auto"/>
+            </w:pPr>
             <w:r>
+              <w:rPr>
+                <w:rFonts w:ascii="Aptos" w:hAnsi="Aptos" w:eastAsia="ＭＳ 明朝" w:cs="Aptos" w:eastAsiaTheme="minorEastAsia" w:csTheme="minorBidi"/>
+                <w:sz w:val="21"/>
+                <w:szCs w:val="22"/>
+              </w:rPr>
               <w:t>Teams</w:t>
             </w:r>
           </w:p>
         </w:tc>
         <w:tc>
           <w:tcPr>
-            <w:tcW w:type="dxa" w:w="2045"/>
+            <w:tcW w:w="2045" w:type="dxa"/>
+            <w:tcBorders>
+              <w:top w:val="single" w:sz="4" w:space="0" w:color="auto"/>
+              <w:left w:val="single" w:sz="4" w:space="0" w:color="auto"/>
+              <w:bottom w:val="single" w:sz="4" w:space="0" w:color="auto"/>
+              <w:right w:val="single" w:sz="4" w:space="0" w:color="auto"/>
+            </w:tcBorders>
+            <w:tcMar>
+              <w:top w:w="0" w:type="dxa"/>
+              <w:left w:w="108" w:type="dxa"/>
+              <w:bottom w:w="0" w:type="dxa"/>
+              <w:right w:w="108" w:type="dxa"/>
+            </w:tcMar>
             <w:vAlign w:val="center"/>
           </w:tcPr>
           <w:p>
+            <w:pPr>
+              <w:spacing w:after="200" w:line="276" w:lineRule="auto"/>
+            </w:pPr>
             <w:r>
+              <w:rPr>
+                <w:rFonts w:ascii="Aptos" w:hAnsi="Aptos" w:eastAsia="ＭＳ 明朝" w:cs="Aptos" w:eastAsiaTheme="minorEastAsia" w:csTheme="minorBidi"/>
+                <w:sz w:val="21"/>
+                <w:szCs w:val="22"/>
+              </w:rPr>
               <w:t>POST</w:t>
             </w:r>
           </w:p>
         </w:tc>
         <w:tc>
           <w:tcPr>
-            <w:tcW w:type="dxa" w:w="2045"/>
+            <w:tcW w:w="2045" w:type="dxa"/>
+            <w:tcBorders>
+              <w:top w:val="single" w:sz="4" w:space="0" w:color="auto"/>
+              <w:left w:val="single" w:sz="4" w:space="0" w:color="auto"/>
+              <w:bottom w:val="single" w:sz="4" w:space="0" w:color="auto"/>
+              <w:right w:val="single" w:sz="4" w:space="0" w:color="auto"/>
+            </w:tcBorders>
+            <w:tcMar>
+              <w:top w:w="0" w:type="dxa"/>
+              <w:left w:w="108" w:type="dxa"/>
+              <w:bottom w:w="0" w:type="dxa"/>
+              <w:right w:w="108" w:type="dxa"/>
+            </w:tcMar>
             <w:vAlign w:val="center"/>
           </w:tcPr>
           <w:p>
+            <w:pPr>
+              <w:spacing w:after="200" w:line="276" w:lineRule="auto"/>
+            </w:pPr>
             <w:r>
+              <w:rPr>
+                <w:rFonts w:ascii="Aptos" w:hAnsi="Aptos" w:eastAsia="ＭＳ 明朝" w:cs="Aptos" w:eastAsiaTheme="minorEastAsia" w:csTheme="minorBidi"/>
+                <w:sz w:val="21"/>
+                <w:szCs w:val="22"/>
+              </w:rPr>
               <w:t>/api/teams</w:t>
             </w:r>
           </w:p>
         </w:tc>
         <w:tc>
           <w:tcPr>
-            <w:tcW w:type="dxa" w:w="2045"/>
+            <w:tcW w:w="2045" w:type="dxa"/>
+            <w:tcBorders>
+              <w:top w:val="single" w:sz="4" w:space="0" w:color="auto"/>
+              <w:left w:val="single" w:sz="4" w:space="0" w:color="auto"/>
+              <w:bottom w:val="single" w:sz="4" w:space="0" w:color="auto"/>
+              <w:right w:val="single" w:sz="4" w:space="0" w:color="auto"/>
+            </w:tcBorders>
+            <w:tcMar>
+              <w:top w:w="0" w:type="dxa"/>
+              <w:left w:w="108" w:type="dxa"/>
+              <w:bottom w:w="0" w:type="dxa"/>
+              <w:right w:w="108" w:type="dxa"/>
+            </w:tcMar>
             <w:vAlign w:val="center"/>
           </w:tcPr>
           <w:p>
+            <w:pPr>
+              <w:spacing w:after="200" w:line="276" w:lineRule="auto"/>
+            </w:pPr>
             <w:r>
+              <w:rPr>
+                <w:rFonts w:ascii="Aptos" w:hAnsi="Aptos" w:eastAsia="ＭＳ 明朝" w:cs="Aptos" w:eastAsiaTheme="minorEastAsia" w:csTheme="minorBidi"/>
+                <w:sz w:val="21"/>
+                <w:szCs w:val="22"/>
+              </w:rPr>
               <w:t>Create a team</w:t>
             </w:r>
           </w:p>
         </w:tc>
         <w:tc>
           <w:tcPr>
-            <w:tcW w:type="dxa" w:w="2045"/>
+            <w:tcW w:w="2045" w:type="dxa"/>
+            <w:tcBorders>
+              <w:top w:val="single" w:sz="4" w:space="0" w:color="auto"/>
+              <w:left w:val="single" w:sz="4" w:space="0" w:color="auto"/>
+              <w:bottom w:val="single" w:sz="4" w:space="0" w:color="auto"/>
+              <w:right w:val="single" w:sz="4" w:space="0" w:color="auto"/>
+            </w:tcBorders>
+            <w:tcMar>
+              <w:top w:w="0" w:type="dxa"/>
+              <w:left w:w="108" w:type="dxa"/>
+              <w:bottom w:w="0" w:type="dxa"/>
+              <w:right w:w="108" w:type="dxa"/>
+            </w:tcMar>
             <w:vAlign w:val="center"/>
           </w:tcPr>
           <w:p>
+            <w:pPr>
+              <w:spacing w:after="200" w:line="276" w:lineRule="auto"/>
+            </w:pPr>
             <w:r>
+              <w:rPr>
+                <w:rFonts w:ascii="Aptos" w:hAnsi="Aptos" w:eastAsia="ＭＳ 明朝" w:cs="Aptos" w:eastAsiaTheme="minorEastAsia" w:csTheme="minorBidi"/>
+                <w:sz w:val="21"/>
+                <w:szCs w:val="22"/>
+              </w:rPr>
               <w:t>Logged in</w:t>
             </w:r>
           </w:p>
@@ -756,55 +2083,155 @@
       <w:tr>
         <w:tc>
           <w:tcPr>
-            <w:tcW w:type="dxa" w:w="2045"/>
+            <w:tcW w:w="2045" w:type="dxa"/>
+            <w:tcBorders>
+              <w:top w:val="single" w:sz="4" w:space="0" w:color="auto"/>
+              <w:left w:val="single" w:sz="4" w:space="0" w:color="auto"/>
+              <w:bottom w:val="single" w:sz="4" w:space="0" w:color="auto"/>
+              <w:right w:val="single" w:sz="4" w:space="0" w:color="auto"/>
+            </w:tcBorders>
+            <w:tcMar>
+              <w:top w:w="0" w:type="dxa"/>
+              <w:left w:w="108" w:type="dxa"/>
+              <w:bottom w:w="0" w:type="dxa"/>
+              <w:right w:w="108" w:type="dxa"/>
+            </w:tcMar>
             <w:vAlign w:val="center"/>
           </w:tcPr>
           <w:p>
+            <w:pPr>
+              <w:spacing w:after="200" w:line="276" w:lineRule="auto"/>
+            </w:pPr>
             <w:r>
+              <w:rPr>
+                <w:rFonts w:ascii="Aptos" w:hAnsi="Aptos" w:eastAsia="ＭＳ 明朝" w:cs="Aptos" w:eastAsiaTheme="minorEastAsia" w:csTheme="minorBidi"/>
+                <w:sz w:val="21"/>
+                <w:szCs w:val="22"/>
+              </w:rPr>
               <w:t>Teams</w:t>
             </w:r>
           </w:p>
         </w:tc>
         <w:tc>
           <w:tcPr>
-            <w:tcW w:type="dxa" w:w="2045"/>
+            <w:tcW w:w="2045" w:type="dxa"/>
+            <w:tcBorders>
+              <w:top w:val="single" w:sz="4" w:space="0" w:color="auto"/>
+              <w:left w:val="single" w:sz="4" w:space="0" w:color="auto"/>
+              <w:bottom w:val="single" w:sz="4" w:space="0" w:color="auto"/>
+              <w:right w:val="single" w:sz="4" w:space="0" w:color="auto"/>
+            </w:tcBorders>
+            <w:tcMar>
+              <w:top w:w="0" w:type="dxa"/>
+              <w:left w:w="108" w:type="dxa"/>
+              <w:bottom w:w="0" w:type="dxa"/>
+              <w:right w:w="108" w:type="dxa"/>
+            </w:tcMar>
             <w:vAlign w:val="center"/>
           </w:tcPr>
           <w:p>
+            <w:pPr>
+              <w:spacing w:after="200" w:line="276" w:lineRule="auto"/>
+            </w:pPr>
             <w:r>
+              <w:rPr>
+                <w:rFonts w:ascii="Aptos" w:hAnsi="Aptos" w:eastAsia="ＭＳ 明朝" w:cs="Aptos" w:eastAsiaTheme="minorEastAsia" w:csTheme="minorBidi"/>
+                <w:sz w:val="21"/>
+                <w:szCs w:val="22"/>
+              </w:rPr>
               <w:t>GET</w:t>
             </w:r>
           </w:p>
         </w:tc>
         <w:tc>
           <w:tcPr>
-            <w:tcW w:type="dxa" w:w="2045"/>
+            <w:tcW w:w="2045" w:type="dxa"/>
+            <w:tcBorders>
+              <w:top w:val="single" w:sz="4" w:space="0" w:color="auto"/>
+              <w:left w:val="single" w:sz="4" w:space="0" w:color="auto"/>
+              <w:bottom w:val="single" w:sz="4" w:space="0" w:color="auto"/>
+              <w:right w:val="single" w:sz="4" w:space="0" w:color="auto"/>
+            </w:tcBorders>
+            <w:tcMar>
+              <w:top w:w="0" w:type="dxa"/>
+              <w:left w:w="108" w:type="dxa"/>
+              <w:bottom w:w="0" w:type="dxa"/>
+              <w:right w:w="108" w:type="dxa"/>
+            </w:tcMar>
             <w:vAlign w:val="center"/>
           </w:tcPr>
           <w:p>
+            <w:pPr>
+              <w:spacing w:after="200" w:line="276" w:lineRule="auto"/>
+            </w:pPr>
             <w:r>
+              <w:rPr>
+                <w:rFonts w:ascii="Aptos" w:hAnsi="Aptos" w:eastAsia="ＭＳ 明朝" w:cs="Aptos" w:eastAsiaTheme="minorEastAsia" w:csTheme="minorBidi"/>
+                <w:sz w:val="21"/>
+                <w:szCs w:val="22"/>
+              </w:rPr>
               <w:t>/api/teams</w:t>
             </w:r>
           </w:p>
         </w:tc>
         <w:tc>
           <w:tcPr>
-            <w:tcW w:type="dxa" w:w="2045"/>
+            <w:tcW w:w="2045" w:type="dxa"/>
+            <w:tcBorders>
+              <w:top w:val="single" w:sz="4" w:space="0" w:color="auto"/>
+              <w:left w:val="single" w:sz="4" w:space="0" w:color="auto"/>
+              <w:bottom w:val="single" w:sz="4" w:space="0" w:color="auto"/>
+              <w:right w:val="single" w:sz="4" w:space="0" w:color="auto"/>
+            </w:tcBorders>
+            <w:tcMar>
+              <w:top w:w="0" w:type="dxa"/>
+              <w:left w:w="108" w:type="dxa"/>
+              <w:bottom w:w="0" w:type="dxa"/>
+              <w:right w:w="108" w:type="dxa"/>
+            </w:tcMar>
             <w:vAlign w:val="center"/>
           </w:tcPr>
           <w:p>
+            <w:pPr>
+              <w:spacing w:after="200" w:line="276" w:lineRule="auto"/>
+            </w:pPr>
             <w:r>
+              <w:rPr>
+                <w:rFonts w:ascii="Aptos" w:hAnsi="Aptos" w:eastAsia="ＭＳ 明朝" w:cs="Aptos" w:eastAsiaTheme="minorEastAsia" w:csTheme="minorBidi"/>
+                <w:sz w:val="21"/>
+                <w:szCs w:val="22"/>
+              </w:rPr>
               <w:t>Get teams for current user</w:t>
             </w:r>
           </w:p>
         </w:tc>
         <w:tc>
           <w:tcPr>
-            <w:tcW w:type="dxa" w:w="2045"/>
+            <w:tcW w:w="2045" w:type="dxa"/>
+            <w:tcBorders>
+              <w:top w:val="single" w:sz="4" w:space="0" w:color="auto"/>
+              <w:left w:val="single" w:sz="4" w:space="0" w:color="auto"/>
+              <w:bottom w:val="single" w:sz="4" w:space="0" w:color="auto"/>
+              <w:right w:val="single" w:sz="4" w:space="0" w:color="auto"/>
+            </w:tcBorders>
+            <w:tcMar>
+              <w:top w:w="0" w:type="dxa"/>
+              <w:left w:w="108" w:type="dxa"/>
+              <w:bottom w:w="0" w:type="dxa"/>
+              <w:right w:w="108" w:type="dxa"/>
+            </w:tcMar>
             <w:vAlign w:val="center"/>
           </w:tcPr>
           <w:p>
+            <w:pPr>
+              <w:spacing w:after="200" w:line="276" w:lineRule="auto"/>
+            </w:pPr>
             <w:r>
+              <w:rPr>
+                <w:rFonts w:ascii="Aptos" w:hAnsi="Aptos" w:eastAsia="ＭＳ 明朝" w:cs="Aptos" w:eastAsiaTheme="minorEastAsia" w:csTheme="minorBidi"/>
+                <w:sz w:val="21"/>
+                <w:szCs w:val="22"/>
+              </w:rPr>
               <w:t>Logged in</w:t>
             </w:r>
           </w:p>
@@ -813,55 +2240,155 @@
       <w:tr>
         <w:tc>
           <w:tcPr>
-            <w:tcW w:type="dxa" w:w="2045"/>
+            <w:tcW w:w="2045" w:type="dxa"/>
+            <w:tcBorders>
+              <w:top w:val="single" w:sz="4" w:space="0" w:color="auto"/>
+              <w:left w:val="single" w:sz="4" w:space="0" w:color="auto"/>
+              <w:bottom w:val="single" w:sz="4" w:space="0" w:color="auto"/>
+              <w:right w:val="single" w:sz="4" w:space="0" w:color="auto"/>
+            </w:tcBorders>
+            <w:tcMar>
+              <w:top w:w="0" w:type="dxa"/>
+              <w:left w:w="108" w:type="dxa"/>
+              <w:bottom w:w="0" w:type="dxa"/>
+              <w:right w:w="108" w:type="dxa"/>
+            </w:tcMar>
             <w:vAlign w:val="center"/>
           </w:tcPr>
           <w:p>
+            <w:pPr>
+              <w:spacing w:after="200" w:line="276" w:lineRule="auto"/>
+            </w:pPr>
             <w:r>
+              <w:rPr>
+                <w:rFonts w:ascii="Aptos" w:hAnsi="Aptos" w:eastAsia="ＭＳ 明朝" w:cs="Aptos" w:eastAsiaTheme="minorEastAsia" w:csTheme="minorBidi"/>
+                <w:sz w:val="21"/>
+                <w:szCs w:val="22"/>
+              </w:rPr>
               <w:t>Teams</w:t>
             </w:r>
           </w:p>
         </w:tc>
         <w:tc>
           <w:tcPr>
-            <w:tcW w:type="dxa" w:w="2045"/>
+            <w:tcW w:w="2045" w:type="dxa"/>
+            <w:tcBorders>
+              <w:top w:val="single" w:sz="4" w:space="0" w:color="auto"/>
+              <w:left w:val="single" w:sz="4" w:space="0" w:color="auto"/>
+              <w:bottom w:val="single" w:sz="4" w:space="0" w:color="auto"/>
+              <w:right w:val="single" w:sz="4" w:space="0" w:color="auto"/>
+            </w:tcBorders>
+            <w:tcMar>
+              <w:top w:w="0" w:type="dxa"/>
+              <w:left w:w="108" w:type="dxa"/>
+              <w:bottom w:w="0" w:type="dxa"/>
+              <w:right w:w="108" w:type="dxa"/>
+            </w:tcMar>
             <w:vAlign w:val="center"/>
           </w:tcPr>
           <w:p>
+            <w:pPr>
+              <w:spacing w:after="200" w:line="276" w:lineRule="auto"/>
+            </w:pPr>
             <w:r>
+              <w:rPr>
+                <w:rFonts w:ascii="Aptos" w:hAnsi="Aptos" w:eastAsia="ＭＳ 明朝" w:cs="Aptos" w:eastAsiaTheme="minorEastAsia" w:csTheme="minorBidi"/>
+                <w:sz w:val="21"/>
+                <w:szCs w:val="22"/>
+              </w:rPr>
               <w:t>GET</w:t>
             </w:r>
           </w:p>
         </w:tc>
         <w:tc>
           <w:tcPr>
-            <w:tcW w:type="dxa" w:w="2045"/>
+            <w:tcW w:w="2045" w:type="dxa"/>
+            <w:tcBorders>
+              <w:top w:val="single" w:sz="4" w:space="0" w:color="auto"/>
+              <w:left w:val="single" w:sz="4" w:space="0" w:color="auto"/>
+              <w:bottom w:val="single" w:sz="4" w:space="0" w:color="auto"/>
+              <w:right w:val="single" w:sz="4" w:space="0" w:color="auto"/>
+            </w:tcBorders>
+            <w:tcMar>
+              <w:top w:w="0" w:type="dxa"/>
+              <w:left w:w="108" w:type="dxa"/>
+              <w:bottom w:w="0" w:type="dxa"/>
+              <w:right w:w="108" w:type="dxa"/>
+            </w:tcMar>
             <w:vAlign w:val="center"/>
           </w:tcPr>
           <w:p>
+            <w:pPr>
+              <w:spacing w:after="200" w:line="276" w:lineRule="auto"/>
+            </w:pPr>
             <w:r>
+              <w:rPr>
+                <w:rFonts w:ascii="Aptos" w:hAnsi="Aptos" w:eastAsia="ＭＳ 明朝" w:cs="Aptos" w:eastAsiaTheme="minorEastAsia" w:csTheme="minorBidi"/>
+                <w:sz w:val="21"/>
+                <w:szCs w:val="22"/>
+              </w:rPr>
               <w:t>/api/teams/:teamId</w:t>
             </w:r>
           </w:p>
         </w:tc>
         <w:tc>
           <w:tcPr>
-            <w:tcW w:type="dxa" w:w="2045"/>
+            <w:tcW w:w="2045" w:type="dxa"/>
+            <w:tcBorders>
+              <w:top w:val="single" w:sz="4" w:space="0" w:color="auto"/>
+              <w:left w:val="single" w:sz="4" w:space="0" w:color="auto"/>
+              <w:bottom w:val="single" w:sz="4" w:space="0" w:color="auto"/>
+              <w:right w:val="single" w:sz="4" w:space="0" w:color="auto"/>
+            </w:tcBorders>
+            <w:tcMar>
+              <w:top w:w="0" w:type="dxa"/>
+              <w:left w:w="108" w:type="dxa"/>
+              <w:bottom w:w="0" w:type="dxa"/>
+              <w:right w:w="108" w:type="dxa"/>
+            </w:tcMar>
             <w:vAlign w:val="center"/>
           </w:tcPr>
           <w:p>
+            <w:pPr>
+              <w:spacing w:after="200" w:line="276" w:lineRule="auto"/>
+            </w:pPr>
             <w:r>
+              <w:rPr>
+                <w:rFonts w:ascii="Aptos" w:hAnsi="Aptos" w:eastAsia="ＭＳ 明朝" w:cs="Aptos" w:eastAsiaTheme="minorEastAsia" w:csTheme="minorBidi"/>
+                <w:sz w:val="21"/>
+                <w:szCs w:val="22"/>
+              </w:rPr>
               <w:t>Get one team</w:t>
             </w:r>
           </w:p>
         </w:tc>
         <w:tc>
           <w:tcPr>
-            <w:tcW w:type="dxa" w:w="2045"/>
+            <w:tcW w:w="2045" w:type="dxa"/>
+            <w:tcBorders>
+              <w:top w:val="single" w:sz="4" w:space="0" w:color="auto"/>
+              <w:left w:val="single" w:sz="4" w:space="0" w:color="auto"/>
+              <w:bottom w:val="single" w:sz="4" w:space="0" w:color="auto"/>
+              <w:right w:val="single" w:sz="4" w:space="0" w:color="auto"/>
+            </w:tcBorders>
+            <w:tcMar>
+              <w:top w:w="0" w:type="dxa"/>
+              <w:left w:w="108" w:type="dxa"/>
+              <w:bottom w:w="0" w:type="dxa"/>
+              <w:right w:w="108" w:type="dxa"/>
+            </w:tcMar>
             <w:vAlign w:val="center"/>
           </w:tcPr>
           <w:p>
+            <w:pPr>
+              <w:spacing w:after="200" w:line="276" w:lineRule="auto"/>
+            </w:pPr>
             <w:r>
+              <w:rPr>
+                <w:rFonts w:ascii="Aptos" w:hAnsi="Aptos" w:eastAsia="ＭＳ 明朝" w:cs="Aptos" w:eastAsiaTheme="minorEastAsia" w:csTheme="minorBidi"/>
+                <w:sz w:val="21"/>
+                <w:szCs w:val="22"/>
+              </w:rPr>
               <w:t>Member</w:t>
             </w:r>
           </w:p>
@@ -870,55 +2397,155 @@
       <w:tr>
         <w:tc>
           <w:tcPr>
-            <w:tcW w:type="dxa" w:w="2045"/>
+            <w:tcW w:w="2045" w:type="dxa"/>
+            <w:tcBorders>
+              <w:top w:val="single" w:sz="4" w:space="0" w:color="auto"/>
+              <w:left w:val="single" w:sz="4" w:space="0" w:color="auto"/>
+              <w:bottom w:val="single" w:sz="4" w:space="0" w:color="auto"/>
+              <w:right w:val="single" w:sz="4" w:space="0" w:color="auto"/>
+            </w:tcBorders>
+            <w:tcMar>
+              <w:top w:w="0" w:type="dxa"/>
+              <w:left w:w="108" w:type="dxa"/>
+              <w:bottom w:w="0" w:type="dxa"/>
+              <w:right w:w="108" w:type="dxa"/>
+            </w:tcMar>
             <w:vAlign w:val="center"/>
           </w:tcPr>
           <w:p>
+            <w:pPr>
+              <w:spacing w:after="200" w:line="276" w:lineRule="auto"/>
+            </w:pPr>
             <w:r>
+              <w:rPr>
+                <w:rFonts w:ascii="Aptos" w:hAnsi="Aptos" w:eastAsia="ＭＳ 明朝" w:cs="Aptos" w:eastAsiaTheme="minorEastAsia" w:csTheme="minorBidi"/>
+                <w:sz w:val="21"/>
+                <w:szCs w:val="22"/>
+              </w:rPr>
               <w:t>Teams</w:t>
             </w:r>
           </w:p>
         </w:tc>
         <w:tc>
           <w:tcPr>
-            <w:tcW w:type="dxa" w:w="2045"/>
+            <w:tcW w:w="2045" w:type="dxa"/>
+            <w:tcBorders>
+              <w:top w:val="single" w:sz="4" w:space="0" w:color="auto"/>
+              <w:left w:val="single" w:sz="4" w:space="0" w:color="auto"/>
+              <w:bottom w:val="single" w:sz="4" w:space="0" w:color="auto"/>
+              <w:right w:val="single" w:sz="4" w:space="0" w:color="auto"/>
+            </w:tcBorders>
+            <w:tcMar>
+              <w:top w:w="0" w:type="dxa"/>
+              <w:left w:w="108" w:type="dxa"/>
+              <w:bottom w:w="0" w:type="dxa"/>
+              <w:right w:w="108" w:type="dxa"/>
+            </w:tcMar>
             <w:vAlign w:val="center"/>
           </w:tcPr>
           <w:p>
+            <w:pPr>
+              <w:spacing w:after="200" w:line="276" w:lineRule="auto"/>
+            </w:pPr>
             <w:r>
+              <w:rPr>
+                <w:rFonts w:ascii="Aptos" w:hAnsi="Aptos" w:eastAsia="ＭＳ 明朝" w:cs="Aptos" w:eastAsiaTheme="minorEastAsia" w:csTheme="minorBidi"/>
+                <w:sz w:val="21"/>
+                <w:szCs w:val="22"/>
+              </w:rPr>
               <w:t>POST</w:t>
             </w:r>
           </w:p>
         </w:tc>
         <w:tc>
           <w:tcPr>
-            <w:tcW w:type="dxa" w:w="2045"/>
+            <w:tcW w:w="2045" w:type="dxa"/>
+            <w:tcBorders>
+              <w:top w:val="single" w:sz="4" w:space="0" w:color="auto"/>
+              <w:left w:val="single" w:sz="4" w:space="0" w:color="auto"/>
+              <w:bottom w:val="single" w:sz="4" w:space="0" w:color="auto"/>
+              <w:right w:val="single" w:sz="4" w:space="0" w:color="auto"/>
+            </w:tcBorders>
+            <w:tcMar>
+              <w:top w:w="0" w:type="dxa"/>
+              <w:left w:w="108" w:type="dxa"/>
+              <w:bottom w:w="0" w:type="dxa"/>
+              <w:right w:w="108" w:type="dxa"/>
+            </w:tcMar>
             <w:vAlign w:val="center"/>
           </w:tcPr>
           <w:p>
+            <w:pPr>
+              <w:spacing w:after="200" w:line="276" w:lineRule="auto"/>
+            </w:pPr>
             <w:r>
+              <w:rPr>
+                <w:rFonts w:ascii="Aptos" w:hAnsi="Aptos" w:eastAsia="ＭＳ 明朝" w:cs="Aptos" w:eastAsiaTheme="minorEastAsia" w:csTheme="minorBidi"/>
+                <w:sz w:val="21"/>
+                <w:szCs w:val="22"/>
+              </w:rPr>
               <w:t>/api/teams/:teamId/members</w:t>
             </w:r>
           </w:p>
         </w:tc>
         <w:tc>
           <w:tcPr>
-            <w:tcW w:type="dxa" w:w="2045"/>
+            <w:tcW w:w="2045" w:type="dxa"/>
+            <w:tcBorders>
+              <w:top w:val="single" w:sz="4" w:space="0" w:color="auto"/>
+              <w:left w:val="single" w:sz="4" w:space="0" w:color="auto"/>
+              <w:bottom w:val="single" w:sz="4" w:space="0" w:color="auto"/>
+              <w:right w:val="single" w:sz="4" w:space="0" w:color="auto"/>
+            </w:tcBorders>
+            <w:tcMar>
+              <w:top w:w="0" w:type="dxa"/>
+              <w:left w:w="108" w:type="dxa"/>
+              <w:bottom w:w="0" w:type="dxa"/>
+              <w:right w:w="108" w:type="dxa"/>
+            </w:tcMar>
             <w:vAlign w:val="center"/>
           </w:tcPr>
           <w:p>
+            <w:pPr>
+              <w:spacing w:after="200" w:line="276" w:lineRule="auto"/>
+            </w:pPr>
             <w:r>
+              <w:rPr>
+                <w:rFonts w:ascii="Aptos" w:hAnsi="Aptos" w:eastAsia="ＭＳ 明朝" w:cs="Aptos" w:eastAsiaTheme="minorEastAsia" w:csTheme="minorBidi"/>
+                <w:sz w:val="21"/>
+                <w:szCs w:val="22"/>
+              </w:rPr>
               <w:t>Add a member</w:t>
             </w:r>
           </w:p>
         </w:tc>
         <w:tc>
           <w:tcPr>
-            <w:tcW w:type="dxa" w:w="2045"/>
+            <w:tcW w:w="2045" w:type="dxa"/>
+            <w:tcBorders>
+              <w:top w:val="single" w:sz="4" w:space="0" w:color="auto"/>
+              <w:left w:val="single" w:sz="4" w:space="0" w:color="auto"/>
+              <w:bottom w:val="single" w:sz="4" w:space="0" w:color="auto"/>
+              <w:right w:val="single" w:sz="4" w:space="0" w:color="auto"/>
+            </w:tcBorders>
+            <w:tcMar>
+              <w:top w:w="0" w:type="dxa"/>
+              <w:left w:w="108" w:type="dxa"/>
+              <w:bottom w:w="0" w:type="dxa"/>
+              <w:right w:w="108" w:type="dxa"/>
+            </w:tcMar>
             <w:vAlign w:val="center"/>
           </w:tcPr>
           <w:p>
+            <w:pPr>
+              <w:spacing w:after="200" w:line="276" w:lineRule="auto"/>
+            </w:pPr>
             <w:r>
+              <w:rPr>
+                <w:rFonts w:ascii="Aptos" w:hAnsi="Aptos" w:eastAsia="ＭＳ 明朝" w:cs="Aptos" w:eastAsiaTheme="minorEastAsia" w:csTheme="minorBidi"/>
+                <w:sz w:val="21"/>
+                <w:szCs w:val="22"/>
+              </w:rPr>
               <w:t>Owner/Admin</w:t>
             </w:r>
           </w:p>
@@ -927,55 +2554,155 @@
       <w:tr>
         <w:tc>
           <w:tcPr>
-            <w:tcW w:type="dxa" w:w="2045"/>
+            <w:tcW w:w="2045" w:type="dxa"/>
+            <w:tcBorders>
+              <w:top w:val="single" w:sz="4" w:space="0" w:color="auto"/>
+              <w:left w:val="single" w:sz="4" w:space="0" w:color="auto"/>
+              <w:bottom w:val="single" w:sz="4" w:space="0" w:color="auto"/>
+              <w:right w:val="single" w:sz="4" w:space="0" w:color="auto"/>
+            </w:tcBorders>
+            <w:tcMar>
+              <w:top w:w="0" w:type="dxa"/>
+              <w:left w:w="108" w:type="dxa"/>
+              <w:bottom w:w="0" w:type="dxa"/>
+              <w:right w:w="108" w:type="dxa"/>
+            </w:tcMar>
             <w:vAlign w:val="center"/>
           </w:tcPr>
           <w:p>
+            <w:pPr>
+              <w:spacing w:after="200" w:line="276" w:lineRule="auto"/>
+            </w:pPr>
             <w:r>
+              <w:rPr>
+                <w:rFonts w:ascii="Aptos" w:hAnsi="Aptos" w:eastAsia="ＭＳ 明朝" w:cs="Aptos" w:eastAsiaTheme="minorEastAsia" w:csTheme="minorBidi"/>
+                <w:sz w:val="21"/>
+                <w:szCs w:val="22"/>
+              </w:rPr>
               <w:t>Projects</w:t>
             </w:r>
           </w:p>
         </w:tc>
         <w:tc>
           <w:tcPr>
-            <w:tcW w:type="dxa" w:w="2045"/>
+            <w:tcW w:w="2045" w:type="dxa"/>
+            <w:tcBorders>
+              <w:top w:val="single" w:sz="4" w:space="0" w:color="auto"/>
+              <w:left w:val="single" w:sz="4" w:space="0" w:color="auto"/>
+              <w:bottom w:val="single" w:sz="4" w:space="0" w:color="auto"/>
+              <w:right w:val="single" w:sz="4" w:space="0" w:color="auto"/>
+            </w:tcBorders>
+            <w:tcMar>
+              <w:top w:w="0" w:type="dxa"/>
+              <w:left w:w="108" w:type="dxa"/>
+              <w:bottom w:w="0" w:type="dxa"/>
+              <w:right w:w="108" w:type="dxa"/>
+            </w:tcMar>
             <w:vAlign w:val="center"/>
           </w:tcPr>
           <w:p>
+            <w:pPr>
+              <w:spacing w:after="200" w:line="276" w:lineRule="auto"/>
+            </w:pPr>
             <w:r>
+              <w:rPr>
+                <w:rFonts w:ascii="Aptos" w:hAnsi="Aptos" w:eastAsia="ＭＳ 明朝" w:cs="Aptos" w:eastAsiaTheme="minorEastAsia" w:csTheme="minorBidi"/>
+                <w:sz w:val="21"/>
+                <w:szCs w:val="22"/>
+              </w:rPr>
               <w:t>POST</w:t>
             </w:r>
           </w:p>
         </w:tc>
         <w:tc>
           <w:tcPr>
-            <w:tcW w:type="dxa" w:w="2045"/>
+            <w:tcW w:w="2045" w:type="dxa"/>
+            <w:tcBorders>
+              <w:top w:val="single" w:sz="4" w:space="0" w:color="auto"/>
+              <w:left w:val="single" w:sz="4" w:space="0" w:color="auto"/>
+              <w:bottom w:val="single" w:sz="4" w:space="0" w:color="auto"/>
+              <w:right w:val="single" w:sz="4" w:space="0" w:color="auto"/>
+            </w:tcBorders>
+            <w:tcMar>
+              <w:top w:w="0" w:type="dxa"/>
+              <w:left w:w="108" w:type="dxa"/>
+              <w:bottom w:w="0" w:type="dxa"/>
+              <w:right w:w="108" w:type="dxa"/>
+            </w:tcMar>
             <w:vAlign w:val="center"/>
           </w:tcPr>
           <w:p>
+            <w:pPr>
+              <w:spacing w:after="200" w:line="276" w:lineRule="auto"/>
+            </w:pPr>
             <w:r>
+              <w:rPr>
+                <w:rFonts w:ascii="Aptos" w:hAnsi="Aptos" w:eastAsia="ＭＳ 明朝" w:cs="Aptos" w:eastAsiaTheme="minorEastAsia" w:csTheme="minorBidi"/>
+                <w:sz w:val="21"/>
+                <w:szCs w:val="22"/>
+              </w:rPr>
               <w:t>/api/teams/:teamId/projects</w:t>
             </w:r>
           </w:p>
         </w:tc>
         <w:tc>
           <w:tcPr>
-            <w:tcW w:type="dxa" w:w="2045"/>
+            <w:tcW w:w="2045" w:type="dxa"/>
+            <w:tcBorders>
+              <w:top w:val="single" w:sz="4" w:space="0" w:color="auto"/>
+              <w:left w:val="single" w:sz="4" w:space="0" w:color="auto"/>
+              <w:bottom w:val="single" w:sz="4" w:space="0" w:color="auto"/>
+              <w:right w:val="single" w:sz="4" w:space="0" w:color="auto"/>
+            </w:tcBorders>
+            <w:tcMar>
+              <w:top w:w="0" w:type="dxa"/>
+              <w:left w:w="108" w:type="dxa"/>
+              <w:bottom w:w="0" w:type="dxa"/>
+              <w:right w:w="108" w:type="dxa"/>
+            </w:tcMar>
             <w:vAlign w:val="center"/>
           </w:tcPr>
           <w:p>
+            <w:pPr>
+              <w:spacing w:after="200" w:line="276" w:lineRule="auto"/>
+            </w:pPr>
             <w:r>
+              <w:rPr>
+                <w:rFonts w:ascii="Aptos" w:hAnsi="Aptos" w:eastAsia="ＭＳ 明朝" w:cs="Aptos" w:eastAsiaTheme="minorEastAsia" w:csTheme="minorBidi"/>
+                <w:sz w:val="21"/>
+                <w:szCs w:val="22"/>
+              </w:rPr>
               <w:t>Create project</w:t>
             </w:r>
           </w:p>
         </w:tc>
         <w:tc>
           <w:tcPr>
-            <w:tcW w:type="dxa" w:w="2045"/>
+            <w:tcW w:w="2045" w:type="dxa"/>
+            <w:tcBorders>
+              <w:top w:val="single" w:sz="4" w:space="0" w:color="auto"/>
+              <w:left w:val="single" w:sz="4" w:space="0" w:color="auto"/>
+              <w:bottom w:val="single" w:sz="4" w:space="0" w:color="auto"/>
+              <w:right w:val="single" w:sz="4" w:space="0" w:color="auto"/>
+            </w:tcBorders>
+            <w:tcMar>
+              <w:top w:w="0" w:type="dxa"/>
+              <w:left w:w="108" w:type="dxa"/>
+              <w:bottom w:w="0" w:type="dxa"/>
+              <w:right w:w="108" w:type="dxa"/>
+            </w:tcMar>
             <w:vAlign w:val="center"/>
           </w:tcPr>
           <w:p>
+            <w:pPr>
+              <w:spacing w:after="200" w:line="276" w:lineRule="auto"/>
+            </w:pPr>
             <w:r>
+              <w:rPr>
+                <w:rFonts w:ascii="Aptos" w:hAnsi="Aptos" w:eastAsia="ＭＳ 明朝" w:cs="Aptos" w:eastAsiaTheme="minorEastAsia" w:csTheme="minorBidi"/>
+                <w:sz w:val="21"/>
+                <w:szCs w:val="22"/>
+              </w:rPr>
               <w:t>Team member/admin</w:t>
             </w:r>
           </w:p>
@@ -984,55 +2711,155 @@
       <w:tr>
         <w:tc>
           <w:tcPr>
-            <w:tcW w:type="dxa" w:w="2045"/>
+            <w:tcW w:w="2045" w:type="dxa"/>
+            <w:tcBorders>
+              <w:top w:val="single" w:sz="4" w:space="0" w:color="auto"/>
+              <w:left w:val="single" w:sz="4" w:space="0" w:color="auto"/>
+              <w:bottom w:val="single" w:sz="4" w:space="0" w:color="auto"/>
+              <w:right w:val="single" w:sz="4" w:space="0" w:color="auto"/>
+            </w:tcBorders>
+            <w:tcMar>
+              <w:top w:w="0" w:type="dxa"/>
+              <w:left w:w="108" w:type="dxa"/>
+              <w:bottom w:w="0" w:type="dxa"/>
+              <w:right w:w="108" w:type="dxa"/>
+            </w:tcMar>
             <w:vAlign w:val="center"/>
           </w:tcPr>
           <w:p>
+            <w:pPr>
+              <w:spacing w:after="200" w:line="276" w:lineRule="auto"/>
+            </w:pPr>
             <w:r>
+              <w:rPr>
+                <w:rFonts w:ascii="Aptos" w:hAnsi="Aptos" w:eastAsia="ＭＳ 明朝" w:cs="Aptos" w:eastAsiaTheme="minorEastAsia" w:csTheme="minorBidi"/>
+                <w:sz w:val="21"/>
+                <w:szCs w:val="22"/>
+              </w:rPr>
               <w:t>Projects</w:t>
             </w:r>
           </w:p>
         </w:tc>
         <w:tc>
           <w:tcPr>
-            <w:tcW w:type="dxa" w:w="2045"/>
+            <w:tcW w:w="2045" w:type="dxa"/>
+            <w:tcBorders>
+              <w:top w:val="single" w:sz="4" w:space="0" w:color="auto"/>
+              <w:left w:val="single" w:sz="4" w:space="0" w:color="auto"/>
+              <w:bottom w:val="single" w:sz="4" w:space="0" w:color="auto"/>
+              <w:right w:val="single" w:sz="4" w:space="0" w:color="auto"/>
+            </w:tcBorders>
+            <w:tcMar>
+              <w:top w:w="0" w:type="dxa"/>
+              <w:left w:w="108" w:type="dxa"/>
+              <w:bottom w:w="0" w:type="dxa"/>
+              <w:right w:w="108" w:type="dxa"/>
+            </w:tcMar>
             <w:vAlign w:val="center"/>
           </w:tcPr>
           <w:p>
+            <w:pPr>
+              <w:spacing w:after="200" w:line="276" w:lineRule="auto"/>
+            </w:pPr>
             <w:r>
+              <w:rPr>
+                <w:rFonts w:ascii="Aptos" w:hAnsi="Aptos" w:eastAsia="ＭＳ 明朝" w:cs="Aptos" w:eastAsiaTheme="minorEastAsia" w:csTheme="minorBidi"/>
+                <w:sz w:val="21"/>
+                <w:szCs w:val="22"/>
+              </w:rPr>
               <w:t>GET</w:t>
             </w:r>
           </w:p>
         </w:tc>
         <w:tc>
           <w:tcPr>
-            <w:tcW w:type="dxa" w:w="2045"/>
+            <w:tcW w:w="2045" w:type="dxa"/>
+            <w:tcBorders>
+              <w:top w:val="single" w:sz="4" w:space="0" w:color="auto"/>
+              <w:left w:val="single" w:sz="4" w:space="0" w:color="auto"/>
+              <w:bottom w:val="single" w:sz="4" w:space="0" w:color="auto"/>
+              <w:right w:val="single" w:sz="4" w:space="0" w:color="auto"/>
+            </w:tcBorders>
+            <w:tcMar>
+              <w:top w:w="0" w:type="dxa"/>
+              <w:left w:w="108" w:type="dxa"/>
+              <w:bottom w:w="0" w:type="dxa"/>
+              <w:right w:w="108" w:type="dxa"/>
+            </w:tcMar>
             <w:vAlign w:val="center"/>
           </w:tcPr>
           <w:p>
+            <w:pPr>
+              <w:spacing w:after="200" w:line="276" w:lineRule="auto"/>
+            </w:pPr>
             <w:r>
+              <w:rPr>
+                <w:rFonts w:ascii="Aptos" w:hAnsi="Aptos" w:eastAsia="ＭＳ 明朝" w:cs="Aptos" w:eastAsiaTheme="minorEastAsia" w:csTheme="minorBidi"/>
+                <w:sz w:val="21"/>
+                <w:szCs w:val="22"/>
+              </w:rPr>
               <w:t>/api/teams/:teamId/projects</w:t>
             </w:r>
           </w:p>
         </w:tc>
         <w:tc>
           <w:tcPr>
-            <w:tcW w:type="dxa" w:w="2045"/>
+            <w:tcW w:w="2045" w:type="dxa"/>
+            <w:tcBorders>
+              <w:top w:val="single" w:sz="4" w:space="0" w:color="auto"/>
+              <w:left w:val="single" w:sz="4" w:space="0" w:color="auto"/>
+              <w:bottom w:val="single" w:sz="4" w:space="0" w:color="auto"/>
+              <w:right w:val="single" w:sz="4" w:space="0" w:color="auto"/>
+            </w:tcBorders>
+            <w:tcMar>
+              <w:top w:w="0" w:type="dxa"/>
+              <w:left w:w="108" w:type="dxa"/>
+              <w:bottom w:w="0" w:type="dxa"/>
+              <w:right w:w="108" w:type="dxa"/>
+            </w:tcMar>
             <w:vAlign w:val="center"/>
           </w:tcPr>
           <w:p>
+            <w:pPr>
+              <w:spacing w:after="200" w:line="276" w:lineRule="auto"/>
+            </w:pPr>
             <w:r>
+              <w:rPr>
+                <w:rFonts w:ascii="Aptos" w:hAnsi="Aptos" w:eastAsia="ＭＳ 明朝" w:cs="Aptos" w:eastAsiaTheme="minorEastAsia" w:csTheme="minorBidi"/>
+                <w:sz w:val="21"/>
+                <w:szCs w:val="22"/>
+              </w:rPr>
               <w:t>Get team projects</w:t>
             </w:r>
           </w:p>
         </w:tc>
         <w:tc>
           <w:tcPr>
-            <w:tcW w:type="dxa" w:w="2045"/>
+            <w:tcW w:w="2045" w:type="dxa"/>
+            <w:tcBorders>
+              <w:top w:val="single" w:sz="4" w:space="0" w:color="auto"/>
+              <w:left w:val="single" w:sz="4" w:space="0" w:color="auto"/>
+              <w:bottom w:val="single" w:sz="4" w:space="0" w:color="auto"/>
+              <w:right w:val="single" w:sz="4" w:space="0" w:color="auto"/>
+            </w:tcBorders>
+            <w:tcMar>
+              <w:top w:w="0" w:type="dxa"/>
+              <w:left w:w="108" w:type="dxa"/>
+              <w:bottom w:w="0" w:type="dxa"/>
+              <w:right w:w="108" w:type="dxa"/>
+            </w:tcMar>
             <w:vAlign w:val="center"/>
           </w:tcPr>
           <w:p>
+            <w:pPr>
+              <w:spacing w:after="200" w:line="276" w:lineRule="auto"/>
+            </w:pPr>
             <w:r>
+              <w:rPr>
+                <w:rFonts w:ascii="Aptos" w:hAnsi="Aptos" w:eastAsia="ＭＳ 明朝" w:cs="Aptos" w:eastAsiaTheme="minorEastAsia" w:csTheme="minorBidi"/>
+                <w:sz w:val="21"/>
+                <w:szCs w:val="22"/>
+              </w:rPr>
               <w:t>Member</w:t>
             </w:r>
           </w:p>
@@ -1041,55 +2868,155 @@
       <w:tr>
         <w:tc>
           <w:tcPr>
-            <w:tcW w:type="dxa" w:w="2045"/>
+            <w:tcW w:w="2045" w:type="dxa"/>
+            <w:tcBorders>
+              <w:top w:val="single" w:sz="4" w:space="0" w:color="auto"/>
+              <w:left w:val="single" w:sz="4" w:space="0" w:color="auto"/>
+              <w:bottom w:val="single" w:sz="4" w:space="0" w:color="auto"/>
+              <w:right w:val="single" w:sz="4" w:space="0" w:color="auto"/>
+            </w:tcBorders>
+            <w:tcMar>
+              <w:top w:w="0" w:type="dxa"/>
+              <w:left w:w="108" w:type="dxa"/>
+              <w:bottom w:w="0" w:type="dxa"/>
+              <w:right w:w="108" w:type="dxa"/>
+            </w:tcMar>
             <w:vAlign w:val="center"/>
           </w:tcPr>
           <w:p>
+            <w:pPr>
+              <w:spacing w:after="200" w:line="276" w:lineRule="auto"/>
+            </w:pPr>
             <w:r>
+              <w:rPr>
+                <w:rFonts w:ascii="Aptos" w:hAnsi="Aptos" w:eastAsia="ＭＳ 明朝" w:cs="Aptos" w:eastAsiaTheme="minorEastAsia" w:csTheme="minorBidi"/>
+                <w:sz w:val="21"/>
+                <w:szCs w:val="22"/>
+              </w:rPr>
               <w:t>Projects</w:t>
             </w:r>
           </w:p>
         </w:tc>
         <w:tc>
           <w:tcPr>
-            <w:tcW w:type="dxa" w:w="2045"/>
+            <w:tcW w:w="2045" w:type="dxa"/>
+            <w:tcBorders>
+              <w:top w:val="single" w:sz="4" w:space="0" w:color="auto"/>
+              <w:left w:val="single" w:sz="4" w:space="0" w:color="auto"/>
+              <w:bottom w:val="single" w:sz="4" w:space="0" w:color="auto"/>
+              <w:right w:val="single" w:sz="4" w:space="0" w:color="auto"/>
+            </w:tcBorders>
+            <w:tcMar>
+              <w:top w:w="0" w:type="dxa"/>
+              <w:left w:w="108" w:type="dxa"/>
+              <w:bottom w:w="0" w:type="dxa"/>
+              <w:right w:w="108" w:type="dxa"/>
+            </w:tcMar>
             <w:vAlign w:val="center"/>
           </w:tcPr>
           <w:p>
+            <w:pPr>
+              <w:spacing w:after="200" w:line="276" w:lineRule="auto"/>
+            </w:pPr>
             <w:r>
+              <w:rPr>
+                <w:rFonts w:ascii="Aptos" w:hAnsi="Aptos" w:eastAsia="ＭＳ 明朝" w:cs="Aptos" w:eastAsiaTheme="minorEastAsia" w:csTheme="minorBidi"/>
+                <w:sz w:val="21"/>
+                <w:szCs w:val="22"/>
+              </w:rPr>
               <w:t>GET</w:t>
             </w:r>
           </w:p>
         </w:tc>
         <w:tc>
           <w:tcPr>
-            <w:tcW w:type="dxa" w:w="2045"/>
+            <w:tcW w:w="2045" w:type="dxa"/>
+            <w:tcBorders>
+              <w:top w:val="single" w:sz="4" w:space="0" w:color="auto"/>
+              <w:left w:val="single" w:sz="4" w:space="0" w:color="auto"/>
+              <w:bottom w:val="single" w:sz="4" w:space="0" w:color="auto"/>
+              <w:right w:val="single" w:sz="4" w:space="0" w:color="auto"/>
+            </w:tcBorders>
+            <w:tcMar>
+              <w:top w:w="0" w:type="dxa"/>
+              <w:left w:w="108" w:type="dxa"/>
+              <w:bottom w:w="0" w:type="dxa"/>
+              <w:right w:w="108" w:type="dxa"/>
+            </w:tcMar>
             <w:vAlign w:val="center"/>
           </w:tcPr>
           <w:p>
+            <w:pPr>
+              <w:spacing w:after="200" w:line="276" w:lineRule="auto"/>
+            </w:pPr>
             <w:r>
+              <w:rPr>
+                <w:rFonts w:ascii="Aptos" w:hAnsi="Aptos" w:eastAsia="ＭＳ 明朝" w:cs="Aptos" w:eastAsiaTheme="minorEastAsia" w:csTheme="minorBidi"/>
+                <w:sz w:val="21"/>
+                <w:szCs w:val="22"/>
+              </w:rPr>
               <w:t>/api/projects/:projectId</w:t>
             </w:r>
           </w:p>
         </w:tc>
         <w:tc>
           <w:tcPr>
-            <w:tcW w:type="dxa" w:w="2045"/>
+            <w:tcW w:w="2045" w:type="dxa"/>
+            <w:tcBorders>
+              <w:top w:val="single" w:sz="4" w:space="0" w:color="auto"/>
+              <w:left w:val="single" w:sz="4" w:space="0" w:color="auto"/>
+              <w:bottom w:val="single" w:sz="4" w:space="0" w:color="auto"/>
+              <w:right w:val="single" w:sz="4" w:space="0" w:color="auto"/>
+            </w:tcBorders>
+            <w:tcMar>
+              <w:top w:w="0" w:type="dxa"/>
+              <w:left w:w="108" w:type="dxa"/>
+              <w:bottom w:w="0" w:type="dxa"/>
+              <w:right w:w="108" w:type="dxa"/>
+            </w:tcMar>
             <w:vAlign w:val="center"/>
           </w:tcPr>
           <w:p>
+            <w:pPr>
+              <w:spacing w:after="200" w:line="276" w:lineRule="auto"/>
+            </w:pPr>
             <w:r>
+              <w:rPr>
+                <w:rFonts w:ascii="Aptos" w:hAnsi="Aptos" w:eastAsia="ＭＳ 明朝" w:cs="Aptos" w:eastAsiaTheme="minorEastAsia" w:csTheme="minorBidi"/>
+                <w:sz w:val="21"/>
+                <w:szCs w:val="22"/>
+              </w:rPr>
               <w:t>Get one project</w:t>
             </w:r>
           </w:p>
         </w:tc>
         <w:tc>
           <w:tcPr>
-            <w:tcW w:type="dxa" w:w="2045"/>
+            <w:tcW w:w="2045" w:type="dxa"/>
+            <w:tcBorders>
+              <w:top w:val="single" w:sz="4" w:space="0" w:color="auto"/>
+              <w:left w:val="single" w:sz="4" w:space="0" w:color="auto"/>
+              <w:bottom w:val="single" w:sz="4" w:space="0" w:color="auto"/>
+              <w:right w:val="single" w:sz="4" w:space="0" w:color="auto"/>
+            </w:tcBorders>
+            <w:tcMar>
+              <w:top w:w="0" w:type="dxa"/>
+              <w:left w:w="108" w:type="dxa"/>
+              <w:bottom w:w="0" w:type="dxa"/>
+              <w:right w:w="108" w:type="dxa"/>
+            </w:tcMar>
             <w:vAlign w:val="center"/>
           </w:tcPr>
           <w:p>
+            <w:pPr>
+              <w:spacing w:after="200" w:line="276" w:lineRule="auto"/>
+            </w:pPr>
             <w:r>
+              <w:rPr>
+                <w:rFonts w:ascii="Aptos" w:hAnsi="Aptos" w:eastAsia="ＭＳ 明朝" w:cs="Aptos" w:eastAsiaTheme="minorEastAsia" w:csTheme="minorBidi"/>
+                <w:sz w:val="21"/>
+                <w:szCs w:val="22"/>
+              </w:rPr>
               <w:t>Member</w:t>
             </w:r>
           </w:p>
@@ -1098,55 +3025,155 @@
       <w:tr>
         <w:tc>
           <w:tcPr>
-            <w:tcW w:type="dxa" w:w="2045"/>
+            <w:tcW w:w="2045" w:type="dxa"/>
+            <w:tcBorders>
+              <w:top w:val="single" w:sz="4" w:space="0" w:color="auto"/>
+              <w:left w:val="single" w:sz="4" w:space="0" w:color="auto"/>
+              <w:bottom w:val="single" w:sz="4" w:space="0" w:color="auto"/>
+              <w:right w:val="single" w:sz="4" w:space="0" w:color="auto"/>
+            </w:tcBorders>
+            <w:tcMar>
+              <w:top w:w="0" w:type="dxa"/>
+              <w:left w:w="108" w:type="dxa"/>
+              <w:bottom w:w="0" w:type="dxa"/>
+              <w:right w:w="108" w:type="dxa"/>
+            </w:tcMar>
             <w:vAlign w:val="center"/>
           </w:tcPr>
           <w:p>
+            <w:pPr>
+              <w:spacing w:after="200" w:line="276" w:lineRule="auto"/>
+            </w:pPr>
             <w:r>
+              <w:rPr>
+                <w:rFonts w:ascii="Aptos" w:hAnsi="Aptos" w:eastAsia="ＭＳ 明朝" w:cs="Aptos" w:eastAsiaTheme="minorEastAsia" w:csTheme="minorBidi"/>
+                <w:sz w:val="21"/>
+                <w:szCs w:val="22"/>
+              </w:rPr>
               <w:t>Tasks</w:t>
             </w:r>
           </w:p>
         </w:tc>
         <w:tc>
           <w:tcPr>
-            <w:tcW w:type="dxa" w:w="2045"/>
+            <w:tcW w:w="2045" w:type="dxa"/>
+            <w:tcBorders>
+              <w:top w:val="single" w:sz="4" w:space="0" w:color="auto"/>
+              <w:left w:val="single" w:sz="4" w:space="0" w:color="auto"/>
+              <w:bottom w:val="single" w:sz="4" w:space="0" w:color="auto"/>
+              <w:right w:val="single" w:sz="4" w:space="0" w:color="auto"/>
+            </w:tcBorders>
+            <w:tcMar>
+              <w:top w:w="0" w:type="dxa"/>
+              <w:left w:w="108" w:type="dxa"/>
+              <w:bottom w:w="0" w:type="dxa"/>
+              <w:right w:w="108" w:type="dxa"/>
+            </w:tcMar>
             <w:vAlign w:val="center"/>
           </w:tcPr>
           <w:p>
+            <w:pPr>
+              <w:spacing w:after="200" w:line="276" w:lineRule="auto"/>
+            </w:pPr>
             <w:r>
+              <w:rPr>
+                <w:rFonts w:ascii="Aptos" w:hAnsi="Aptos" w:eastAsia="ＭＳ 明朝" w:cs="Aptos" w:eastAsiaTheme="minorEastAsia" w:csTheme="minorBidi"/>
+                <w:sz w:val="21"/>
+                <w:szCs w:val="22"/>
+              </w:rPr>
               <w:t>POST</w:t>
             </w:r>
           </w:p>
         </w:tc>
         <w:tc>
           <w:tcPr>
-            <w:tcW w:type="dxa" w:w="2045"/>
+            <w:tcW w:w="2045" w:type="dxa"/>
+            <w:tcBorders>
+              <w:top w:val="single" w:sz="4" w:space="0" w:color="auto"/>
+              <w:left w:val="single" w:sz="4" w:space="0" w:color="auto"/>
+              <w:bottom w:val="single" w:sz="4" w:space="0" w:color="auto"/>
+              <w:right w:val="single" w:sz="4" w:space="0" w:color="auto"/>
+            </w:tcBorders>
+            <w:tcMar>
+              <w:top w:w="0" w:type="dxa"/>
+              <w:left w:w="108" w:type="dxa"/>
+              <w:bottom w:w="0" w:type="dxa"/>
+              <w:right w:w="108" w:type="dxa"/>
+            </w:tcMar>
             <w:vAlign w:val="center"/>
           </w:tcPr>
           <w:p>
+            <w:pPr>
+              <w:spacing w:after="200" w:line="276" w:lineRule="auto"/>
+            </w:pPr>
             <w:r>
+              <w:rPr>
+                <w:rFonts w:ascii="Aptos" w:hAnsi="Aptos" w:eastAsia="ＭＳ 明朝" w:cs="Aptos" w:eastAsiaTheme="minorEastAsia" w:csTheme="minorBidi"/>
+                <w:sz w:val="21"/>
+                <w:szCs w:val="22"/>
+              </w:rPr>
               <w:t>/api/projects/:projectId/tasks</w:t>
             </w:r>
           </w:p>
         </w:tc>
         <w:tc>
           <w:tcPr>
-            <w:tcW w:type="dxa" w:w="2045"/>
+            <w:tcW w:w="2045" w:type="dxa"/>
+            <w:tcBorders>
+              <w:top w:val="single" w:sz="4" w:space="0" w:color="auto"/>
+              <w:left w:val="single" w:sz="4" w:space="0" w:color="auto"/>
+              <w:bottom w:val="single" w:sz="4" w:space="0" w:color="auto"/>
+              <w:right w:val="single" w:sz="4" w:space="0" w:color="auto"/>
+            </w:tcBorders>
+            <w:tcMar>
+              <w:top w:w="0" w:type="dxa"/>
+              <w:left w:w="108" w:type="dxa"/>
+              <w:bottom w:w="0" w:type="dxa"/>
+              <w:right w:w="108" w:type="dxa"/>
+            </w:tcMar>
             <w:vAlign w:val="center"/>
           </w:tcPr>
           <w:p>
+            <w:pPr>
+              <w:spacing w:after="200" w:line="276" w:lineRule="auto"/>
+            </w:pPr>
             <w:r>
+              <w:rPr>
+                <w:rFonts w:ascii="Aptos" w:hAnsi="Aptos" w:eastAsia="ＭＳ 明朝" w:cs="Aptos" w:eastAsiaTheme="minorEastAsia" w:csTheme="minorBidi"/>
+                <w:sz w:val="21"/>
+                <w:szCs w:val="22"/>
+              </w:rPr>
               <w:t>Create task</w:t>
             </w:r>
           </w:p>
         </w:tc>
         <w:tc>
           <w:tcPr>
-            <w:tcW w:type="dxa" w:w="2045"/>
+            <w:tcW w:w="2045" w:type="dxa"/>
+            <w:tcBorders>
+              <w:top w:val="single" w:sz="4" w:space="0" w:color="auto"/>
+              <w:left w:val="single" w:sz="4" w:space="0" w:color="auto"/>
+              <w:bottom w:val="single" w:sz="4" w:space="0" w:color="auto"/>
+              <w:right w:val="single" w:sz="4" w:space="0" w:color="auto"/>
+            </w:tcBorders>
+            <w:tcMar>
+              <w:top w:w="0" w:type="dxa"/>
+              <w:left w:w="108" w:type="dxa"/>
+              <w:bottom w:w="0" w:type="dxa"/>
+              <w:right w:w="108" w:type="dxa"/>
+            </w:tcMar>
             <w:vAlign w:val="center"/>
           </w:tcPr>
           <w:p>
+            <w:pPr>
+              <w:spacing w:after="200" w:line="276" w:lineRule="auto"/>
+            </w:pPr>
             <w:r>
+              <w:rPr>
+                <w:rFonts w:ascii="Aptos" w:hAnsi="Aptos" w:eastAsia="ＭＳ 明朝" w:cs="Aptos" w:eastAsiaTheme="minorEastAsia" w:csTheme="minorBidi"/>
+                <w:sz w:val="21"/>
+                <w:szCs w:val="22"/>
+              </w:rPr>
               <w:t>Member</w:t>
             </w:r>
           </w:p>
@@ -1155,55 +3182,155 @@
       <w:tr>
         <w:tc>
           <w:tcPr>
-            <w:tcW w:type="dxa" w:w="2045"/>
+            <w:tcW w:w="2045" w:type="dxa"/>
+            <w:tcBorders>
+              <w:top w:val="single" w:sz="4" w:space="0" w:color="auto"/>
+              <w:left w:val="single" w:sz="4" w:space="0" w:color="auto"/>
+              <w:bottom w:val="single" w:sz="4" w:space="0" w:color="auto"/>
+              <w:right w:val="single" w:sz="4" w:space="0" w:color="auto"/>
+            </w:tcBorders>
+            <w:tcMar>
+              <w:top w:w="0" w:type="dxa"/>
+              <w:left w:w="108" w:type="dxa"/>
+              <w:bottom w:w="0" w:type="dxa"/>
+              <w:right w:w="108" w:type="dxa"/>
+            </w:tcMar>
             <w:vAlign w:val="center"/>
           </w:tcPr>
           <w:p>
+            <w:pPr>
+              <w:spacing w:after="200" w:line="276" w:lineRule="auto"/>
+            </w:pPr>
             <w:r>
+              <w:rPr>
+                <w:rFonts w:ascii="Aptos" w:hAnsi="Aptos" w:eastAsia="ＭＳ 明朝" w:cs="Aptos" w:eastAsiaTheme="minorEastAsia" w:csTheme="minorBidi"/>
+                <w:sz w:val="21"/>
+                <w:szCs w:val="22"/>
+              </w:rPr>
               <w:t>Tasks</w:t>
             </w:r>
           </w:p>
         </w:tc>
         <w:tc>
           <w:tcPr>
-            <w:tcW w:type="dxa" w:w="2045"/>
+            <w:tcW w:w="2045" w:type="dxa"/>
+            <w:tcBorders>
+              <w:top w:val="single" w:sz="4" w:space="0" w:color="auto"/>
+              <w:left w:val="single" w:sz="4" w:space="0" w:color="auto"/>
+              <w:bottom w:val="single" w:sz="4" w:space="0" w:color="auto"/>
+              <w:right w:val="single" w:sz="4" w:space="0" w:color="auto"/>
+            </w:tcBorders>
+            <w:tcMar>
+              <w:top w:w="0" w:type="dxa"/>
+              <w:left w:w="108" w:type="dxa"/>
+              <w:bottom w:w="0" w:type="dxa"/>
+              <w:right w:w="108" w:type="dxa"/>
+            </w:tcMar>
             <w:vAlign w:val="center"/>
           </w:tcPr>
           <w:p>
+            <w:pPr>
+              <w:spacing w:after="200" w:line="276" w:lineRule="auto"/>
+            </w:pPr>
             <w:r>
+              <w:rPr>
+                <w:rFonts w:ascii="Aptos" w:hAnsi="Aptos" w:eastAsia="ＭＳ 明朝" w:cs="Aptos" w:eastAsiaTheme="minorEastAsia" w:csTheme="minorBidi"/>
+                <w:sz w:val="21"/>
+                <w:szCs w:val="22"/>
+              </w:rPr>
               <w:t>GET</w:t>
             </w:r>
           </w:p>
         </w:tc>
         <w:tc>
           <w:tcPr>
-            <w:tcW w:type="dxa" w:w="2045"/>
+            <w:tcW w:w="2045" w:type="dxa"/>
+            <w:tcBorders>
+              <w:top w:val="single" w:sz="4" w:space="0" w:color="auto"/>
+              <w:left w:val="single" w:sz="4" w:space="0" w:color="auto"/>
+              <w:bottom w:val="single" w:sz="4" w:space="0" w:color="auto"/>
+              <w:right w:val="single" w:sz="4" w:space="0" w:color="auto"/>
+            </w:tcBorders>
+            <w:tcMar>
+              <w:top w:w="0" w:type="dxa"/>
+              <w:left w:w="108" w:type="dxa"/>
+              <w:bottom w:w="0" w:type="dxa"/>
+              <w:right w:w="108" w:type="dxa"/>
+            </w:tcMar>
             <w:vAlign w:val="center"/>
           </w:tcPr>
           <w:p>
+            <w:pPr>
+              <w:spacing w:after="200" w:line="276" w:lineRule="auto"/>
+            </w:pPr>
             <w:r>
+              <w:rPr>
+                <w:rFonts w:ascii="Aptos" w:hAnsi="Aptos" w:eastAsia="ＭＳ 明朝" w:cs="Aptos" w:eastAsiaTheme="minorEastAsia" w:csTheme="minorBidi"/>
+                <w:sz w:val="21"/>
+                <w:szCs w:val="22"/>
+              </w:rPr>
               <w:t>/api/projects/:projectId/tasks</w:t>
             </w:r>
           </w:p>
         </w:tc>
         <w:tc>
           <w:tcPr>
-            <w:tcW w:type="dxa" w:w="2045"/>
+            <w:tcW w:w="2045" w:type="dxa"/>
+            <w:tcBorders>
+              <w:top w:val="single" w:sz="4" w:space="0" w:color="auto"/>
+              <w:left w:val="single" w:sz="4" w:space="0" w:color="auto"/>
+              <w:bottom w:val="single" w:sz="4" w:space="0" w:color="auto"/>
+              <w:right w:val="single" w:sz="4" w:space="0" w:color="auto"/>
+            </w:tcBorders>
+            <w:tcMar>
+              <w:top w:w="0" w:type="dxa"/>
+              <w:left w:w="108" w:type="dxa"/>
+              <w:bottom w:w="0" w:type="dxa"/>
+              <w:right w:w="108" w:type="dxa"/>
+            </w:tcMar>
             <w:vAlign w:val="center"/>
           </w:tcPr>
           <w:p>
+            <w:pPr>
+              <w:spacing w:after="200" w:line="276" w:lineRule="auto"/>
+            </w:pPr>
             <w:r>
+              <w:rPr>
+                <w:rFonts w:ascii="Aptos" w:hAnsi="Aptos" w:eastAsia="ＭＳ 明朝" w:cs="Aptos" w:eastAsiaTheme="minorEastAsia" w:csTheme="minorBidi"/>
+                <w:sz w:val="21"/>
+                <w:szCs w:val="22"/>
+              </w:rPr>
               <w:t>Get project tasks</w:t>
             </w:r>
           </w:p>
         </w:tc>
         <w:tc>
           <w:tcPr>
-            <w:tcW w:type="dxa" w:w="2045"/>
+            <w:tcW w:w="2045" w:type="dxa"/>
+            <w:tcBorders>
+              <w:top w:val="single" w:sz="4" w:space="0" w:color="auto"/>
+              <w:left w:val="single" w:sz="4" w:space="0" w:color="auto"/>
+              <w:bottom w:val="single" w:sz="4" w:space="0" w:color="auto"/>
+              <w:right w:val="single" w:sz="4" w:space="0" w:color="auto"/>
+            </w:tcBorders>
+            <w:tcMar>
+              <w:top w:w="0" w:type="dxa"/>
+              <w:left w:w="108" w:type="dxa"/>
+              <w:bottom w:w="0" w:type="dxa"/>
+              <w:right w:w="108" w:type="dxa"/>
+            </w:tcMar>
             <w:vAlign w:val="center"/>
           </w:tcPr>
           <w:p>
+            <w:pPr>
+              <w:spacing w:after="200" w:line="276" w:lineRule="auto"/>
+            </w:pPr>
             <w:r>
+              <w:rPr>
+                <w:rFonts w:ascii="Aptos" w:hAnsi="Aptos" w:eastAsia="ＭＳ 明朝" w:cs="Aptos" w:eastAsiaTheme="minorEastAsia" w:csTheme="minorBidi"/>
+                <w:sz w:val="21"/>
+                <w:szCs w:val="22"/>
+              </w:rPr>
               <w:t>Member</w:t>
             </w:r>
           </w:p>
@@ -1212,55 +3339,155 @@
       <w:tr>
         <w:tc>
           <w:tcPr>
-            <w:tcW w:type="dxa" w:w="2045"/>
+            <w:tcW w:w="2045" w:type="dxa"/>
+            <w:tcBorders>
+              <w:top w:val="single" w:sz="4" w:space="0" w:color="auto"/>
+              <w:left w:val="single" w:sz="4" w:space="0" w:color="auto"/>
+              <w:bottom w:val="single" w:sz="4" w:space="0" w:color="auto"/>
+              <w:right w:val="single" w:sz="4" w:space="0" w:color="auto"/>
+            </w:tcBorders>
+            <w:tcMar>
+              <w:top w:w="0" w:type="dxa"/>
+              <w:left w:w="108" w:type="dxa"/>
+              <w:bottom w:w="0" w:type="dxa"/>
+              <w:right w:w="108" w:type="dxa"/>
+            </w:tcMar>
             <w:vAlign w:val="center"/>
           </w:tcPr>
           <w:p>
+            <w:pPr>
+              <w:spacing w:after="200" w:line="276" w:lineRule="auto"/>
+            </w:pPr>
             <w:r>
+              <w:rPr>
+                <w:rFonts w:ascii="Aptos" w:hAnsi="Aptos" w:eastAsia="ＭＳ 明朝" w:cs="Aptos" w:eastAsiaTheme="minorEastAsia" w:csTheme="minorBidi"/>
+                <w:sz w:val="21"/>
+                <w:szCs w:val="22"/>
+              </w:rPr>
               <w:t>Tasks</w:t>
             </w:r>
           </w:p>
         </w:tc>
         <w:tc>
           <w:tcPr>
-            <w:tcW w:type="dxa" w:w="2045"/>
+            <w:tcW w:w="2045" w:type="dxa"/>
+            <w:tcBorders>
+              <w:top w:val="single" w:sz="4" w:space="0" w:color="auto"/>
+              <w:left w:val="single" w:sz="4" w:space="0" w:color="auto"/>
+              <w:bottom w:val="single" w:sz="4" w:space="0" w:color="auto"/>
+              <w:right w:val="single" w:sz="4" w:space="0" w:color="auto"/>
+            </w:tcBorders>
+            <w:tcMar>
+              <w:top w:w="0" w:type="dxa"/>
+              <w:left w:w="108" w:type="dxa"/>
+              <w:bottom w:w="0" w:type="dxa"/>
+              <w:right w:w="108" w:type="dxa"/>
+            </w:tcMar>
             <w:vAlign w:val="center"/>
           </w:tcPr>
           <w:p>
+            <w:pPr>
+              <w:spacing w:after="200" w:line="276" w:lineRule="auto"/>
+            </w:pPr>
             <w:r>
+              <w:rPr>
+                <w:rFonts w:ascii="Aptos" w:hAnsi="Aptos" w:eastAsia="ＭＳ 明朝" w:cs="Aptos" w:eastAsiaTheme="minorEastAsia" w:csTheme="minorBidi"/>
+                <w:sz w:val="21"/>
+                <w:szCs w:val="22"/>
+              </w:rPr>
               <w:t>GET</w:t>
             </w:r>
           </w:p>
         </w:tc>
         <w:tc>
           <w:tcPr>
-            <w:tcW w:type="dxa" w:w="2045"/>
+            <w:tcW w:w="2045" w:type="dxa"/>
+            <w:tcBorders>
+              <w:top w:val="single" w:sz="4" w:space="0" w:color="auto"/>
+              <w:left w:val="single" w:sz="4" w:space="0" w:color="auto"/>
+              <w:bottom w:val="single" w:sz="4" w:space="0" w:color="auto"/>
+              <w:right w:val="single" w:sz="4" w:space="0" w:color="auto"/>
+            </w:tcBorders>
+            <w:tcMar>
+              <w:top w:w="0" w:type="dxa"/>
+              <w:left w:w="108" w:type="dxa"/>
+              <w:bottom w:w="0" w:type="dxa"/>
+              <w:right w:w="108" w:type="dxa"/>
+            </w:tcMar>
             <w:vAlign w:val="center"/>
           </w:tcPr>
           <w:p>
+            <w:pPr>
+              <w:spacing w:after="200" w:line="276" w:lineRule="auto"/>
+            </w:pPr>
             <w:r>
+              <w:rPr>
+                <w:rFonts w:ascii="Aptos" w:hAnsi="Aptos" w:eastAsia="ＭＳ 明朝" w:cs="Aptos" w:eastAsiaTheme="minorEastAsia" w:csTheme="minorBidi"/>
+                <w:sz w:val="21"/>
+                <w:szCs w:val="22"/>
+              </w:rPr>
               <w:t>/api/tasks/:taskId</w:t>
             </w:r>
           </w:p>
         </w:tc>
         <w:tc>
           <w:tcPr>
-            <w:tcW w:type="dxa" w:w="2045"/>
+            <w:tcW w:w="2045" w:type="dxa"/>
+            <w:tcBorders>
+              <w:top w:val="single" w:sz="4" w:space="0" w:color="auto"/>
+              <w:left w:val="single" w:sz="4" w:space="0" w:color="auto"/>
+              <w:bottom w:val="single" w:sz="4" w:space="0" w:color="auto"/>
+              <w:right w:val="single" w:sz="4" w:space="0" w:color="auto"/>
+            </w:tcBorders>
+            <w:tcMar>
+              <w:top w:w="0" w:type="dxa"/>
+              <w:left w:w="108" w:type="dxa"/>
+              <w:bottom w:w="0" w:type="dxa"/>
+              <w:right w:w="108" w:type="dxa"/>
+            </w:tcMar>
             <w:vAlign w:val="center"/>
           </w:tcPr>
           <w:p>
+            <w:pPr>
+              <w:spacing w:after="200" w:line="276" w:lineRule="auto"/>
+            </w:pPr>
             <w:r>
+              <w:rPr>
+                <w:rFonts w:ascii="Aptos" w:hAnsi="Aptos" w:eastAsia="ＭＳ 明朝" w:cs="Aptos" w:eastAsiaTheme="minorEastAsia" w:csTheme="minorBidi"/>
+                <w:sz w:val="21"/>
+                <w:szCs w:val="22"/>
+              </w:rPr>
               <w:t>Get one task</w:t>
             </w:r>
           </w:p>
         </w:tc>
         <w:tc>
           <w:tcPr>
-            <w:tcW w:type="dxa" w:w="2045"/>
+            <w:tcW w:w="2045" w:type="dxa"/>
+            <w:tcBorders>
+              <w:top w:val="single" w:sz="4" w:space="0" w:color="auto"/>
+              <w:left w:val="single" w:sz="4" w:space="0" w:color="auto"/>
+              <w:bottom w:val="single" w:sz="4" w:space="0" w:color="auto"/>
+              <w:right w:val="single" w:sz="4" w:space="0" w:color="auto"/>
+            </w:tcBorders>
+            <w:tcMar>
+              <w:top w:w="0" w:type="dxa"/>
+              <w:left w:w="108" w:type="dxa"/>
+              <w:bottom w:w="0" w:type="dxa"/>
+              <w:right w:w="108" w:type="dxa"/>
+            </w:tcMar>
             <w:vAlign w:val="center"/>
           </w:tcPr>
           <w:p>
+            <w:pPr>
+              <w:spacing w:after="200" w:line="276" w:lineRule="auto"/>
+            </w:pPr>
             <w:r>
+              <w:rPr>
+                <w:rFonts w:ascii="Aptos" w:hAnsi="Aptos" w:eastAsia="ＭＳ 明朝" w:cs="Aptos" w:eastAsiaTheme="minorEastAsia" w:csTheme="minorBidi"/>
+                <w:sz w:val="21"/>
+                <w:szCs w:val="22"/>
+              </w:rPr>
               <w:t>Member</w:t>
             </w:r>
           </w:p>
@@ -1269,55 +3496,155 @@
       <w:tr>
         <w:tc>
           <w:tcPr>
-            <w:tcW w:type="dxa" w:w="2045"/>
+            <w:tcW w:w="2045" w:type="dxa"/>
+            <w:tcBorders>
+              <w:top w:val="single" w:sz="4" w:space="0" w:color="auto"/>
+              <w:left w:val="single" w:sz="4" w:space="0" w:color="auto"/>
+              <w:bottom w:val="single" w:sz="4" w:space="0" w:color="auto"/>
+              <w:right w:val="single" w:sz="4" w:space="0" w:color="auto"/>
+            </w:tcBorders>
+            <w:tcMar>
+              <w:top w:w="0" w:type="dxa"/>
+              <w:left w:w="108" w:type="dxa"/>
+              <w:bottom w:w="0" w:type="dxa"/>
+              <w:right w:w="108" w:type="dxa"/>
+            </w:tcMar>
             <w:vAlign w:val="center"/>
           </w:tcPr>
           <w:p>
+            <w:pPr>
+              <w:spacing w:after="200" w:line="276" w:lineRule="auto"/>
+            </w:pPr>
             <w:r>
+              <w:rPr>
+                <w:rFonts w:ascii="Aptos" w:hAnsi="Aptos" w:eastAsia="ＭＳ 明朝" w:cs="Aptos" w:eastAsiaTheme="minorEastAsia" w:csTheme="minorBidi"/>
+                <w:sz w:val="21"/>
+                <w:szCs w:val="22"/>
+              </w:rPr>
               <w:t>Tasks</w:t>
             </w:r>
           </w:p>
         </w:tc>
         <w:tc>
           <w:tcPr>
-            <w:tcW w:type="dxa" w:w="2045"/>
+            <w:tcW w:w="2045" w:type="dxa"/>
+            <w:tcBorders>
+              <w:top w:val="single" w:sz="4" w:space="0" w:color="auto"/>
+              <w:left w:val="single" w:sz="4" w:space="0" w:color="auto"/>
+              <w:bottom w:val="single" w:sz="4" w:space="0" w:color="auto"/>
+              <w:right w:val="single" w:sz="4" w:space="0" w:color="auto"/>
+            </w:tcBorders>
+            <w:tcMar>
+              <w:top w:w="0" w:type="dxa"/>
+              <w:left w:w="108" w:type="dxa"/>
+              <w:bottom w:w="0" w:type="dxa"/>
+              <w:right w:w="108" w:type="dxa"/>
+            </w:tcMar>
             <w:vAlign w:val="center"/>
           </w:tcPr>
           <w:p>
+            <w:pPr>
+              <w:spacing w:after="200" w:line="276" w:lineRule="auto"/>
+            </w:pPr>
             <w:r>
+              <w:rPr>
+                <w:rFonts w:ascii="Aptos" w:hAnsi="Aptos" w:eastAsia="ＭＳ 明朝" w:cs="Aptos" w:eastAsiaTheme="minorEastAsia" w:csTheme="minorBidi"/>
+                <w:sz w:val="21"/>
+                <w:szCs w:val="22"/>
+              </w:rPr>
               <w:t>PATCH</w:t>
             </w:r>
           </w:p>
         </w:tc>
         <w:tc>
           <w:tcPr>
-            <w:tcW w:type="dxa" w:w="2045"/>
+            <w:tcW w:w="2045" w:type="dxa"/>
+            <w:tcBorders>
+              <w:top w:val="single" w:sz="4" w:space="0" w:color="auto"/>
+              <w:left w:val="single" w:sz="4" w:space="0" w:color="auto"/>
+              <w:bottom w:val="single" w:sz="4" w:space="0" w:color="auto"/>
+              <w:right w:val="single" w:sz="4" w:space="0" w:color="auto"/>
+            </w:tcBorders>
+            <w:tcMar>
+              <w:top w:w="0" w:type="dxa"/>
+              <w:left w:w="108" w:type="dxa"/>
+              <w:bottom w:w="0" w:type="dxa"/>
+              <w:right w:w="108" w:type="dxa"/>
+            </w:tcMar>
             <w:vAlign w:val="center"/>
           </w:tcPr>
           <w:p>
+            <w:pPr>
+              <w:spacing w:after="200" w:line="276" w:lineRule="auto"/>
+            </w:pPr>
             <w:r>
+              <w:rPr>
+                <w:rFonts w:ascii="Aptos" w:hAnsi="Aptos" w:eastAsia="ＭＳ 明朝" w:cs="Aptos" w:eastAsiaTheme="minorEastAsia" w:csTheme="minorBidi"/>
+                <w:sz w:val="21"/>
+                <w:szCs w:val="22"/>
+              </w:rPr>
               <w:t>/api/tasks/:taskId</w:t>
             </w:r>
           </w:p>
         </w:tc>
         <w:tc>
           <w:tcPr>
-            <w:tcW w:type="dxa" w:w="2045"/>
+            <w:tcW w:w="2045" w:type="dxa"/>
+            <w:tcBorders>
+              <w:top w:val="single" w:sz="4" w:space="0" w:color="auto"/>
+              <w:left w:val="single" w:sz="4" w:space="0" w:color="auto"/>
+              <w:bottom w:val="single" w:sz="4" w:space="0" w:color="auto"/>
+              <w:right w:val="single" w:sz="4" w:space="0" w:color="auto"/>
+            </w:tcBorders>
+            <w:tcMar>
+              <w:top w:w="0" w:type="dxa"/>
+              <w:left w:w="108" w:type="dxa"/>
+              <w:bottom w:w="0" w:type="dxa"/>
+              <w:right w:w="108" w:type="dxa"/>
+            </w:tcMar>
             <w:vAlign w:val="center"/>
           </w:tcPr>
           <w:p>
+            <w:pPr>
+              <w:spacing w:after="200" w:line="276" w:lineRule="auto"/>
+            </w:pPr>
             <w:r>
+              <w:rPr>
+                <w:rFonts w:ascii="Aptos" w:hAnsi="Aptos" w:eastAsia="ＭＳ 明朝" w:cs="Aptos" w:eastAsiaTheme="minorEastAsia" w:csTheme="minorBidi"/>
+                <w:sz w:val="21"/>
+                <w:szCs w:val="22"/>
+              </w:rPr>
               <w:t>Update task</w:t>
             </w:r>
           </w:p>
         </w:tc>
         <w:tc>
           <w:tcPr>
-            <w:tcW w:type="dxa" w:w="2045"/>
+            <w:tcW w:w="2045" w:type="dxa"/>
+            <w:tcBorders>
+              <w:top w:val="single" w:sz="4" w:space="0" w:color="auto"/>
+              <w:left w:val="single" w:sz="4" w:space="0" w:color="auto"/>
+              <w:bottom w:val="single" w:sz="4" w:space="0" w:color="auto"/>
+              <w:right w:val="single" w:sz="4" w:space="0" w:color="auto"/>
+            </w:tcBorders>
+            <w:tcMar>
+              <w:top w:w="0" w:type="dxa"/>
+              <w:left w:w="108" w:type="dxa"/>
+              <w:bottom w:w="0" w:type="dxa"/>
+              <w:right w:w="108" w:type="dxa"/>
+            </w:tcMar>
             <w:vAlign w:val="center"/>
           </w:tcPr>
           <w:p>
+            <w:pPr>
+              <w:spacing w:after="200" w:line="276" w:lineRule="auto"/>
+            </w:pPr>
             <w:r>
+              <w:rPr>
+                <w:rFonts w:ascii="Aptos" w:hAnsi="Aptos" w:eastAsia="ＭＳ 明朝" w:cs="Aptos" w:eastAsiaTheme="minorEastAsia" w:csTheme="minorBidi"/>
+                <w:sz w:val="21"/>
+                <w:szCs w:val="22"/>
+              </w:rPr>
               <w:t>Creator/Assignee/Admin</w:t>
             </w:r>
           </w:p>
@@ -1326,55 +3653,155 @@
       <w:tr>
         <w:tc>
           <w:tcPr>
-            <w:tcW w:type="dxa" w:w="2045"/>
+            <w:tcW w:w="2045" w:type="dxa"/>
+            <w:tcBorders>
+              <w:top w:val="single" w:sz="4" w:space="0" w:color="auto"/>
+              <w:left w:val="single" w:sz="4" w:space="0" w:color="auto"/>
+              <w:bottom w:val="single" w:sz="4" w:space="0" w:color="auto"/>
+              <w:right w:val="single" w:sz="4" w:space="0" w:color="auto"/>
+            </w:tcBorders>
+            <w:tcMar>
+              <w:top w:w="0" w:type="dxa"/>
+              <w:left w:w="108" w:type="dxa"/>
+              <w:bottom w:w="0" w:type="dxa"/>
+              <w:right w:w="108" w:type="dxa"/>
+            </w:tcMar>
             <w:vAlign w:val="center"/>
           </w:tcPr>
           <w:p>
+            <w:pPr>
+              <w:spacing w:after="200" w:line="276" w:lineRule="auto"/>
+            </w:pPr>
             <w:r>
+              <w:rPr>
+                <w:rFonts w:ascii="Aptos" w:hAnsi="Aptos" w:eastAsia="ＭＳ 明朝" w:cs="Aptos" w:eastAsiaTheme="minorEastAsia" w:csTheme="minorBidi"/>
+                <w:sz w:val="21"/>
+                <w:szCs w:val="22"/>
+              </w:rPr>
               <w:t>Tasks</w:t>
             </w:r>
           </w:p>
         </w:tc>
         <w:tc>
           <w:tcPr>
-            <w:tcW w:type="dxa" w:w="2045"/>
+            <w:tcW w:w="2045" w:type="dxa"/>
+            <w:tcBorders>
+              <w:top w:val="single" w:sz="4" w:space="0" w:color="auto"/>
+              <w:left w:val="single" w:sz="4" w:space="0" w:color="auto"/>
+              <w:bottom w:val="single" w:sz="4" w:space="0" w:color="auto"/>
+              <w:right w:val="single" w:sz="4" w:space="0" w:color="auto"/>
+            </w:tcBorders>
+            <w:tcMar>
+              <w:top w:w="0" w:type="dxa"/>
+              <w:left w:w="108" w:type="dxa"/>
+              <w:bottom w:w="0" w:type="dxa"/>
+              <w:right w:w="108" w:type="dxa"/>
+            </w:tcMar>
             <w:vAlign w:val="center"/>
           </w:tcPr>
           <w:p>
+            <w:pPr>
+              <w:spacing w:after="200" w:line="276" w:lineRule="auto"/>
+            </w:pPr>
             <w:r>
+              <w:rPr>
+                <w:rFonts w:ascii="Aptos" w:hAnsi="Aptos" w:eastAsia="ＭＳ 明朝" w:cs="Aptos" w:eastAsiaTheme="minorEastAsia" w:csTheme="minorBidi"/>
+                <w:sz w:val="21"/>
+                <w:szCs w:val="22"/>
+              </w:rPr>
               <w:t>DELETE</w:t>
             </w:r>
           </w:p>
         </w:tc>
         <w:tc>
           <w:tcPr>
-            <w:tcW w:type="dxa" w:w="2045"/>
+            <w:tcW w:w="2045" w:type="dxa"/>
+            <w:tcBorders>
+              <w:top w:val="single" w:sz="4" w:space="0" w:color="auto"/>
+              <w:left w:val="single" w:sz="4" w:space="0" w:color="auto"/>
+              <w:bottom w:val="single" w:sz="4" w:space="0" w:color="auto"/>
+              <w:right w:val="single" w:sz="4" w:space="0" w:color="auto"/>
+            </w:tcBorders>
+            <w:tcMar>
+              <w:top w:w="0" w:type="dxa"/>
+              <w:left w:w="108" w:type="dxa"/>
+              <w:bottom w:w="0" w:type="dxa"/>
+              <w:right w:w="108" w:type="dxa"/>
+            </w:tcMar>
             <w:vAlign w:val="center"/>
           </w:tcPr>
           <w:p>
+            <w:pPr>
+              <w:spacing w:after="200" w:line="276" w:lineRule="auto"/>
+            </w:pPr>
             <w:r>
+              <w:rPr>
+                <w:rFonts w:ascii="Aptos" w:hAnsi="Aptos" w:eastAsia="ＭＳ 明朝" w:cs="Aptos" w:eastAsiaTheme="minorEastAsia" w:csTheme="minorBidi"/>
+                <w:sz w:val="21"/>
+                <w:szCs w:val="22"/>
+              </w:rPr>
               <w:t>/api/tasks/:taskId</w:t>
             </w:r>
           </w:p>
         </w:tc>
         <w:tc>
           <w:tcPr>
-            <w:tcW w:type="dxa" w:w="2045"/>
+            <w:tcW w:w="2045" w:type="dxa"/>
+            <w:tcBorders>
+              <w:top w:val="single" w:sz="4" w:space="0" w:color="auto"/>
+              <w:left w:val="single" w:sz="4" w:space="0" w:color="auto"/>
+              <w:bottom w:val="single" w:sz="4" w:space="0" w:color="auto"/>
+              <w:right w:val="single" w:sz="4" w:space="0" w:color="auto"/>
+            </w:tcBorders>
+            <w:tcMar>
+              <w:top w:w="0" w:type="dxa"/>
+              <w:left w:w="108" w:type="dxa"/>
+              <w:bottom w:w="0" w:type="dxa"/>
+              <w:right w:w="108" w:type="dxa"/>
+            </w:tcMar>
             <w:vAlign w:val="center"/>
           </w:tcPr>
           <w:p>
+            <w:pPr>
+              <w:spacing w:after="200" w:line="276" w:lineRule="auto"/>
+            </w:pPr>
             <w:r>
+              <w:rPr>
+                <w:rFonts w:ascii="Aptos" w:hAnsi="Aptos" w:eastAsia="ＭＳ 明朝" w:cs="Aptos" w:eastAsiaTheme="minorEastAsia" w:csTheme="minorBidi"/>
+                <w:sz w:val="21"/>
+                <w:szCs w:val="22"/>
+              </w:rPr>
               <w:t>Delete task</w:t>
             </w:r>
           </w:p>
         </w:tc>
         <w:tc>
           <w:tcPr>
-            <w:tcW w:type="dxa" w:w="2045"/>
+            <w:tcW w:w="2045" w:type="dxa"/>
+            <w:tcBorders>
+              <w:top w:val="single" w:sz="4" w:space="0" w:color="auto"/>
+              <w:left w:val="single" w:sz="4" w:space="0" w:color="auto"/>
+              <w:bottom w:val="single" w:sz="4" w:space="0" w:color="auto"/>
+              <w:right w:val="single" w:sz="4" w:space="0" w:color="auto"/>
+            </w:tcBorders>
+            <w:tcMar>
+              <w:top w:w="0" w:type="dxa"/>
+              <w:left w:w="108" w:type="dxa"/>
+              <w:bottom w:w="0" w:type="dxa"/>
+              <w:right w:w="108" w:type="dxa"/>
+            </w:tcMar>
             <w:vAlign w:val="center"/>
           </w:tcPr>
           <w:p>
+            <w:pPr>
+              <w:spacing w:after="200" w:line="276" w:lineRule="auto"/>
+            </w:pPr>
             <w:r>
+              <w:rPr>
+                <w:rFonts w:ascii="Aptos" w:hAnsi="Aptos" w:eastAsia="ＭＳ 明朝" w:cs="Aptos" w:eastAsiaTheme="minorEastAsia" w:csTheme="minorBidi"/>
+                <w:sz w:val="21"/>
+                <w:szCs w:val="22"/>
+              </w:rPr>
               <w:t>Creator/Admin</w:t>
             </w:r>
           </w:p>
@@ -1383,55 +3810,155 @@
       <w:tr>
         <w:tc>
           <w:tcPr>
-            <w:tcW w:type="dxa" w:w="2045"/>
+            <w:tcW w:w="2045" w:type="dxa"/>
+            <w:tcBorders>
+              <w:top w:val="single" w:sz="4" w:space="0" w:color="auto"/>
+              <w:left w:val="single" w:sz="4" w:space="0" w:color="auto"/>
+              <w:bottom w:val="single" w:sz="4" w:space="0" w:color="auto"/>
+              <w:right w:val="single" w:sz="4" w:space="0" w:color="auto"/>
+            </w:tcBorders>
+            <w:tcMar>
+              <w:top w:w="0" w:type="dxa"/>
+              <w:left w:w="108" w:type="dxa"/>
+              <w:bottom w:w="0" w:type="dxa"/>
+              <w:right w:w="108" w:type="dxa"/>
+            </w:tcMar>
             <w:vAlign w:val="center"/>
           </w:tcPr>
           <w:p>
+            <w:pPr>
+              <w:spacing w:after="200" w:line="276" w:lineRule="auto"/>
+            </w:pPr>
             <w:r>
+              <w:rPr>
+                <w:rFonts w:ascii="Aptos" w:hAnsi="Aptos" w:eastAsia="ＭＳ 明朝" w:cs="Aptos" w:eastAsiaTheme="minorEastAsia" w:csTheme="minorBidi"/>
+                <w:sz w:val="21"/>
+                <w:szCs w:val="22"/>
+              </w:rPr>
               <w:t>Comments</w:t>
             </w:r>
           </w:p>
         </w:tc>
         <w:tc>
           <w:tcPr>
-            <w:tcW w:type="dxa" w:w="2045"/>
+            <w:tcW w:w="2045" w:type="dxa"/>
+            <w:tcBorders>
+              <w:top w:val="single" w:sz="4" w:space="0" w:color="auto"/>
+              <w:left w:val="single" w:sz="4" w:space="0" w:color="auto"/>
+              <w:bottom w:val="single" w:sz="4" w:space="0" w:color="auto"/>
+              <w:right w:val="single" w:sz="4" w:space="0" w:color="auto"/>
+            </w:tcBorders>
+            <w:tcMar>
+              <w:top w:w="0" w:type="dxa"/>
+              <w:left w:w="108" w:type="dxa"/>
+              <w:bottom w:w="0" w:type="dxa"/>
+              <w:right w:w="108" w:type="dxa"/>
+            </w:tcMar>
             <w:vAlign w:val="center"/>
           </w:tcPr>
           <w:p>
+            <w:pPr>
+              <w:spacing w:after="200" w:line="276" w:lineRule="auto"/>
+            </w:pPr>
             <w:r>
+              <w:rPr>
+                <w:rFonts w:ascii="Aptos" w:hAnsi="Aptos" w:eastAsia="ＭＳ 明朝" w:cs="Aptos" w:eastAsiaTheme="minorEastAsia" w:csTheme="minorBidi"/>
+                <w:sz w:val="21"/>
+                <w:szCs w:val="22"/>
+              </w:rPr>
               <w:t>POST</w:t>
             </w:r>
           </w:p>
         </w:tc>
         <w:tc>
           <w:tcPr>
-            <w:tcW w:type="dxa" w:w="2045"/>
+            <w:tcW w:w="2045" w:type="dxa"/>
+            <w:tcBorders>
+              <w:top w:val="single" w:sz="4" w:space="0" w:color="auto"/>
+              <w:left w:val="single" w:sz="4" w:space="0" w:color="auto"/>
+              <w:bottom w:val="single" w:sz="4" w:space="0" w:color="auto"/>
+              <w:right w:val="single" w:sz="4" w:space="0" w:color="auto"/>
+            </w:tcBorders>
+            <w:tcMar>
+              <w:top w:w="0" w:type="dxa"/>
+              <w:left w:w="108" w:type="dxa"/>
+              <w:bottom w:w="0" w:type="dxa"/>
+              <w:right w:w="108" w:type="dxa"/>
+            </w:tcMar>
             <w:vAlign w:val="center"/>
           </w:tcPr>
           <w:p>
+            <w:pPr>
+              <w:spacing w:after="200" w:line="276" w:lineRule="auto"/>
+            </w:pPr>
             <w:r>
+              <w:rPr>
+                <w:rFonts w:ascii="Aptos" w:hAnsi="Aptos" w:eastAsia="ＭＳ 明朝" w:cs="Aptos" w:eastAsiaTheme="minorEastAsia" w:csTheme="minorBidi"/>
+                <w:sz w:val="21"/>
+                <w:szCs w:val="22"/>
+              </w:rPr>
               <w:t>/api/tasks/:taskId/comments</w:t>
             </w:r>
           </w:p>
         </w:tc>
         <w:tc>
           <w:tcPr>
-            <w:tcW w:type="dxa" w:w="2045"/>
+            <w:tcW w:w="2045" w:type="dxa"/>
+            <w:tcBorders>
+              <w:top w:val="single" w:sz="4" w:space="0" w:color="auto"/>
+              <w:left w:val="single" w:sz="4" w:space="0" w:color="auto"/>
+              <w:bottom w:val="single" w:sz="4" w:space="0" w:color="auto"/>
+              <w:right w:val="single" w:sz="4" w:space="0" w:color="auto"/>
+            </w:tcBorders>
+            <w:tcMar>
+              <w:top w:w="0" w:type="dxa"/>
+              <w:left w:w="108" w:type="dxa"/>
+              <w:bottom w:w="0" w:type="dxa"/>
+              <w:right w:w="108" w:type="dxa"/>
+            </w:tcMar>
             <w:vAlign w:val="center"/>
           </w:tcPr>
           <w:p>
+            <w:pPr>
+              <w:spacing w:after="200" w:line="276" w:lineRule="auto"/>
+            </w:pPr>
             <w:r>
+              <w:rPr>
+                <w:rFonts w:ascii="Aptos" w:hAnsi="Aptos" w:eastAsia="ＭＳ 明朝" w:cs="Aptos" w:eastAsiaTheme="minorEastAsia" w:csTheme="minorBidi"/>
+                <w:sz w:val="21"/>
+                <w:szCs w:val="22"/>
+              </w:rPr>
               <w:t>Add comment</w:t>
             </w:r>
           </w:p>
         </w:tc>
         <w:tc>
           <w:tcPr>
-            <w:tcW w:type="dxa" w:w="2045"/>
+            <w:tcW w:w="2045" w:type="dxa"/>
+            <w:tcBorders>
+              <w:top w:val="single" w:sz="4" w:space="0" w:color="auto"/>
+              <w:left w:val="single" w:sz="4" w:space="0" w:color="auto"/>
+              <w:bottom w:val="single" w:sz="4" w:space="0" w:color="auto"/>
+              <w:right w:val="single" w:sz="4" w:space="0" w:color="auto"/>
+            </w:tcBorders>
+            <w:tcMar>
+              <w:top w:w="0" w:type="dxa"/>
+              <w:left w:w="108" w:type="dxa"/>
+              <w:bottom w:w="0" w:type="dxa"/>
+              <w:right w:w="108" w:type="dxa"/>
+            </w:tcMar>
             <w:vAlign w:val="center"/>
           </w:tcPr>
           <w:p>
+            <w:pPr>
+              <w:spacing w:after="200" w:line="276" w:lineRule="auto"/>
+            </w:pPr>
             <w:r>
+              <w:rPr>
+                <w:rFonts w:ascii="Aptos" w:hAnsi="Aptos" w:eastAsia="ＭＳ 明朝" w:cs="Aptos" w:eastAsiaTheme="minorEastAsia" w:csTheme="minorBidi"/>
+                <w:sz w:val="21"/>
+                <w:szCs w:val="22"/>
+              </w:rPr>
               <w:t>Member</w:t>
             </w:r>
           </w:p>
@@ -1440,55 +3967,155 @@
       <w:tr>
         <w:tc>
           <w:tcPr>
-            <w:tcW w:type="dxa" w:w="2045"/>
+            <w:tcW w:w="2045" w:type="dxa"/>
+            <w:tcBorders>
+              <w:top w:val="single" w:sz="4" w:space="0" w:color="auto"/>
+              <w:left w:val="single" w:sz="4" w:space="0" w:color="auto"/>
+              <w:bottom w:val="single" w:sz="4" w:space="0" w:color="auto"/>
+              <w:right w:val="single" w:sz="4" w:space="0" w:color="auto"/>
+            </w:tcBorders>
+            <w:tcMar>
+              <w:top w:w="0" w:type="dxa"/>
+              <w:left w:w="108" w:type="dxa"/>
+              <w:bottom w:w="0" w:type="dxa"/>
+              <w:right w:w="108" w:type="dxa"/>
+            </w:tcMar>
             <w:vAlign w:val="center"/>
           </w:tcPr>
           <w:p>
+            <w:pPr>
+              <w:spacing w:after="200" w:line="276" w:lineRule="auto"/>
+            </w:pPr>
             <w:r>
+              <w:rPr>
+                <w:rFonts w:ascii="Aptos" w:hAnsi="Aptos" w:eastAsia="ＭＳ 明朝" w:cs="Aptos" w:eastAsiaTheme="minorEastAsia" w:csTheme="minorBidi"/>
+                <w:sz w:val="21"/>
+                <w:szCs w:val="22"/>
+              </w:rPr>
               <w:t>Comments</w:t>
             </w:r>
           </w:p>
         </w:tc>
         <w:tc>
           <w:tcPr>
-            <w:tcW w:type="dxa" w:w="2045"/>
+            <w:tcW w:w="2045" w:type="dxa"/>
+            <w:tcBorders>
+              <w:top w:val="single" w:sz="4" w:space="0" w:color="auto"/>
+              <w:left w:val="single" w:sz="4" w:space="0" w:color="auto"/>
+              <w:bottom w:val="single" w:sz="4" w:space="0" w:color="auto"/>
+              <w:right w:val="single" w:sz="4" w:space="0" w:color="auto"/>
+            </w:tcBorders>
+            <w:tcMar>
+              <w:top w:w="0" w:type="dxa"/>
+              <w:left w:w="108" w:type="dxa"/>
+              <w:bottom w:w="0" w:type="dxa"/>
+              <w:right w:w="108" w:type="dxa"/>
+            </w:tcMar>
             <w:vAlign w:val="center"/>
           </w:tcPr>
           <w:p>
+            <w:pPr>
+              <w:spacing w:after="200" w:line="276" w:lineRule="auto"/>
+            </w:pPr>
             <w:r>
+              <w:rPr>
+                <w:rFonts w:ascii="Aptos" w:hAnsi="Aptos" w:eastAsia="ＭＳ 明朝" w:cs="Aptos" w:eastAsiaTheme="minorEastAsia" w:csTheme="minorBidi"/>
+                <w:sz w:val="21"/>
+                <w:szCs w:val="22"/>
+              </w:rPr>
               <w:t>GET</w:t>
             </w:r>
           </w:p>
         </w:tc>
         <w:tc>
           <w:tcPr>
-            <w:tcW w:type="dxa" w:w="2045"/>
+            <w:tcW w:w="2045" w:type="dxa"/>
+            <w:tcBorders>
+              <w:top w:val="single" w:sz="4" w:space="0" w:color="auto"/>
+              <w:left w:val="single" w:sz="4" w:space="0" w:color="auto"/>
+              <w:bottom w:val="single" w:sz="4" w:space="0" w:color="auto"/>
+              <w:right w:val="single" w:sz="4" w:space="0" w:color="auto"/>
+            </w:tcBorders>
+            <w:tcMar>
+              <w:top w:w="0" w:type="dxa"/>
+              <w:left w:w="108" w:type="dxa"/>
+              <w:bottom w:w="0" w:type="dxa"/>
+              <w:right w:w="108" w:type="dxa"/>
+            </w:tcMar>
             <w:vAlign w:val="center"/>
           </w:tcPr>
           <w:p>
+            <w:pPr>
+              <w:spacing w:after="200" w:line="276" w:lineRule="auto"/>
+            </w:pPr>
             <w:r>
+              <w:rPr>
+                <w:rFonts w:ascii="Aptos" w:hAnsi="Aptos" w:eastAsia="ＭＳ 明朝" w:cs="Aptos" w:eastAsiaTheme="minorEastAsia" w:csTheme="minorBidi"/>
+                <w:sz w:val="21"/>
+                <w:szCs w:val="22"/>
+              </w:rPr>
               <w:t>/api/tasks/:taskId/comments</w:t>
             </w:r>
           </w:p>
         </w:tc>
         <w:tc>
           <w:tcPr>
-            <w:tcW w:type="dxa" w:w="2045"/>
+            <w:tcW w:w="2045" w:type="dxa"/>
+            <w:tcBorders>
+              <w:top w:val="single" w:sz="4" w:space="0" w:color="auto"/>
+              <w:left w:val="single" w:sz="4" w:space="0" w:color="auto"/>
+              <w:bottom w:val="single" w:sz="4" w:space="0" w:color="auto"/>
+              <w:right w:val="single" w:sz="4" w:space="0" w:color="auto"/>
+            </w:tcBorders>
+            <w:tcMar>
+              <w:top w:w="0" w:type="dxa"/>
+              <w:left w:w="108" w:type="dxa"/>
+              <w:bottom w:w="0" w:type="dxa"/>
+              <w:right w:w="108" w:type="dxa"/>
+            </w:tcMar>
             <w:vAlign w:val="center"/>
           </w:tcPr>
           <w:p>
+            <w:pPr>
+              <w:spacing w:after="200" w:line="276" w:lineRule="auto"/>
+            </w:pPr>
             <w:r>
+              <w:rPr>
+                <w:rFonts w:ascii="Aptos" w:hAnsi="Aptos" w:eastAsia="ＭＳ 明朝" w:cs="Aptos" w:eastAsiaTheme="minorEastAsia" w:csTheme="minorBidi"/>
+                <w:sz w:val="21"/>
+                <w:szCs w:val="22"/>
+              </w:rPr>
               <w:t>Get comments</w:t>
             </w:r>
           </w:p>
         </w:tc>
         <w:tc>
           <w:tcPr>
-            <w:tcW w:type="dxa" w:w="2045"/>
+            <w:tcW w:w="2045" w:type="dxa"/>
+            <w:tcBorders>
+              <w:top w:val="single" w:sz="4" w:space="0" w:color="auto"/>
+              <w:left w:val="single" w:sz="4" w:space="0" w:color="auto"/>
+              <w:bottom w:val="single" w:sz="4" w:space="0" w:color="auto"/>
+              <w:right w:val="single" w:sz="4" w:space="0" w:color="auto"/>
+            </w:tcBorders>
+            <w:tcMar>
+              <w:top w:w="0" w:type="dxa"/>
+              <w:left w:w="108" w:type="dxa"/>
+              <w:bottom w:w="0" w:type="dxa"/>
+              <w:right w:w="108" w:type="dxa"/>
+            </w:tcMar>
             <w:vAlign w:val="center"/>
           </w:tcPr>
           <w:p>
+            <w:pPr>
+              <w:spacing w:after="200" w:line="276" w:lineRule="auto"/>
+            </w:pPr>
             <w:r>
+              <w:rPr>
+                <w:rFonts w:ascii="Aptos" w:hAnsi="Aptos" w:eastAsia="ＭＳ 明朝" w:cs="Aptos" w:eastAsiaTheme="minorEastAsia" w:csTheme="minorBidi"/>
+                <w:sz w:val="21"/>
+                <w:szCs w:val="22"/>
+              </w:rPr>
               <w:t>Member</w:t>
             </w:r>
           </w:p>
@@ -1497,55 +4124,155 @@
       <w:tr>
         <w:tc>
           <w:tcPr>
-            <w:tcW w:type="dxa" w:w="2045"/>
+            <w:tcW w:w="2045" w:type="dxa"/>
+            <w:tcBorders>
+              <w:top w:val="single" w:sz="4" w:space="0" w:color="auto"/>
+              <w:left w:val="single" w:sz="4" w:space="0" w:color="auto"/>
+              <w:bottom w:val="single" w:sz="4" w:space="0" w:color="auto"/>
+              <w:right w:val="single" w:sz="4" w:space="0" w:color="auto"/>
+            </w:tcBorders>
+            <w:tcMar>
+              <w:top w:w="0" w:type="dxa"/>
+              <w:left w:w="108" w:type="dxa"/>
+              <w:bottom w:w="0" w:type="dxa"/>
+              <w:right w:w="108" w:type="dxa"/>
+            </w:tcMar>
             <w:vAlign w:val="center"/>
           </w:tcPr>
           <w:p>
+            <w:pPr>
+              <w:spacing w:after="200" w:line="276" w:lineRule="auto"/>
+            </w:pPr>
             <w:r>
+              <w:rPr>
+                <w:rFonts w:ascii="Aptos" w:hAnsi="Aptos" w:eastAsia="ＭＳ 明朝" w:cs="Aptos" w:eastAsiaTheme="minorEastAsia" w:csTheme="minorBidi"/>
+                <w:sz w:val="21"/>
+                <w:szCs w:val="22"/>
+              </w:rPr>
               <w:t>Comments</w:t>
             </w:r>
           </w:p>
         </w:tc>
         <w:tc>
           <w:tcPr>
-            <w:tcW w:type="dxa" w:w="2045"/>
+            <w:tcW w:w="2045" w:type="dxa"/>
+            <w:tcBorders>
+              <w:top w:val="single" w:sz="4" w:space="0" w:color="auto"/>
+              <w:left w:val="single" w:sz="4" w:space="0" w:color="auto"/>
+              <w:bottom w:val="single" w:sz="4" w:space="0" w:color="auto"/>
+              <w:right w:val="single" w:sz="4" w:space="0" w:color="auto"/>
+            </w:tcBorders>
+            <w:tcMar>
+              <w:top w:w="0" w:type="dxa"/>
+              <w:left w:w="108" w:type="dxa"/>
+              <w:bottom w:w="0" w:type="dxa"/>
+              <w:right w:w="108" w:type="dxa"/>
+            </w:tcMar>
             <w:vAlign w:val="center"/>
           </w:tcPr>
           <w:p>
+            <w:pPr>
+              <w:spacing w:after="200" w:line="276" w:lineRule="auto"/>
+            </w:pPr>
             <w:r>
+              <w:rPr>
+                <w:rFonts w:ascii="Aptos" w:hAnsi="Aptos" w:eastAsia="ＭＳ 明朝" w:cs="Aptos" w:eastAsiaTheme="minorEastAsia" w:csTheme="minorBidi"/>
+                <w:sz w:val="21"/>
+                <w:szCs w:val="22"/>
+              </w:rPr>
               <w:t>DELETE</w:t>
             </w:r>
           </w:p>
         </w:tc>
         <w:tc>
           <w:tcPr>
-            <w:tcW w:type="dxa" w:w="2045"/>
+            <w:tcW w:w="2045" w:type="dxa"/>
+            <w:tcBorders>
+              <w:top w:val="single" w:sz="4" w:space="0" w:color="auto"/>
+              <w:left w:val="single" w:sz="4" w:space="0" w:color="auto"/>
+              <w:bottom w:val="single" w:sz="4" w:space="0" w:color="auto"/>
+              <w:right w:val="single" w:sz="4" w:space="0" w:color="auto"/>
+            </w:tcBorders>
+            <w:tcMar>
+              <w:top w:w="0" w:type="dxa"/>
+              <w:left w:w="108" w:type="dxa"/>
+              <w:bottom w:w="0" w:type="dxa"/>
+              <w:right w:w="108" w:type="dxa"/>
+            </w:tcMar>
             <w:vAlign w:val="center"/>
           </w:tcPr>
           <w:p>
+            <w:pPr>
+              <w:spacing w:after="200" w:line="276" w:lineRule="auto"/>
+            </w:pPr>
             <w:r>
+              <w:rPr>
+                <w:rFonts w:ascii="Aptos" w:hAnsi="Aptos" w:eastAsia="ＭＳ 明朝" w:cs="Aptos" w:eastAsiaTheme="minorEastAsia" w:csTheme="minorBidi"/>
+                <w:sz w:val="21"/>
+                <w:szCs w:val="22"/>
+              </w:rPr>
               <w:t>/api/comments/:commentId</w:t>
             </w:r>
           </w:p>
         </w:tc>
         <w:tc>
           <w:tcPr>
-            <w:tcW w:type="dxa" w:w="2045"/>
+            <w:tcW w:w="2045" w:type="dxa"/>
+            <w:tcBorders>
+              <w:top w:val="single" w:sz="4" w:space="0" w:color="auto"/>
+              <w:left w:val="single" w:sz="4" w:space="0" w:color="auto"/>
+              <w:bottom w:val="single" w:sz="4" w:space="0" w:color="auto"/>
+              <w:right w:val="single" w:sz="4" w:space="0" w:color="auto"/>
+            </w:tcBorders>
+            <w:tcMar>
+              <w:top w:w="0" w:type="dxa"/>
+              <w:left w:w="108" w:type="dxa"/>
+              <w:bottom w:w="0" w:type="dxa"/>
+              <w:right w:w="108" w:type="dxa"/>
+            </w:tcMar>
             <w:vAlign w:val="center"/>
           </w:tcPr>
           <w:p>
+            <w:pPr>
+              <w:spacing w:after="200" w:line="276" w:lineRule="auto"/>
+            </w:pPr>
             <w:r>
+              <w:rPr>
+                <w:rFonts w:ascii="Aptos" w:hAnsi="Aptos" w:eastAsia="ＭＳ 明朝" w:cs="Aptos" w:eastAsiaTheme="minorEastAsia" w:csTheme="minorBidi"/>
+                <w:sz w:val="21"/>
+                <w:szCs w:val="22"/>
+              </w:rPr>
               <w:t>Delete comment</w:t>
             </w:r>
           </w:p>
         </w:tc>
         <w:tc>
           <w:tcPr>
-            <w:tcW w:type="dxa" w:w="2045"/>
+            <w:tcW w:w="2045" w:type="dxa"/>
+            <w:tcBorders>
+              <w:top w:val="single" w:sz="4" w:space="0" w:color="auto"/>
+              <w:left w:val="single" w:sz="4" w:space="0" w:color="auto"/>
+              <w:bottom w:val="single" w:sz="4" w:space="0" w:color="auto"/>
+              <w:right w:val="single" w:sz="4" w:space="0" w:color="auto"/>
+            </w:tcBorders>
+            <w:tcMar>
+              <w:top w:w="0" w:type="dxa"/>
+              <w:left w:w="108" w:type="dxa"/>
+              <w:bottom w:w="0" w:type="dxa"/>
+              <w:right w:w="108" w:type="dxa"/>
+            </w:tcMar>
             <w:vAlign w:val="center"/>
           </w:tcPr>
           <w:p>
+            <w:pPr>
+              <w:spacing w:after="200" w:line="276" w:lineRule="auto"/>
+            </w:pPr>
             <w:r>
+              <w:rPr>
+                <w:rFonts w:ascii="Aptos" w:hAnsi="Aptos" w:eastAsia="ＭＳ 明朝" w:cs="Aptos" w:eastAsiaTheme="minorEastAsia" w:csTheme="minorBidi"/>
+                <w:sz w:val="21"/>
+                <w:szCs w:val="22"/>
+              </w:rPr>
               <w:t>Author/Admin</w:t>
             </w:r>
           </w:p>
@@ -1557,6 +4284,14 @@
         <w:pStyle w:val="Heading1"/>
       </w:pPr>
       <w:r>
+        <w:rPr>
+          <w:rFonts w:ascii="Calibri" w:hAnsi="Calibri" w:eastAsia="ＭＳ ゴシック" w:cs="Calibri" w:asciiTheme="majorHAnsi" w:hAnsiTheme="majorHAnsi" w:eastAsiaTheme="majorEastAsia" w:csTheme="majorBidi"/>
+          <w:b/>
+          <w:bCs/>
+          <w:color w:val="365F91" w:themeColor="accent1" w:themeShade="BF"/>
+          <w:sz w:val="34"/>
+          <w:szCs w:val="28"/>
+        </w:rPr>
         <w:t>7. Day-by-Day Plan</w:t>
       </w:r>
     </w:p>
@@ -1565,78 +4300,140 @@
         <w:pStyle w:val="Heading2"/>
       </w:pPr>
       <w:r>
+        <w:rPr>
+          <w:rFonts w:ascii="Calibri" w:hAnsi="Calibri" w:eastAsia="ＭＳ ゴシック" w:cs="Calibri" w:asciiTheme="majorHAnsi" w:hAnsiTheme="majorHAnsi" w:eastAsiaTheme="majorEastAsia" w:csTheme="majorBidi"/>
+          <w:b/>
+          <w:bCs/>
+          <w:color w:val="4F81BD" w:themeColor="accent1"/>
+          <w:sz w:val="26"/>
+          <w:szCs w:val="26"/>
+        </w:rPr>
         <w:t>Day 1 — Setup + Authentication</w:t>
       </w:r>
     </w:p>
     <w:p>
       <w:pPr>
         <w:pStyle w:val="ListBullet"/>
+        <w:ind w:left="360" w:hanging="360"/>
       </w:pPr>
       <w:r>
+        <w:rPr>
+          <w:rFonts w:ascii="Aptos" w:hAnsi="Aptos" w:eastAsia="ＭＳ 明朝" w:cs="Aptos" w:eastAsiaTheme="minorEastAsia" w:csTheme="minorBidi"/>
+          <w:sz w:val="21"/>
+          <w:szCs w:val="22"/>
+        </w:rPr>
         <w:t>Create the Node/Express project.</w:t>
       </w:r>
     </w:p>
     <w:p>
       <w:pPr>
         <w:pStyle w:val="ListBullet"/>
+        <w:ind w:left="360" w:hanging="360"/>
       </w:pPr>
       <w:r>
+        <w:rPr>
+          <w:rFonts w:ascii="Aptos" w:hAnsi="Aptos" w:eastAsia="ＭＳ 明朝" w:cs="Aptos" w:eastAsiaTheme="minorEastAsia" w:csTheme="minorBidi"/>
+          <w:sz w:val="21"/>
+          <w:szCs w:val="22"/>
+        </w:rPr>
         <w:t>Connect Express to MongoDB using Mongoose.</w:t>
       </w:r>
     </w:p>
     <w:p>
       <w:pPr>
         <w:pStyle w:val="ListBullet"/>
+        <w:ind w:left="360" w:hanging="360"/>
       </w:pPr>
       <w:r>
+        <w:rPr>
+          <w:rFonts w:ascii="Aptos" w:hAnsi="Aptos" w:eastAsia="ＭＳ 明朝" w:cs="Aptos" w:eastAsiaTheme="minorEastAsia" w:csTheme="minorBidi"/>
+          <w:sz w:val="21"/>
+          <w:szCs w:val="22"/>
+        </w:rPr>
         <w:t>Create User model.</w:t>
       </w:r>
     </w:p>
     <w:p>
       <w:pPr>
         <w:pStyle w:val="ListBullet"/>
+        <w:ind w:left="360" w:hanging="360"/>
       </w:pPr>
       <w:r>
+        <w:rPr>
+          <w:rFonts w:ascii="Aptos" w:hAnsi="Aptos" w:eastAsia="ＭＳ 明朝" w:cs="Aptos" w:eastAsiaTheme="minorEastAsia" w:csTheme="minorBidi"/>
+          <w:sz w:val="21"/>
+          <w:szCs w:val="22"/>
+        </w:rPr>
         <w:t>Create POST /register.</w:t>
       </w:r>
     </w:p>
     <w:p>
       <w:pPr>
         <w:pStyle w:val="ListBullet"/>
+        <w:ind w:left="360" w:hanging="360"/>
       </w:pPr>
       <w:r>
+        <w:rPr>
+          <w:rFonts w:ascii="Aptos" w:hAnsi="Aptos" w:eastAsia="ＭＳ 明朝" w:cs="Aptos" w:eastAsiaTheme="minorEastAsia" w:csTheme="minorBidi"/>
+          <w:sz w:val="21"/>
+          <w:szCs w:val="22"/>
+        </w:rPr>
         <w:t>Hash passwords before saving them.</w:t>
       </w:r>
     </w:p>
     <w:p>
       <w:pPr>
         <w:pStyle w:val="ListBullet"/>
+        <w:ind w:left="360" w:hanging="360"/>
       </w:pPr>
       <w:r>
+        <w:rPr>
+          <w:rFonts w:ascii="Aptos" w:hAnsi="Aptos" w:eastAsia="ＭＳ 明朝" w:cs="Aptos" w:eastAsiaTheme="minorEastAsia" w:csTheme="minorBidi"/>
+          <w:sz w:val="21"/>
+          <w:szCs w:val="22"/>
+        </w:rPr>
         <w:t>Create POST /login.</w:t>
       </w:r>
     </w:p>
     <w:p>
       <w:pPr>
         <w:pStyle w:val="ListBullet"/>
+        <w:ind w:left="360" w:hanging="360"/>
       </w:pPr>
       <w:r>
+        <w:rPr>
+          <w:rFonts w:ascii="Aptos" w:hAnsi="Aptos" w:eastAsia="ＭＳ 明朝" w:cs="Aptos" w:eastAsiaTheme="minorEastAsia" w:csTheme="minorBidi"/>
+          <w:sz w:val="21"/>
+          <w:szCs w:val="22"/>
+        </w:rPr>
         <w:t>Generate a JWT after successful login.</w:t>
       </w:r>
     </w:p>
     <w:p>
       <w:pPr>
         <w:pStyle w:val="ListBullet"/>
+        <w:ind w:left="360" w:hanging="360"/>
       </w:pPr>
       <w:r>
+        <w:rPr>
+          <w:rFonts w:ascii="Aptos" w:hAnsi="Aptos" w:eastAsia="ＭＳ 明朝" w:cs="Aptos" w:eastAsiaTheme="minorEastAsia" w:csTheme="minorBidi"/>
+          <w:sz w:val="21"/>
+          <w:szCs w:val="22"/>
+        </w:rPr>
         <w:t>Create auth middleware that reads the Bearer token and identifies the user.</w:t>
       </w:r>
     </w:p>
     <w:p>
       <w:pPr>
         <w:pStyle w:val="ListBullet"/>
+        <w:ind w:left="360" w:hanging="360"/>
       </w:pPr>
       <w:r>
+        <w:rPr>
+          <w:rFonts w:ascii="Aptos" w:hAnsi="Aptos" w:eastAsia="ＭＳ 明朝" w:cs="Aptos" w:eastAsiaTheme="minorEastAsia" w:csTheme="minorBidi"/>
+          <w:sz w:val="21"/>
+          <w:szCs w:val="22"/>
+        </w:rPr>
         <w:t>Test register, login and one protected test route in Postman.</w:t>
       </w:r>
     </w:p>
@@ -1645,70 +4442,126 @@
         <w:pStyle w:val="Heading2"/>
       </w:pPr>
       <w:r>
+        <w:rPr>
+          <w:rFonts w:ascii="Calibri" w:hAnsi="Calibri" w:eastAsia="ＭＳ ゴシック" w:cs="Calibri" w:asciiTheme="majorHAnsi" w:hAnsiTheme="majorHAnsi" w:eastAsiaTheme="majorEastAsia" w:csTheme="majorBidi"/>
+          <w:b/>
+          <w:bCs/>
+          <w:color w:val="4F81BD" w:themeColor="accent1"/>
+          <w:sz w:val="26"/>
+          <w:szCs w:val="26"/>
+        </w:rPr>
         <w:t>Day 2 — Teams + Authorization</w:t>
       </w:r>
     </w:p>
     <w:p>
       <w:pPr>
         <w:pStyle w:val="ListBullet"/>
+        <w:ind w:left="360" w:hanging="360"/>
       </w:pPr>
       <w:r>
+        <w:rPr>
+          <w:rFonts w:ascii="Aptos" w:hAnsi="Aptos" w:eastAsia="ＭＳ 明朝" w:cs="Aptos" w:eastAsiaTheme="minorEastAsia" w:csTheme="minorBidi"/>
+          <w:sz w:val="21"/>
+          <w:szCs w:val="22"/>
+        </w:rPr>
         <w:t>Create Team model.</w:t>
       </w:r>
     </w:p>
     <w:p>
       <w:pPr>
         <w:pStyle w:val="ListBullet"/>
+        <w:ind w:left="360" w:hanging="360"/>
       </w:pPr>
       <w:r>
+        <w:rPr>
+          <w:rFonts w:ascii="Aptos" w:hAnsi="Aptos" w:eastAsia="ＭＳ 明朝" w:cs="Aptos" w:eastAsiaTheme="minorEastAsia" w:csTheme="minorBidi"/>
+          <w:sz w:val="21"/>
+          <w:szCs w:val="22"/>
+        </w:rPr>
         <w:t>Create POST /api/teams.</w:t>
       </w:r>
     </w:p>
     <w:p>
       <w:pPr>
         <w:pStyle w:val="ListBullet"/>
+        <w:ind w:left="360" w:hanging="360"/>
       </w:pPr>
       <w:r>
+        <w:rPr>
+          <w:rFonts w:ascii="Aptos" w:hAnsi="Aptos" w:eastAsia="ＭＳ 明朝" w:cs="Aptos" w:eastAsiaTheme="minorEastAsia" w:csTheme="minorBidi"/>
+          <w:sz w:val="21"/>
+          <w:szCs w:val="22"/>
+        </w:rPr>
         <w:t>When a team is created, make the logged-in user the owner.</w:t>
       </w:r>
     </w:p>
     <w:p>
       <w:pPr>
         <w:pStyle w:val="ListBullet"/>
+        <w:ind w:left="360" w:hanging="360"/>
       </w:pPr>
       <w:r>
+        <w:rPr>
+          <w:rFonts w:ascii="Aptos" w:hAnsi="Aptos" w:eastAsia="ＭＳ 明朝" w:cs="Aptos" w:eastAsiaTheme="minorEastAsia" w:csTheme="minorBidi"/>
+          <w:sz w:val="21"/>
+          <w:szCs w:val="22"/>
+        </w:rPr>
         <w:t>Store team members with a simple role: owner/admin/member.</w:t>
       </w:r>
     </w:p>
     <w:p>
       <w:pPr>
         <w:pStyle w:val="ListBullet"/>
+        <w:ind w:left="360" w:hanging="360"/>
       </w:pPr>
       <w:r>
+        <w:rPr>
+          <w:rFonts w:ascii="Aptos" w:hAnsi="Aptos" w:eastAsia="ＭＳ 明朝" w:cs="Aptos" w:eastAsiaTheme="minorEastAsia" w:csTheme="minorBidi"/>
+          <w:sz w:val="21"/>
+          <w:szCs w:val="22"/>
+        </w:rPr>
         <w:t>Create GET team routes.</w:t>
       </w:r>
     </w:p>
     <w:p>
       <w:pPr>
         <w:pStyle w:val="ListBullet"/>
+        <w:ind w:left="360" w:hanging="360"/>
       </w:pPr>
       <w:r>
+        <w:rPr>
+          <w:rFonts w:ascii="Aptos" w:hAnsi="Aptos" w:eastAsia="ＭＳ 明朝" w:cs="Aptos" w:eastAsiaTheme="minorEastAsia" w:csTheme="minorBidi"/>
+          <w:sz w:val="21"/>
+          <w:szCs w:val="22"/>
+        </w:rPr>
         <w:t>Add an endpoint to add a member (you can use email or user ID for simplicity).</w:t>
       </w:r>
     </w:p>
     <w:p>
       <w:pPr>
         <w:pStyle w:val="ListBullet"/>
+        <w:ind w:left="360" w:hanging="360"/>
       </w:pPr>
       <w:r>
+        <w:rPr>
+          <w:rFonts w:ascii="Aptos" w:hAnsi="Aptos" w:eastAsia="ＭＳ 明朝" w:cs="Aptos" w:eastAsiaTheme="minorEastAsia" w:csTheme="minorBidi"/>
+          <w:sz w:val="21"/>
+          <w:szCs w:val="22"/>
+        </w:rPr>
         <w:t>Learn and implement authorization: owner/admin can manage members; members can view the team.</w:t>
       </w:r>
     </w:p>
     <w:p>
       <w:pPr>
         <w:pStyle w:val="ListBullet"/>
+        <w:ind w:left="360" w:hanging="360"/>
       </w:pPr>
       <w:r>
+        <w:rPr>
+          <w:rFonts w:ascii="Aptos" w:hAnsi="Aptos" w:eastAsia="ＭＳ 明朝" w:cs="Aptos" w:eastAsiaTheme="minorEastAsia" w:csTheme="minorBidi"/>
+          <w:sz w:val="21"/>
+          <w:szCs w:val="22"/>
+        </w:rPr>
         <w:t>Test with two different users.</w:t>
       </w:r>
     </w:p>
@@ -1717,86 +4570,154 @@
         <w:pStyle w:val="Heading2"/>
       </w:pPr>
       <w:r>
+        <w:rPr>
+          <w:rFonts w:ascii="Calibri" w:hAnsi="Calibri" w:eastAsia="ＭＳ ゴシック" w:cs="Calibri" w:asciiTheme="majorHAnsi" w:hAnsiTheme="majorHAnsi" w:eastAsiaTheme="majorEastAsia" w:csTheme="majorBidi"/>
+          <w:b/>
+          <w:bCs/>
+          <w:color w:val="4F81BD" w:themeColor="accent1"/>
+          <w:sz w:val="26"/>
+          <w:szCs w:val="26"/>
+        </w:rPr>
         <w:t>Day 3 — Projects + Tasks</w:t>
       </w:r>
     </w:p>
     <w:p>
       <w:pPr>
         <w:pStyle w:val="ListBullet"/>
+        <w:ind w:left="360" w:hanging="360"/>
       </w:pPr>
       <w:r>
+        <w:rPr>
+          <w:rFonts w:ascii="Aptos" w:hAnsi="Aptos" w:eastAsia="ＭＳ 明朝" w:cs="Aptos" w:eastAsiaTheme="minorEastAsia" w:csTheme="minorBidi"/>
+          <w:sz w:val="21"/>
+          <w:szCs w:val="22"/>
+        </w:rPr>
         <w:t>Create Project model.</w:t>
       </w:r>
     </w:p>
     <w:p>
       <w:pPr>
         <w:pStyle w:val="ListBullet"/>
+        <w:ind w:left="360" w:hanging="360"/>
       </w:pPr>
       <w:r>
+        <w:rPr>
+          <w:rFonts w:ascii="Aptos" w:hAnsi="Aptos" w:eastAsia="ＭＳ 明朝" w:cs="Aptos" w:eastAsiaTheme="minorEastAsia" w:csTheme="minorBidi"/>
+          <w:sz w:val="21"/>
+          <w:szCs w:val="22"/>
+        </w:rPr>
         <w:t>Create project inside a team.</w:t>
       </w:r>
     </w:p>
     <w:p>
       <w:pPr>
         <w:pStyle w:val="ListBullet"/>
+        <w:ind w:left="360" w:hanging="360"/>
       </w:pPr>
       <w:r>
+        <w:rPr>
+          <w:rFonts w:ascii="Aptos" w:hAnsi="Aptos" w:eastAsia="ＭＳ 明朝" w:cs="Aptos" w:eastAsiaTheme="minorEastAsia" w:csTheme="minorBidi"/>
+          <w:sz w:val="21"/>
+          <w:szCs w:val="22"/>
+        </w:rPr>
         <w:t>Only allow appropriate team members to create/view projects.</w:t>
       </w:r>
     </w:p>
     <w:p>
       <w:pPr>
         <w:pStyle w:val="ListBullet"/>
+        <w:ind w:left="360" w:hanging="360"/>
       </w:pPr>
       <w:r>
+        <w:rPr>
+          <w:rFonts w:ascii="Aptos" w:hAnsi="Aptos" w:eastAsia="ＭＳ 明朝" w:cs="Aptos" w:eastAsiaTheme="minorEastAsia" w:csTheme="minorBidi"/>
+          <w:sz w:val="21"/>
+          <w:szCs w:val="22"/>
+        </w:rPr>
         <w:t>Create Task model.</w:t>
       </w:r>
     </w:p>
     <w:p>
       <w:pPr>
         <w:pStyle w:val="ListBullet"/>
+        <w:ind w:left="360" w:hanging="360"/>
       </w:pPr>
       <w:r>
+        <w:rPr>
+          <w:rFonts w:ascii="Aptos" w:hAnsi="Aptos" w:eastAsia="ＭＳ 明朝" w:cs="Aptos" w:eastAsiaTheme="minorEastAsia" w:csTheme="minorBidi"/>
+          <w:sz w:val="21"/>
+          <w:szCs w:val="22"/>
+        </w:rPr>
         <w:t>Create task inside a project.</w:t>
       </w:r>
     </w:p>
     <w:p>
       <w:pPr>
         <w:pStyle w:val="ListBullet"/>
+        <w:ind w:left="360" w:hanging="360"/>
       </w:pPr>
       <w:r>
+        <w:rPr>
+          <w:rFonts w:ascii="Aptos" w:hAnsi="Aptos" w:eastAsia="ＭＳ 明朝" w:cs="Aptos" w:eastAsiaTheme="minorEastAsia" w:csTheme="minorBidi"/>
+          <w:sz w:val="21"/>
+          <w:szCs w:val="22"/>
+        </w:rPr>
         <w:t>Allow assigning a task to a team member.</w:t>
       </w:r>
     </w:p>
     <w:p>
       <w:pPr>
         <w:pStyle w:val="ListBullet"/>
+        <w:ind w:left="360" w:hanging="360"/>
       </w:pPr>
       <w:r>
+        <w:rPr>
+          <w:rFonts w:ascii="Aptos" w:hAnsi="Aptos" w:eastAsia="ＭＳ 明朝" w:cs="Aptos" w:eastAsiaTheme="minorEastAsia" w:csTheme="minorBidi"/>
+          <w:sz w:val="21"/>
+          <w:szCs w:val="22"/>
+        </w:rPr>
         <w:t>Implement status: todo, in_progress, completed.</w:t>
       </w:r>
     </w:p>
     <w:p>
       <w:pPr>
         <w:pStyle w:val="ListBullet"/>
+        <w:ind w:left="360" w:hanging="360"/>
       </w:pPr>
       <w:r>
+        <w:rPr>
+          <w:rFonts w:ascii="Aptos" w:hAnsi="Aptos" w:eastAsia="ＭＳ 明朝" w:cs="Aptos" w:eastAsiaTheme="minorEastAsia" w:csTheme="minorBidi"/>
+          <w:sz w:val="21"/>
+          <w:szCs w:val="22"/>
+        </w:rPr>
         <w:t>Implement priority: low, medium, high.</w:t>
       </w:r>
     </w:p>
     <w:p>
       <w:pPr>
         <w:pStyle w:val="ListBullet"/>
+        <w:ind w:left="360" w:hanging="360"/>
       </w:pPr>
       <w:r>
+        <w:rPr>
+          <w:rFonts w:ascii="Aptos" w:hAnsi="Aptos" w:eastAsia="ＭＳ 明朝" w:cs="Aptos" w:eastAsiaTheme="minorEastAsia" w:csTheme="minorBidi"/>
+          <w:sz w:val="21"/>
+          <w:szCs w:val="22"/>
+        </w:rPr>
         <w:t>Implement GET task and PATCH task.</w:t>
       </w:r>
     </w:p>
     <w:p>
       <w:pPr>
         <w:pStyle w:val="ListBullet"/>
+        <w:ind w:left="360" w:hanging="360"/>
       </w:pPr>
       <w:r>
+        <w:rPr>
+          <w:rFonts w:ascii="Aptos" w:hAnsi="Aptos" w:eastAsia="ＭＳ 明朝" w:cs="Aptos" w:eastAsiaTheme="minorEastAsia" w:csTheme="minorBidi"/>
+          <w:sz w:val="21"/>
+          <w:szCs w:val="22"/>
+        </w:rPr>
         <w:t>Test the complete Team → Project → Task flow.</w:t>
       </w:r>
     </w:p>
@@ -1805,70 +4726,126 @@
         <w:pStyle w:val="Heading2"/>
       </w:pPr>
       <w:r>
+        <w:rPr>
+          <w:rFonts w:ascii="Calibri" w:hAnsi="Calibri" w:eastAsia="ＭＳ ゴシック" w:cs="Calibri" w:asciiTheme="majorHAnsi" w:hAnsiTheme="majorHAnsi" w:eastAsiaTheme="majorEastAsia" w:csTheme="majorBidi"/>
+          <w:b/>
+          <w:bCs/>
+          <w:color w:val="4F81BD" w:themeColor="accent1"/>
+          <w:sz w:val="26"/>
+          <w:szCs w:val="26"/>
+        </w:rPr>
         <w:t>Day 4 — Comments + Better APIs</w:t>
       </w:r>
     </w:p>
     <w:p>
       <w:pPr>
         <w:pStyle w:val="ListBullet"/>
+        <w:ind w:left="360" w:hanging="360"/>
       </w:pPr>
       <w:r>
+        <w:rPr>
+          <w:rFonts w:ascii="Aptos" w:hAnsi="Aptos" w:eastAsia="ＭＳ 明朝" w:cs="Aptos" w:eastAsiaTheme="minorEastAsia" w:csTheme="minorBidi"/>
+          <w:sz w:val="21"/>
+          <w:szCs w:val="22"/>
+        </w:rPr>
         <w:t>Create Comment model.</w:t>
       </w:r>
     </w:p>
     <w:p>
       <w:pPr>
         <w:pStyle w:val="ListBullet"/>
+        <w:ind w:left="360" w:hanging="360"/>
       </w:pPr>
       <w:r>
+        <w:rPr>
+          <w:rFonts w:ascii="Aptos" w:hAnsi="Aptos" w:eastAsia="ＭＳ 明朝" w:cs="Aptos" w:eastAsiaTheme="minorEastAsia" w:csTheme="minorBidi"/>
+          <w:sz w:val="21"/>
+          <w:szCs w:val="22"/>
+        </w:rPr>
         <w:t>Add comments to tasks.</w:t>
       </w:r>
     </w:p>
     <w:p>
       <w:pPr>
         <w:pStyle w:val="ListBullet"/>
+        <w:ind w:left="360" w:hanging="360"/>
       </w:pPr>
       <w:r>
+        <w:rPr>
+          <w:rFonts w:ascii="Aptos" w:hAnsi="Aptos" w:eastAsia="ＭＳ 明朝" w:cs="Aptos" w:eastAsiaTheme="minorEastAsia" w:csTheme="minorBidi"/>
+          <w:sz w:val="21"/>
+          <w:szCs w:val="22"/>
+        </w:rPr>
         <w:t>Get all comments for a task.</w:t>
       </w:r>
     </w:p>
     <w:p>
       <w:pPr>
         <w:pStyle w:val="ListBullet"/>
+        <w:ind w:left="360" w:hanging="360"/>
       </w:pPr>
       <w:r>
+        <w:rPr>
+          <w:rFonts w:ascii="Aptos" w:hAnsi="Aptos" w:eastAsia="ＭＳ 明朝" w:cs="Aptos" w:eastAsiaTheme="minorEastAsia" w:csTheme="minorBidi"/>
+          <w:sz w:val="21"/>
+          <w:szCs w:val="22"/>
+        </w:rPr>
         <w:t>Allow author/admin to delete a comment.</w:t>
       </w:r>
     </w:p>
     <w:p>
       <w:pPr>
         <w:pStyle w:val="ListBullet"/>
+        <w:ind w:left="360" w:hanging="360"/>
       </w:pPr>
       <w:r>
+        <w:rPr>
+          <w:rFonts w:ascii="Aptos" w:hAnsi="Aptos" w:eastAsia="ＭＳ 明朝" w:cs="Aptos" w:eastAsiaTheme="minorEastAsia" w:csTheme="minorBidi"/>
+          <w:sz w:val="21"/>
+          <w:szCs w:val="22"/>
+        </w:rPr>
         <w:t>Add task filtering: status, priority, assignedTo.</w:t>
       </w:r>
     </w:p>
     <w:p>
       <w:pPr>
         <w:pStyle w:val="ListBullet"/>
+        <w:ind w:left="360" w:hanging="360"/>
       </w:pPr>
       <w:r>
+        <w:rPr>
+          <w:rFonts w:ascii="Aptos" w:hAnsi="Aptos" w:eastAsia="ＭＳ 明朝" w:cs="Aptos" w:eastAsiaTheme="minorEastAsia" w:csTheme="minorBidi"/>
+          <w:sz w:val="21"/>
+          <w:szCs w:val="22"/>
+        </w:rPr>
         <w:t>Add simple text search by task title if you are comfortable.</w:t>
       </w:r>
     </w:p>
     <w:p>
       <w:pPr>
         <w:pStyle w:val="ListBullet"/>
+        <w:ind w:left="360" w:hanging="360"/>
       </w:pPr>
       <w:r>
+        <w:rPr>
+          <w:rFonts w:ascii="Aptos" w:hAnsi="Aptos" w:eastAsia="ＭＳ 明朝" w:cs="Aptos" w:eastAsiaTheme="minorEastAsia" w:csTheme="minorBidi"/>
+          <w:sz w:val="21"/>
+          <w:szCs w:val="22"/>
+        </w:rPr>
         <w:t>Add pagination using page and limit.</w:t>
       </w:r>
     </w:p>
     <w:p>
       <w:pPr>
         <w:pStyle w:val="ListBullet"/>
+        <w:ind w:left="360" w:hanging="360"/>
       </w:pPr>
       <w:r>
+        <w:rPr>
+          <w:rFonts w:ascii="Aptos" w:hAnsi="Aptos" w:eastAsia="ＭＳ 明朝" w:cs="Aptos" w:eastAsiaTheme="minorEastAsia" w:csTheme="minorBidi"/>
+          <w:sz w:val="21"/>
+          <w:szCs w:val="22"/>
+        </w:rPr>
         <w:t>Improve error handling and HTTP status codes.</w:t>
       </w:r>
     </w:p>
@@ -1877,78 +4854,140 @@
         <w:pStyle w:val="Heading2"/>
       </w:pPr>
       <w:r>
+        <w:rPr>
+          <w:rFonts w:ascii="Calibri" w:hAnsi="Calibri" w:eastAsia="ＭＳ ゴシック" w:cs="Calibri" w:asciiTheme="majorHAnsi" w:hAnsiTheme="majorHAnsi" w:eastAsiaTheme="majorEastAsia" w:csTheme="majorBidi"/>
+          <w:b/>
+          <w:bCs/>
+          <w:color w:val="4F81BD" w:themeColor="accent1"/>
+          <w:sz w:val="26"/>
+          <w:szCs w:val="26"/>
+        </w:rPr>
         <w:t>Day 5 — Polish + Optional Features</w:t>
       </w:r>
     </w:p>
     <w:p>
       <w:pPr>
         <w:pStyle w:val="ListBullet"/>
+        <w:ind w:left="360" w:hanging="360"/>
       </w:pPr>
       <w:r>
+        <w:rPr>
+          <w:rFonts w:ascii="Aptos" w:hAnsi="Aptos" w:eastAsia="ＭＳ 明朝" w:cs="Aptos" w:eastAsiaTheme="minorEastAsia" w:csTheme="minorBidi"/>
+          <w:sz w:val="21"/>
+          <w:szCs w:val="22"/>
+        </w:rPr>
         <w:t>Test every endpoint again.</w:t>
       </w:r>
     </w:p>
     <w:p>
       <w:pPr>
         <w:pStyle w:val="ListBullet"/>
+        <w:ind w:left="360" w:hanging="360"/>
       </w:pPr>
       <w:r>
+        <w:rPr>
+          <w:rFonts w:ascii="Aptos" w:hAnsi="Aptos" w:eastAsia="ＭＳ 明朝" w:cs="Aptos" w:eastAsiaTheme="minorEastAsia" w:csTheme="minorBidi"/>
+          <w:sz w:val="21"/>
+          <w:szCs w:val="22"/>
+        </w:rPr>
         <w:t>Check unauthorized users cannot access other teams' data.</w:t>
       </w:r>
     </w:p>
     <w:p>
       <w:pPr>
         <w:pStyle w:val="ListBullet"/>
+        <w:ind w:left="360" w:hanging="360"/>
       </w:pPr>
       <w:r>
+        <w:rPr>
+          <w:rFonts w:ascii="Aptos" w:hAnsi="Aptos" w:eastAsia="ＭＳ 明朝" w:cs="Aptos" w:eastAsiaTheme="minorEastAsia" w:csTheme="minorBidi"/>
+          <w:sz w:val="21"/>
+          <w:szCs w:val="22"/>
+        </w:rPr>
         <w:t>Clean controllers/routes/models.</w:t>
       </w:r>
     </w:p>
     <w:p>
       <w:pPr>
         <w:pStyle w:val="ListBullet"/>
+        <w:ind w:left="360" w:hanging="360"/>
       </w:pPr>
       <w:r>
+        <w:rPr>
+          <w:rFonts w:ascii="Aptos" w:hAnsi="Aptos" w:eastAsia="ＭＳ 明朝" w:cs="Aptos" w:eastAsiaTheme="minorEastAsia" w:csTheme="minorBidi"/>
+          <w:sz w:val="21"/>
+          <w:szCs w:val="22"/>
+        </w:rPr>
         <w:t>Add a README with setup instructions and API examples.</w:t>
       </w:r>
     </w:p>
     <w:p>
       <w:pPr>
         <w:pStyle w:val="ListBullet"/>
+        <w:ind w:left="360" w:hanging="360"/>
       </w:pPr>
       <w:r>
+        <w:rPr>
+          <w:rFonts w:ascii="Aptos" w:hAnsi="Aptos" w:eastAsia="ＭＳ 明朝" w:cs="Aptos" w:eastAsiaTheme="minorEastAsia" w:csTheme="minorBidi"/>
+          <w:sz w:val="21"/>
+          <w:szCs w:val="22"/>
+        </w:rPr>
         <w:t>Push to GitHub.</w:t>
       </w:r>
     </w:p>
     <w:p>
       <w:pPr>
         <w:pStyle w:val="ListBullet"/>
+        <w:ind w:left="360" w:hanging="360"/>
       </w:pPr>
       <w:r>
+        <w:rPr>
+          <w:rFonts w:ascii="Aptos" w:hAnsi="Aptos" w:eastAsia="ＭＳ 明朝" w:cs="Aptos" w:eastAsiaTheme="minorEastAsia" w:csTheme="minorBidi"/>
+          <w:sz w:val="21"/>
+          <w:szCs w:val="22"/>
+        </w:rPr>
         <w:t>Optional: add project dashboard/aggregation.</w:t>
       </w:r>
     </w:p>
     <w:p>
       <w:pPr>
         <w:pStyle w:val="ListBullet"/>
+        <w:ind w:left="360" w:hanging="360"/>
       </w:pPr>
       <w:r>
+        <w:rPr>
+          <w:rFonts w:ascii="Aptos" w:hAnsi="Aptos" w:eastAsia="ＭＳ 明朝" w:cs="Aptos" w:eastAsiaTheme="minorEastAsia" w:csTheme="minorBidi"/>
+          <w:sz w:val="21"/>
+          <w:szCs w:val="22"/>
+        </w:rPr>
         <w:t>Optional: add notifications.</w:t>
       </w:r>
     </w:p>
     <w:p>
       <w:pPr>
         <w:pStyle w:val="ListBullet"/>
+        <w:ind w:left="360" w:hanging="360"/>
       </w:pPr>
       <w:r>
+        <w:rPr>
+          <w:rFonts w:ascii="Aptos" w:hAnsi="Aptos" w:eastAsia="ＭＳ 明朝" w:cs="Aptos" w:eastAsiaTheme="minorEastAsia" w:csTheme="minorBidi"/>
+          <w:sz w:val="21"/>
+          <w:szCs w:val="22"/>
+        </w:rPr>
         <w:t>Optional: add activity logs.</w:t>
       </w:r>
     </w:p>
     <w:p>
       <w:pPr>
         <w:pStyle w:val="ListBullet"/>
+        <w:ind w:left="360" w:hanging="360"/>
       </w:pPr>
       <w:r>
+        <w:rPr>
+          <w:rFonts w:ascii="Aptos" w:hAnsi="Aptos" w:eastAsia="ＭＳ 明朝" w:cs="Aptos" w:eastAsiaTheme="minorEastAsia" w:csTheme="minorBidi"/>
+          <w:sz w:val="21"/>
+          <w:szCs w:val="22"/>
+        </w:rPr>
         <w:t>Stop when the core project is stable. Extra features are bonuses.</w:t>
       </w:r>
     </w:p>
@@ -1957,28 +4996,89 @@
         <w:pStyle w:val="Heading1"/>
       </w:pPr>
       <w:r>
+        <w:rPr>
+          <w:rFonts w:ascii="Calibri" w:hAnsi="Calibri" w:eastAsia="ＭＳ ゴシック" w:cs="Calibri" w:asciiTheme="majorHAnsi" w:hAnsiTheme="majorHAnsi" w:eastAsiaTheme="majorEastAsia" w:csTheme="majorBidi"/>
+          <w:b/>
+          <w:bCs/>
+          <w:color w:val="365F91" w:themeColor="accent1" w:themeShade="BF"/>
+          <w:sz w:val="34"/>
+          <w:szCs w:val="28"/>
+        </w:rPr>
         <w:t>8. Authentication vs Authorization</w:t>
       </w:r>
     </w:p>
     <w:p>
+      <w:pPr>
+        <w:spacing w:after="200" w:line="276" w:lineRule="auto"/>
+      </w:pPr>
       <w:r>
+        <w:rPr>
+          <w:rFonts w:ascii="Aptos" w:hAnsi="Aptos" w:eastAsia="ＭＳ 明朝" w:cs="Aptos" w:eastAsiaTheme="minorEastAsia" w:csTheme="minorBidi"/>
+          <w:sz w:val="21"/>
+          <w:szCs w:val="22"/>
+        </w:rPr>
         <w:t>Authentication = “Who are you?”</w:t>
-        <w:br/>
+      </w:r>
+      <w:r>
+        <w:br w:type="textWrapping"/>
+      </w:r>
+      <w:r>
+        <w:rPr>
+          <w:rFonts w:ascii="Aptos" w:hAnsi="Aptos" w:eastAsia="ＭＳ 明朝" w:cs="Aptos" w:eastAsiaTheme="minorEastAsia" w:csTheme="minorBidi"/>
+          <w:sz w:val="21"/>
+          <w:szCs w:val="22"/>
+        </w:rPr>
         <w:t>Example: JWT proves that the request belongs to Dinesh.</w:t>
-        <w:br/>
-        <w:br/>
+      </w:r>
+      <w:r>
+        <w:br w:type="textWrapping"/>
+      </w:r>
+      <w:r>
+        <w:br w:type="textWrapping"/>
+      </w:r>
+      <w:r>
+        <w:rPr>
+          <w:rFonts w:ascii="Aptos" w:hAnsi="Aptos" w:eastAsia="ＭＳ 明朝" w:cs="Aptos" w:eastAsiaTheme="minorEastAsia" w:csTheme="minorBidi"/>
+          <w:sz w:val="21"/>
+          <w:szCs w:val="22"/>
+        </w:rPr>
         <w:t>Authorization = “Are you allowed to do this?”</w:t>
-        <w:br/>
+      </w:r>
+      <w:r>
+        <w:br w:type="textWrapping"/>
+      </w:r>
+      <w:r>
+        <w:rPr>
+          <w:rFonts w:ascii="Aptos" w:hAnsi="Aptos" w:eastAsia="ＭＳ 明朝" w:cs="Aptos" w:eastAsiaTheme="minorEastAsia" w:csTheme="minorBidi"/>
+          <w:sz w:val="21"/>
+          <w:szCs w:val="22"/>
+        </w:rPr>
         <w:t>Example: Dinesh is logged in, but only a team owner/admin can remove a team member.</w:t>
       </w:r>
     </w:p>
     <w:p>
+      <w:pPr>
+        <w:spacing w:after="200" w:line="276" w:lineRule="auto"/>
+      </w:pPr>
       <w:r>
+        <w:rPr>
+          <w:rFonts w:ascii="Aptos" w:hAnsi="Aptos" w:eastAsia="ＭＳ 明朝" w:cs="Aptos" w:eastAsiaTheme="minorEastAsia" w:csTheme="minorBidi"/>
+          <w:sz w:val="21"/>
+          <w:szCs w:val="22"/>
+        </w:rPr>
         <w:t>Typical request flow:</w:t>
       </w:r>
     </w:p>
     <w:p>
+      <w:pPr>
+        <w:spacing w:after="200" w:line="276" w:lineRule="auto"/>
+      </w:pPr>
       <w:r>
+        <w:rPr>
+          <w:rFonts w:ascii="Aptos" w:hAnsi="Aptos" w:eastAsia="ＭＳ 明朝" w:cs="Aptos" w:eastAsiaTheme="minorEastAsia" w:csTheme="minorBidi"/>
+          <w:sz w:val="21"/>
+          <w:szCs w:val="22"/>
+        </w:rPr>
         <w:t>Request → auth middleware → identify user → controller → check permission → database operation → response</w:t>
       </w:r>
     </w:p>
@@ -1987,75 +5087,139 @@
         <w:pStyle w:val="Heading1"/>
       </w:pPr>
       <w:r>
+        <w:rPr>
+          <w:rFonts w:ascii="Calibri" w:hAnsi="Calibri" w:eastAsia="ＭＳ ゴシック" w:cs="Calibri" w:asciiTheme="majorHAnsi" w:hAnsiTheme="majorHAnsi" w:eastAsiaTheme="majorEastAsia" w:csTheme="majorBidi"/>
+          <w:b/>
+          <w:bCs/>
+          <w:color w:val="365F91" w:themeColor="accent1" w:themeShade="BF"/>
+          <w:sz w:val="34"/>
+          <w:szCs w:val="28"/>
+        </w:rPr>
         <w:t>9. Example Task Flow</w:t>
       </w:r>
     </w:p>
     <w:p>
+      <w:pPr>
+        <w:spacing w:after="200" w:line="276" w:lineRule="auto"/>
+      </w:pPr>
       <w:r>
+        <w:rPr>
+          <w:rFonts w:ascii="Aptos" w:hAnsi="Aptos" w:eastAsia="ＭＳ 明朝" w:cs="Aptos" w:eastAsiaTheme="minorEastAsia" w:csTheme="minorBidi"/>
+          <w:sz w:val="21"/>
+          <w:szCs w:val="22"/>
+        </w:rPr>
         <w:t>Suppose Dinesh creates a project called “Chat App”. He then creates a task called “Implement Login” and assigns it to Rahul.</w:t>
       </w:r>
     </w:p>
     <w:p>
       <w:pPr>
         <w:pStyle w:val="ListNumber"/>
+        <w:ind w:left="360" w:hanging="360"/>
       </w:pPr>
       <w:r>
+        <w:rPr>
+          <w:rFonts w:ascii="Aptos" w:hAnsi="Aptos" w:eastAsia="ＭＳ 明朝" w:cs="Aptos" w:eastAsiaTheme="minorEastAsia" w:csTheme="minorBidi"/>
+          <w:sz w:val="21"/>
+          <w:szCs w:val="22"/>
+        </w:rPr>
         <w:t>POST /api/teams → create team.</w:t>
       </w:r>
     </w:p>
     <w:p>
       <w:pPr>
         <w:pStyle w:val="ListNumber"/>
+        <w:ind w:left="360" w:hanging="360"/>
       </w:pPr>
       <w:r>
+        <w:rPr>
+          <w:rFonts w:ascii="Aptos" w:hAnsi="Aptos" w:eastAsia="ＭＳ 明朝" w:cs="Aptos" w:eastAsiaTheme="minorEastAsia" w:csTheme="minorBidi"/>
+          <w:sz w:val="21"/>
+          <w:szCs w:val="22"/>
+        </w:rPr>
         <w:t>POST /api/teams/:teamId/members → add Rahul.</w:t>
       </w:r>
     </w:p>
     <w:p>
       <w:pPr>
         <w:pStyle w:val="ListNumber"/>
+        <w:ind w:left="360" w:hanging="360"/>
       </w:pPr>
       <w:r>
+        <w:rPr>
+          <w:rFonts w:ascii="Aptos" w:hAnsi="Aptos" w:eastAsia="ＭＳ 明朝" w:cs="Aptos" w:eastAsiaTheme="minorEastAsia" w:csTheme="minorBidi"/>
+          <w:sz w:val="21"/>
+          <w:szCs w:val="22"/>
+        </w:rPr>
         <w:t>POST /api/teams/:teamId/projects → create Chat App.</w:t>
       </w:r>
     </w:p>
     <w:p>
       <w:pPr>
         <w:pStyle w:val="ListNumber"/>
+        <w:ind w:left="360" w:hanging="360"/>
       </w:pPr>
       <w:r>
+        <w:rPr>
+          <w:rFonts w:ascii="Aptos" w:hAnsi="Aptos" w:eastAsia="ＭＳ 明朝" w:cs="Aptos" w:eastAsiaTheme="minorEastAsia" w:csTheme="minorBidi"/>
+          <w:sz w:val="21"/>
+          <w:szCs w:val="22"/>
+        </w:rPr>
         <w:t>POST /api/projects/:projectId/tasks → create Implement Login.</w:t>
       </w:r>
     </w:p>
     <w:p>
       <w:pPr>
         <w:pStyle w:val="ListNumber"/>
+        <w:ind w:left="360" w:hanging="360"/>
       </w:pPr>
       <w:r>
+        <w:rPr>
+          <w:rFonts w:ascii="Aptos" w:hAnsi="Aptos" w:eastAsia="ＭＳ 明朝" w:cs="Aptos" w:eastAsiaTheme="minorEastAsia" w:csTheme="minorBidi"/>
+          <w:sz w:val="21"/>
+          <w:szCs w:val="22"/>
+        </w:rPr>
         <w:t>PATCH /api/tasks/:taskId → change assignedTo/status.</w:t>
       </w:r>
     </w:p>
     <w:p>
       <w:pPr>
         <w:pStyle w:val="ListNumber"/>
+        <w:ind w:left="360" w:hanging="360"/>
       </w:pPr>
       <w:r>
+        <w:rPr>
+          <w:rFonts w:ascii="Aptos" w:hAnsi="Aptos" w:eastAsia="ＭＳ 明朝" w:cs="Aptos" w:eastAsiaTheme="minorEastAsia" w:csTheme="minorBidi"/>
+          <w:sz w:val="21"/>
+          <w:szCs w:val="22"/>
+        </w:rPr>
         <w:t>Rahul logs in and can see the task because he belongs to the team.</w:t>
       </w:r>
     </w:p>
     <w:p>
       <w:pPr>
         <w:pStyle w:val="ListNumber"/>
+        <w:ind w:left="360" w:hanging="360"/>
       </w:pPr>
       <w:r>
+        <w:rPr>
+          <w:rFonts w:ascii="Aptos" w:hAnsi="Aptos" w:eastAsia="ＭＳ 明朝" w:cs="Aptos" w:eastAsiaTheme="minorEastAsia" w:csTheme="minorBidi"/>
+          <w:sz w:val="21"/>
+          <w:szCs w:val="22"/>
+        </w:rPr>
         <w:t>Rahul changes status from todo → in_progress.</w:t>
       </w:r>
     </w:p>
     <w:p>
       <w:pPr>
         <w:pStyle w:val="ListNumber"/>
+        <w:ind w:left="360" w:hanging="360"/>
       </w:pPr>
       <w:r>
+        <w:rPr>
+          <w:rFonts w:ascii="Aptos" w:hAnsi="Aptos" w:eastAsia="ＭＳ 明朝" w:cs="Aptos" w:eastAsiaTheme="minorEastAsia" w:csTheme="minorBidi"/>
+          <w:sz w:val="21"/>
+          <w:szCs w:val="22"/>
+        </w:rPr>
         <w:t>Rahul adds a comment.</w:t>
       </w:r>
     </w:p>
@@ -2064,86 +5228,222 @@
         <w:pStyle w:val="Heading1"/>
       </w:pPr>
       <w:r>
+        <w:rPr>
+          <w:rFonts w:ascii="Calibri" w:hAnsi="Calibri" w:eastAsia="ＭＳ ゴシック" w:cs="Calibri" w:asciiTheme="majorHAnsi" w:hAnsiTheme="majorHAnsi" w:eastAsiaTheme="majorEastAsia" w:csTheme="majorBidi"/>
+          <w:b/>
+          <w:bCs/>
+          <w:color w:val="365F91" w:themeColor="accent1" w:themeShade="BF"/>
+          <w:sz w:val="34"/>
+          <w:szCs w:val="28"/>
+        </w:rPr>
         <w:t>10. Testing Checklist</w:t>
       </w:r>
     </w:p>
     <w:p>
+      <w:pPr>
+        <w:spacing w:after="200" w:line="276" w:lineRule="auto"/>
+      </w:pPr>
       <w:r>
+        <w:rPr>
+          <w:rFonts w:ascii="Aptos" w:hAnsi="Aptos" w:eastAsia="ＭＳ 明朝" w:cs="Aptos" w:eastAsiaTheme="minorEastAsia" w:csTheme="minorBidi"/>
+          <w:sz w:val="21"/>
+          <w:szCs w:val="22"/>
+        </w:rPr>
         <w:t>☐ Register works.</w:t>
       </w:r>
     </w:p>
     <w:p>
+      <w:pPr>
+        <w:spacing w:after="200" w:line="276" w:lineRule="auto"/>
+      </w:pPr>
       <w:r>
+        <w:rPr>
+          <w:rFonts w:ascii="Aptos" w:hAnsi="Aptos" w:eastAsia="ＭＳ 明朝" w:cs="Aptos" w:eastAsiaTheme="minorEastAsia" w:csTheme="minorBidi"/>
+          <w:sz w:val="21"/>
+          <w:szCs w:val="22"/>
+        </w:rPr>
         <w:t>☐ Duplicate email is rejected.</w:t>
       </w:r>
     </w:p>
     <w:p>
+      <w:pPr>
+        <w:spacing w:after="200" w:line="276" w:lineRule="auto"/>
+      </w:pPr>
       <w:r>
+        <w:rPr>
+          <w:rFonts w:ascii="Aptos" w:hAnsi="Aptos" w:eastAsia="ＭＳ 明朝" w:cs="Aptos" w:eastAsiaTheme="minorEastAsia" w:csTheme="minorBidi"/>
+          <w:sz w:val="21"/>
+          <w:szCs w:val="22"/>
+        </w:rPr>
         <w:t>☐ Login works with correct password.</w:t>
       </w:r>
     </w:p>
     <w:p>
+      <w:pPr>
+        <w:spacing w:after="200" w:line="276" w:lineRule="auto"/>
+      </w:pPr>
       <w:r>
+        <w:rPr>
+          <w:rFonts w:ascii="Aptos" w:hAnsi="Aptos" w:eastAsia="ＭＳ 明朝" w:cs="Aptos" w:eastAsiaTheme="minorEastAsia" w:csTheme="minorBidi"/>
+          <w:sz w:val="21"/>
+          <w:szCs w:val="22"/>
+        </w:rPr>
         <w:t>☐ Wrong password is rejected.</w:t>
       </w:r>
     </w:p>
     <w:p>
+      <w:pPr>
+        <w:spacing w:after="200" w:line="276" w:lineRule="auto"/>
+      </w:pPr>
       <w:r>
+        <w:rPr>
+          <w:rFonts w:ascii="Aptos" w:hAnsi="Aptos" w:eastAsia="ＭＳ 明朝" w:cs="Aptos" w:eastAsiaTheme="minorEastAsia" w:csTheme="minorBidi"/>
+          <w:sz w:val="21"/>
+          <w:szCs w:val="22"/>
+        </w:rPr>
         <w:t>☐ Protected routes reject requests without JWT.</w:t>
       </w:r>
     </w:p>
     <w:p>
+      <w:pPr>
+        <w:spacing w:after="200" w:line="276" w:lineRule="auto"/>
+      </w:pPr>
       <w:r>
+        <w:rPr>
+          <w:rFonts w:ascii="Aptos" w:hAnsi="Aptos" w:eastAsia="ＭＳ 明朝" w:cs="Aptos" w:eastAsiaTheme="minorEastAsia" w:csTheme="minorBidi"/>
+          <w:sz w:val="21"/>
+          <w:szCs w:val="22"/>
+        </w:rPr>
         <w:t>☐ User can create a team.</w:t>
       </w:r>
     </w:p>
     <w:p>
+      <w:pPr>
+        <w:spacing w:after="200" w:line="276" w:lineRule="auto"/>
+      </w:pPr>
       <w:r>
+        <w:rPr>
+          <w:rFonts w:ascii="Aptos" w:hAnsi="Aptos" w:eastAsia="ＭＳ 明朝" w:cs="Aptos" w:eastAsiaTheme="minorEastAsia" w:csTheme="minorBidi"/>
+          <w:sz w:val="21"/>
+          <w:szCs w:val="22"/>
+        </w:rPr>
         <w:t>☐ Non-members cannot access private team data.</w:t>
       </w:r>
     </w:p>
     <w:p>
+      <w:pPr>
+        <w:spacing w:after="200" w:line="276" w:lineRule="auto"/>
+      </w:pPr>
       <w:r>
+        <w:rPr>
+          <w:rFonts w:ascii="Aptos" w:hAnsi="Aptos" w:eastAsia="ＭＳ 明朝" w:cs="Aptos" w:eastAsiaTheme="minorEastAsia" w:csTheme="minorBidi"/>
+          <w:sz w:val="21"/>
+          <w:szCs w:val="22"/>
+        </w:rPr>
         <w:t>☐ Owner/admin can add members.</w:t>
       </w:r>
     </w:p>
     <w:p>
+      <w:pPr>
+        <w:spacing w:after="200" w:line="276" w:lineRule="auto"/>
+      </w:pPr>
       <w:r>
+        <w:rPr>
+          <w:rFonts w:ascii="Aptos" w:hAnsi="Aptos" w:eastAsia="ＭＳ 明朝" w:cs="Aptos" w:eastAsiaTheme="minorEastAsia" w:csTheme="minorBidi"/>
+          <w:sz w:val="21"/>
+          <w:szCs w:val="22"/>
+        </w:rPr>
         <w:t>☐ Member cannot perform admin-only actions.</w:t>
       </w:r>
     </w:p>
     <w:p>
+      <w:pPr>
+        <w:spacing w:after="200" w:line="276" w:lineRule="auto"/>
+      </w:pPr>
       <w:r>
+        <w:rPr>
+          <w:rFonts w:ascii="Aptos" w:hAnsi="Aptos" w:eastAsia="ＭＳ 明朝" w:cs="Aptos" w:eastAsiaTheme="minorEastAsia" w:csTheme="minorBidi"/>
+          <w:sz w:val="21"/>
+          <w:szCs w:val="22"/>
+        </w:rPr>
         <w:t>☐ Team member can create/view appropriate projects.</w:t>
       </w:r>
     </w:p>
     <w:p>
+      <w:pPr>
+        <w:spacing w:after="200" w:line="276" w:lineRule="auto"/>
+      </w:pPr>
       <w:r>
+        <w:rPr>
+          <w:rFonts w:ascii="Aptos" w:hAnsi="Aptos" w:eastAsia="ＭＳ 明朝" w:cs="Aptos" w:eastAsiaTheme="minorEastAsia" w:csTheme="minorBidi"/>
+          <w:sz w:val="21"/>
+          <w:szCs w:val="22"/>
+        </w:rPr>
         <w:t>☐ Task can be created and assigned.</w:t>
       </w:r>
     </w:p>
     <w:p>
+      <w:pPr>
+        <w:spacing w:after="200" w:line="276" w:lineRule="auto"/>
+      </w:pPr>
       <w:r>
+        <w:rPr>
+          <w:rFonts w:ascii="Aptos" w:hAnsi="Aptos" w:eastAsia="ＭＳ 明朝" w:cs="Aptos" w:eastAsiaTheme="minorEastAsia" w:csTheme="minorBidi"/>
+          <w:sz w:val="21"/>
+          <w:szCs w:val="22"/>
+        </w:rPr>
         <w:t>☐ Task status can be changed.</w:t>
       </w:r>
     </w:p>
     <w:p>
+      <w:pPr>
+        <w:spacing w:after="200" w:line="276" w:lineRule="auto"/>
+      </w:pPr>
       <w:r>
+        <w:rPr>
+          <w:rFonts w:ascii="Aptos" w:hAnsi="Aptos" w:eastAsia="ＭＳ 明朝" w:cs="Aptos" w:eastAsiaTheme="minorEastAsia" w:csTheme="minorBidi"/>
+          <w:sz w:val="21"/>
+          <w:szCs w:val="22"/>
+        </w:rPr>
         <w:t>☐ Unauthorized user cannot modify another team's task.</w:t>
       </w:r>
     </w:p>
     <w:p>
+      <w:pPr>
+        <w:spacing w:after="200" w:line="276" w:lineRule="auto"/>
+      </w:pPr>
       <w:r>
+        <w:rPr>
+          <w:rFonts w:ascii="Aptos" w:hAnsi="Aptos" w:eastAsia="ＭＳ 明朝" w:cs="Aptos" w:eastAsiaTheme="minorEastAsia" w:csTheme="minorBidi"/>
+          <w:sz w:val="21"/>
+          <w:szCs w:val="22"/>
+        </w:rPr>
         <w:t>☐ Comments can be created/read.</w:t>
       </w:r>
     </w:p>
     <w:p>
+      <w:pPr>
+        <w:spacing w:after="200" w:line="276" w:lineRule="auto"/>
+      </w:pPr>
       <w:r>
+        <w:rPr>
+          <w:rFonts w:ascii="Aptos" w:hAnsi="Aptos" w:eastAsia="ＭＳ 明朝" w:cs="Aptos" w:eastAsiaTheme="minorEastAsia" w:csTheme="minorBidi"/>
+          <w:sz w:val="21"/>
+          <w:szCs w:val="22"/>
+        </w:rPr>
         <w:t>☐ Only comment author/admin can delete a comment.</w:t>
       </w:r>
     </w:p>
     <w:p>
+      <w:pPr>
+        <w:spacing w:after="200" w:line="276" w:lineRule="auto"/>
+      </w:pPr>
       <w:r>
+        <w:rPr>
+          <w:rFonts w:ascii="Aptos" w:hAnsi="Aptos" w:eastAsia="ＭＳ 明朝" w:cs="Aptos" w:eastAsiaTheme="minorEastAsia" w:csTheme="minorBidi"/>
+          <w:sz w:val="21"/>
+          <w:szCs w:val="22"/>
+        </w:rPr>
         <w:t>☐ Invalid IDs/data return sensible errors.</w:t>
       </w:r>
     </w:p>
@@ -2152,14 +5452,36 @@
         <w:pStyle w:val="Heading1"/>
       </w:pPr>
       <w:r>
+        <w:rPr>
+          <w:rFonts w:ascii="Calibri" w:hAnsi="Calibri" w:eastAsia="ＭＳ ゴシック" w:cs="Calibri" w:asciiTheme="majorHAnsi" w:hAnsiTheme="majorHAnsi" w:eastAsiaTheme="majorEastAsia" w:csTheme="majorBidi"/>
+          <w:b/>
+          <w:bCs/>
+          <w:color w:val="365F91" w:themeColor="accent1" w:themeShade="BF"/>
+          <w:sz w:val="34"/>
+          <w:szCs w:val="28"/>
+        </w:rPr>
         <w:t>11. HTTP Status Codes to Use</w:t>
       </w:r>
     </w:p>
     <w:tbl>
       <w:tblPr>
         <w:tblStyle w:val="TableGrid"/>
-        <w:tblW w:type="auto" w:w="0"/>
-        <w:tblLook w:firstColumn="1" w:firstRow="1" w:lastColumn="0" w:lastRow="0" w:noHBand="0" w:noVBand="1" w:val="04A0"/>
+        <w:tblW w:w="0" w:type="auto"/>
+        <w:tblBorders>
+          <w:top w:val="single" w:sz="4" w:space="0" w:color="auto"/>
+          <w:left w:val="single" w:sz="4" w:space="0" w:color="auto"/>
+          <w:bottom w:val="single" w:sz="4" w:space="0" w:color="auto"/>
+          <w:right w:val="single" w:sz="4" w:space="0" w:color="auto"/>
+          <w:insideH w:val="single" w:sz="4" w:space="0" w:color="auto"/>
+          <w:insideV w:val="single" w:sz="4" w:space="0" w:color="auto"/>
+        </w:tblBorders>
+        <w:tblCellMar>
+          <w:top w:w="0" w:type="dxa"/>
+          <w:left w:w="108" w:type="dxa"/>
+          <w:bottom w:w="0" w:type="dxa"/>
+          <w:right w:w="108" w:type="dxa"/>
+        </w:tblCellMar>
+        <w:tblLook w:firstRow="1" w:firstColumn="1" w:noVBand="1"/>
       </w:tblPr>
       <w:tblGrid>
         <w:gridCol w:w="5112"/>
@@ -2168,20 +5490,60 @@
       <w:tr>
         <w:tc>
           <w:tcPr>
-            <w:tcW w:type="dxa" w:w="5112"/>
+            <w:tcW w:w="5112" w:type="dxa"/>
+            <w:tcBorders>
+              <w:top w:val="single" w:sz="4" w:space="0" w:color="auto"/>
+              <w:left w:val="single" w:sz="4" w:space="0" w:color="auto"/>
+              <w:bottom w:val="single" w:sz="4" w:space="0" w:color="auto"/>
+              <w:right w:val="single" w:sz="4" w:space="0" w:color="auto"/>
+            </w:tcBorders>
+            <w:tcMar>
+              <w:top w:w="0" w:type="dxa"/>
+              <w:left w:w="108" w:type="dxa"/>
+              <w:bottom w:w="0" w:type="dxa"/>
+              <w:right w:w="108" w:type="dxa"/>
+            </w:tcMar>
           </w:tcPr>
           <w:p>
+            <w:pPr>
+              <w:spacing w:after="200" w:line="276" w:lineRule="auto"/>
+            </w:pPr>
             <w:r>
+              <w:rPr>
+                <w:rFonts w:ascii="Aptos" w:hAnsi="Aptos" w:eastAsia="ＭＳ 明朝" w:cs="Aptos" w:eastAsiaTheme="minorEastAsia" w:csTheme="minorBidi"/>
+                <w:sz w:val="21"/>
+                <w:szCs w:val="22"/>
+              </w:rPr>
               <w:t>Code</w:t>
             </w:r>
           </w:p>
         </w:tc>
         <w:tc>
           <w:tcPr>
-            <w:tcW w:type="dxa" w:w="5112"/>
+            <w:tcW w:w="5112" w:type="dxa"/>
+            <w:tcBorders>
+              <w:top w:val="single" w:sz="4" w:space="0" w:color="auto"/>
+              <w:left w:val="single" w:sz="4" w:space="0" w:color="auto"/>
+              <w:bottom w:val="single" w:sz="4" w:space="0" w:color="auto"/>
+              <w:right w:val="single" w:sz="4" w:space="0" w:color="auto"/>
+            </w:tcBorders>
+            <w:tcMar>
+              <w:top w:w="0" w:type="dxa"/>
+              <w:left w:w="108" w:type="dxa"/>
+              <w:bottom w:w="0" w:type="dxa"/>
+              <w:right w:w="108" w:type="dxa"/>
+            </w:tcMar>
           </w:tcPr>
           <w:p>
+            <w:pPr>
+              <w:spacing w:after="200" w:line="276" w:lineRule="auto"/>
+            </w:pPr>
             <w:r>
+              <w:rPr>
+                <w:rFonts w:ascii="Aptos" w:hAnsi="Aptos" w:eastAsia="ＭＳ 明朝" w:cs="Aptos" w:eastAsiaTheme="minorEastAsia" w:csTheme="minorBidi"/>
+                <w:sz w:val="21"/>
+                <w:szCs w:val="22"/>
+              </w:rPr>
               <w:t>Meaning / use</w:t>
             </w:r>
           </w:p>
@@ -2190,20 +5552,60 @@
       <w:tr>
         <w:tc>
           <w:tcPr>
-            <w:tcW w:type="dxa" w:w="5112"/>
+            <w:tcW w:w="5112" w:type="dxa"/>
+            <w:tcBorders>
+              <w:top w:val="single" w:sz="4" w:space="0" w:color="auto"/>
+              <w:left w:val="single" w:sz="4" w:space="0" w:color="auto"/>
+              <w:bottom w:val="single" w:sz="4" w:space="0" w:color="auto"/>
+              <w:right w:val="single" w:sz="4" w:space="0" w:color="auto"/>
+            </w:tcBorders>
+            <w:tcMar>
+              <w:top w:w="0" w:type="dxa"/>
+              <w:left w:w="108" w:type="dxa"/>
+              <w:bottom w:w="0" w:type="dxa"/>
+              <w:right w:w="108" w:type="dxa"/>
+            </w:tcMar>
           </w:tcPr>
           <w:p>
+            <w:pPr>
+              <w:spacing w:after="200" w:line="276" w:lineRule="auto"/>
+            </w:pPr>
             <w:r>
+              <w:rPr>
+                <w:rFonts w:ascii="Aptos" w:hAnsi="Aptos" w:eastAsia="ＭＳ 明朝" w:cs="Aptos" w:eastAsiaTheme="minorEastAsia" w:csTheme="minorBidi"/>
+                <w:sz w:val="21"/>
+                <w:szCs w:val="22"/>
+              </w:rPr>
               <w:t>200</w:t>
             </w:r>
           </w:p>
         </w:tc>
         <w:tc>
           <w:tcPr>
-            <w:tcW w:type="dxa" w:w="5112"/>
+            <w:tcW w:w="5112" w:type="dxa"/>
+            <w:tcBorders>
+              <w:top w:val="single" w:sz="4" w:space="0" w:color="auto"/>
+              <w:left w:val="single" w:sz="4" w:space="0" w:color="auto"/>
+              <w:bottom w:val="single" w:sz="4" w:space="0" w:color="auto"/>
+              <w:right w:val="single" w:sz="4" w:space="0" w:color="auto"/>
+            </w:tcBorders>
+            <w:tcMar>
+              <w:top w:w="0" w:type="dxa"/>
+              <w:left w:w="108" w:type="dxa"/>
+              <w:bottom w:w="0" w:type="dxa"/>
+              <w:right w:w="108" w:type="dxa"/>
+            </w:tcMar>
           </w:tcPr>
           <w:p>
+            <w:pPr>
+              <w:spacing w:after="200" w:line="276" w:lineRule="auto"/>
+            </w:pPr>
             <w:r>
+              <w:rPr>
+                <w:rFonts w:ascii="Aptos" w:hAnsi="Aptos" w:eastAsia="ＭＳ 明朝" w:cs="Aptos" w:eastAsiaTheme="minorEastAsia" w:csTheme="minorBidi"/>
+                <w:sz w:val="21"/>
+                <w:szCs w:val="22"/>
+              </w:rPr>
               <w:t>Successful GET/PATCH</w:t>
             </w:r>
           </w:p>
@@ -2212,20 +5614,60 @@
       <w:tr>
         <w:tc>
           <w:tcPr>
-            <w:tcW w:type="dxa" w:w="5112"/>
+            <w:tcW w:w="5112" w:type="dxa"/>
+            <w:tcBorders>
+              <w:top w:val="single" w:sz="4" w:space="0" w:color="auto"/>
+              <w:left w:val="single" w:sz="4" w:space="0" w:color="auto"/>
+              <w:bottom w:val="single" w:sz="4" w:space="0" w:color="auto"/>
+              <w:right w:val="single" w:sz="4" w:space="0" w:color="auto"/>
+            </w:tcBorders>
+            <w:tcMar>
+              <w:top w:w="0" w:type="dxa"/>
+              <w:left w:w="108" w:type="dxa"/>
+              <w:bottom w:w="0" w:type="dxa"/>
+              <w:right w:w="108" w:type="dxa"/>
+            </w:tcMar>
           </w:tcPr>
           <w:p>
+            <w:pPr>
+              <w:spacing w:after="200" w:line="276" w:lineRule="auto"/>
+            </w:pPr>
             <w:r>
+              <w:rPr>
+                <w:rFonts w:ascii="Aptos" w:hAnsi="Aptos" w:eastAsia="ＭＳ 明朝" w:cs="Aptos" w:eastAsiaTheme="minorEastAsia" w:csTheme="minorBidi"/>
+                <w:sz w:val="21"/>
+                <w:szCs w:val="22"/>
+              </w:rPr>
               <w:t>201</w:t>
             </w:r>
           </w:p>
         </w:tc>
         <w:tc>
           <w:tcPr>
-            <w:tcW w:type="dxa" w:w="5112"/>
+            <w:tcW w:w="5112" w:type="dxa"/>
+            <w:tcBorders>
+              <w:top w:val="single" w:sz="4" w:space="0" w:color="auto"/>
+              <w:left w:val="single" w:sz="4" w:space="0" w:color="auto"/>
+              <w:bottom w:val="single" w:sz="4" w:space="0" w:color="auto"/>
+              <w:right w:val="single" w:sz="4" w:space="0" w:color="auto"/>
+            </w:tcBorders>
+            <w:tcMar>
+              <w:top w:w="0" w:type="dxa"/>
+              <w:left w:w="108" w:type="dxa"/>
+              <w:bottom w:w="0" w:type="dxa"/>
+              <w:right w:w="108" w:type="dxa"/>
+            </w:tcMar>
           </w:tcPr>
           <w:p>
+            <w:pPr>
+              <w:spacing w:after="200" w:line="276" w:lineRule="auto"/>
+            </w:pPr>
             <w:r>
+              <w:rPr>
+                <w:rFonts w:ascii="Aptos" w:hAnsi="Aptos" w:eastAsia="ＭＳ 明朝" w:cs="Aptos" w:eastAsiaTheme="minorEastAsia" w:csTheme="minorBidi"/>
+                <w:sz w:val="21"/>
+                <w:szCs w:val="22"/>
+              </w:rPr>
               <w:t>Successfully created resource</w:t>
             </w:r>
           </w:p>
@@ -2234,20 +5676,60 @@
       <w:tr>
         <w:tc>
           <w:tcPr>
-            <w:tcW w:type="dxa" w:w="5112"/>
+            <w:tcW w:w="5112" w:type="dxa"/>
+            <w:tcBorders>
+              <w:top w:val="single" w:sz="4" w:space="0" w:color="auto"/>
+              <w:left w:val="single" w:sz="4" w:space="0" w:color="auto"/>
+              <w:bottom w:val="single" w:sz="4" w:space="0" w:color="auto"/>
+              <w:right w:val="single" w:sz="4" w:space="0" w:color="auto"/>
+            </w:tcBorders>
+            <w:tcMar>
+              <w:top w:w="0" w:type="dxa"/>
+              <w:left w:w="108" w:type="dxa"/>
+              <w:bottom w:w="0" w:type="dxa"/>
+              <w:right w:w="108" w:type="dxa"/>
+            </w:tcMar>
           </w:tcPr>
           <w:p>
+            <w:pPr>
+              <w:spacing w:after="200" w:line="276" w:lineRule="auto"/>
+            </w:pPr>
             <w:r>
+              <w:rPr>
+                <w:rFonts w:ascii="Aptos" w:hAnsi="Aptos" w:eastAsia="ＭＳ 明朝" w:cs="Aptos" w:eastAsiaTheme="minorEastAsia" w:csTheme="minorBidi"/>
+                <w:sz w:val="21"/>
+                <w:szCs w:val="22"/>
+              </w:rPr>
               <w:t>400</w:t>
             </w:r>
           </w:p>
         </w:tc>
         <w:tc>
           <w:tcPr>
-            <w:tcW w:type="dxa" w:w="5112"/>
+            <w:tcW w:w="5112" w:type="dxa"/>
+            <w:tcBorders>
+              <w:top w:val="single" w:sz="4" w:space="0" w:color="auto"/>
+              <w:left w:val="single" w:sz="4" w:space="0" w:color="auto"/>
+              <w:bottom w:val="single" w:sz="4" w:space="0" w:color="auto"/>
+              <w:right w:val="single" w:sz="4" w:space="0" w:color="auto"/>
+            </w:tcBorders>
+            <w:tcMar>
+              <w:top w:w="0" w:type="dxa"/>
+              <w:left w:w="108" w:type="dxa"/>
+              <w:bottom w:w="0" w:type="dxa"/>
+              <w:right w:w="108" w:type="dxa"/>
+            </w:tcMar>
           </w:tcPr>
           <w:p>
+            <w:pPr>
+              <w:spacing w:after="200" w:line="276" w:lineRule="auto"/>
+            </w:pPr>
             <w:r>
+              <w:rPr>
+                <w:rFonts w:ascii="Aptos" w:hAnsi="Aptos" w:eastAsia="ＭＳ 明朝" w:cs="Aptos" w:eastAsiaTheme="minorEastAsia" w:csTheme="minorBidi"/>
+                <w:sz w:val="21"/>
+                <w:szCs w:val="22"/>
+              </w:rPr>
               <w:t>Bad request / invalid input</w:t>
             </w:r>
           </w:p>
@@ -2256,20 +5738,60 @@
       <w:tr>
         <w:tc>
           <w:tcPr>
-            <w:tcW w:type="dxa" w:w="5112"/>
+            <w:tcW w:w="5112" w:type="dxa"/>
+            <w:tcBorders>
+              <w:top w:val="single" w:sz="4" w:space="0" w:color="auto"/>
+              <w:left w:val="single" w:sz="4" w:space="0" w:color="auto"/>
+              <w:bottom w:val="single" w:sz="4" w:space="0" w:color="auto"/>
+              <w:right w:val="single" w:sz="4" w:space="0" w:color="auto"/>
+            </w:tcBorders>
+            <w:tcMar>
+              <w:top w:w="0" w:type="dxa"/>
+              <w:left w:w="108" w:type="dxa"/>
+              <w:bottom w:w="0" w:type="dxa"/>
+              <w:right w:w="108" w:type="dxa"/>
+            </w:tcMar>
           </w:tcPr>
           <w:p>
+            <w:pPr>
+              <w:spacing w:after="200" w:line="276" w:lineRule="auto"/>
+            </w:pPr>
             <w:r>
+              <w:rPr>
+                <w:rFonts w:ascii="Aptos" w:hAnsi="Aptos" w:eastAsia="ＭＳ 明朝" w:cs="Aptos" w:eastAsiaTheme="minorEastAsia" w:csTheme="minorBidi"/>
+                <w:sz w:val="21"/>
+                <w:szCs w:val="22"/>
+              </w:rPr>
               <w:t>401</w:t>
             </w:r>
           </w:p>
         </w:tc>
         <w:tc>
           <w:tcPr>
-            <w:tcW w:type="dxa" w:w="5112"/>
+            <w:tcW w:w="5112" w:type="dxa"/>
+            <w:tcBorders>
+              <w:top w:val="single" w:sz="4" w:space="0" w:color="auto"/>
+              <w:left w:val="single" w:sz="4" w:space="0" w:color="auto"/>
+              <w:bottom w:val="single" w:sz="4" w:space="0" w:color="auto"/>
+              <w:right w:val="single" w:sz="4" w:space="0" w:color="auto"/>
+            </w:tcBorders>
+            <w:tcMar>
+              <w:top w:w="0" w:type="dxa"/>
+              <w:left w:w="108" w:type="dxa"/>
+              <w:bottom w:w="0" w:type="dxa"/>
+              <w:right w:w="108" w:type="dxa"/>
+            </w:tcMar>
           </w:tcPr>
           <w:p>
+            <w:pPr>
+              <w:spacing w:after="200" w:line="276" w:lineRule="auto"/>
+            </w:pPr>
             <w:r>
+              <w:rPr>
+                <w:rFonts w:ascii="Aptos" w:hAnsi="Aptos" w:eastAsia="ＭＳ 明朝" w:cs="Aptos" w:eastAsiaTheme="minorEastAsia" w:csTheme="minorBidi"/>
+                <w:sz w:val="21"/>
+                <w:szCs w:val="22"/>
+              </w:rPr>
               <w:t>Not authenticated / invalid token</w:t>
             </w:r>
           </w:p>
@@ -2278,20 +5800,60 @@
       <w:tr>
         <w:tc>
           <w:tcPr>
-            <w:tcW w:type="dxa" w:w="5112"/>
+            <w:tcW w:w="5112" w:type="dxa"/>
+            <w:tcBorders>
+              <w:top w:val="single" w:sz="4" w:space="0" w:color="auto"/>
+              <w:left w:val="single" w:sz="4" w:space="0" w:color="auto"/>
+              <w:bottom w:val="single" w:sz="4" w:space="0" w:color="auto"/>
+              <w:right w:val="single" w:sz="4" w:space="0" w:color="auto"/>
+            </w:tcBorders>
+            <w:tcMar>
+              <w:top w:w="0" w:type="dxa"/>
+              <w:left w:w="108" w:type="dxa"/>
+              <w:bottom w:w="0" w:type="dxa"/>
+              <w:right w:w="108" w:type="dxa"/>
+            </w:tcMar>
           </w:tcPr>
           <w:p>
+            <w:pPr>
+              <w:spacing w:after="200" w:line="276" w:lineRule="auto"/>
+            </w:pPr>
             <w:r>
+              <w:rPr>
+                <w:rFonts w:ascii="Aptos" w:hAnsi="Aptos" w:eastAsia="ＭＳ 明朝" w:cs="Aptos" w:eastAsiaTheme="minorEastAsia" w:csTheme="minorBidi"/>
+                <w:sz w:val="21"/>
+                <w:szCs w:val="22"/>
+              </w:rPr>
               <w:t>403</w:t>
             </w:r>
           </w:p>
         </w:tc>
         <w:tc>
           <w:tcPr>
-            <w:tcW w:type="dxa" w:w="5112"/>
+            <w:tcW w:w="5112" w:type="dxa"/>
+            <w:tcBorders>
+              <w:top w:val="single" w:sz="4" w:space="0" w:color="auto"/>
+              <w:left w:val="single" w:sz="4" w:space="0" w:color="auto"/>
+              <w:bottom w:val="single" w:sz="4" w:space="0" w:color="auto"/>
+              <w:right w:val="single" w:sz="4" w:space="0" w:color="auto"/>
+            </w:tcBorders>
+            <w:tcMar>
+              <w:top w:w="0" w:type="dxa"/>
+              <w:left w:w="108" w:type="dxa"/>
+              <w:bottom w:w="0" w:type="dxa"/>
+              <w:right w:w="108" w:type="dxa"/>
+            </w:tcMar>
           </w:tcPr>
           <w:p>
+            <w:pPr>
+              <w:spacing w:after="200" w:line="276" w:lineRule="auto"/>
+            </w:pPr>
             <w:r>
+              <w:rPr>
+                <w:rFonts w:ascii="Aptos" w:hAnsi="Aptos" w:eastAsia="ＭＳ 明朝" w:cs="Aptos" w:eastAsiaTheme="minorEastAsia" w:csTheme="minorBidi"/>
+                <w:sz w:val="21"/>
+                <w:szCs w:val="22"/>
+              </w:rPr>
               <w:t>Authenticated but not allowed</w:t>
             </w:r>
           </w:p>
@@ -2300,20 +5862,60 @@
       <w:tr>
         <w:tc>
           <w:tcPr>
-            <w:tcW w:type="dxa" w:w="5112"/>
+            <w:tcW w:w="5112" w:type="dxa"/>
+            <w:tcBorders>
+              <w:top w:val="single" w:sz="4" w:space="0" w:color="auto"/>
+              <w:left w:val="single" w:sz="4" w:space="0" w:color="auto"/>
+              <w:bottom w:val="single" w:sz="4" w:space="0" w:color="auto"/>
+              <w:right w:val="single" w:sz="4" w:space="0" w:color="auto"/>
+            </w:tcBorders>
+            <w:tcMar>
+              <w:top w:w="0" w:type="dxa"/>
+              <w:left w:w="108" w:type="dxa"/>
+              <w:bottom w:w="0" w:type="dxa"/>
+              <w:right w:w="108" w:type="dxa"/>
+            </w:tcMar>
           </w:tcPr>
           <w:p>
+            <w:pPr>
+              <w:spacing w:after="200" w:line="276" w:lineRule="auto"/>
+            </w:pPr>
             <w:r>
+              <w:rPr>
+                <w:rFonts w:ascii="Aptos" w:hAnsi="Aptos" w:eastAsia="ＭＳ 明朝" w:cs="Aptos" w:eastAsiaTheme="minorEastAsia" w:csTheme="minorBidi"/>
+                <w:sz w:val="21"/>
+                <w:szCs w:val="22"/>
+              </w:rPr>
               <w:t>404</w:t>
             </w:r>
           </w:p>
         </w:tc>
         <w:tc>
           <w:tcPr>
-            <w:tcW w:type="dxa" w:w="5112"/>
+            <w:tcW w:w="5112" w:type="dxa"/>
+            <w:tcBorders>
+              <w:top w:val="single" w:sz="4" w:space="0" w:color="auto"/>
+              <w:left w:val="single" w:sz="4" w:space="0" w:color="auto"/>
+              <w:bottom w:val="single" w:sz="4" w:space="0" w:color="auto"/>
+              <w:right w:val="single" w:sz="4" w:space="0" w:color="auto"/>
+            </w:tcBorders>
+            <w:tcMar>
+              <w:top w:w="0" w:type="dxa"/>
+              <w:left w:w="108" w:type="dxa"/>
+              <w:bottom w:w="0" w:type="dxa"/>
+              <w:right w:w="108" w:type="dxa"/>
+            </w:tcMar>
           </w:tcPr>
           <w:p>
+            <w:pPr>
+              <w:spacing w:after="200" w:line="276" w:lineRule="auto"/>
+            </w:pPr>
             <w:r>
+              <w:rPr>
+                <w:rFonts w:ascii="Aptos" w:hAnsi="Aptos" w:eastAsia="ＭＳ 明朝" w:cs="Aptos" w:eastAsiaTheme="minorEastAsia" w:csTheme="minorBidi"/>
+                <w:sz w:val="21"/>
+                <w:szCs w:val="22"/>
+              </w:rPr>
               <w:t>Resource not found</w:t>
             </w:r>
           </w:p>
@@ -2322,20 +5924,60 @@
       <w:tr>
         <w:tc>
           <w:tcPr>
-            <w:tcW w:type="dxa" w:w="5112"/>
+            <w:tcW w:w="5112" w:type="dxa"/>
+            <w:tcBorders>
+              <w:top w:val="single" w:sz="4" w:space="0" w:color="auto"/>
+              <w:left w:val="single" w:sz="4" w:space="0" w:color="auto"/>
+              <w:bottom w:val="single" w:sz="4" w:space="0" w:color="auto"/>
+              <w:right w:val="single" w:sz="4" w:space="0" w:color="auto"/>
+            </w:tcBorders>
+            <w:tcMar>
+              <w:top w:w="0" w:type="dxa"/>
+              <w:left w:w="108" w:type="dxa"/>
+              <w:bottom w:w="0" w:type="dxa"/>
+              <w:right w:w="108" w:type="dxa"/>
+            </w:tcMar>
           </w:tcPr>
           <w:p>
+            <w:pPr>
+              <w:spacing w:after="200" w:line="276" w:lineRule="auto"/>
+            </w:pPr>
             <w:r>
+              <w:rPr>
+                <w:rFonts w:ascii="Aptos" w:hAnsi="Aptos" w:eastAsia="ＭＳ 明朝" w:cs="Aptos" w:eastAsiaTheme="minorEastAsia" w:csTheme="minorBidi"/>
+                <w:sz w:val="21"/>
+                <w:szCs w:val="22"/>
+              </w:rPr>
               <w:t>409</w:t>
             </w:r>
           </w:p>
         </w:tc>
         <w:tc>
           <w:tcPr>
-            <w:tcW w:type="dxa" w:w="5112"/>
+            <w:tcW w:w="5112" w:type="dxa"/>
+            <w:tcBorders>
+              <w:top w:val="single" w:sz="4" w:space="0" w:color="auto"/>
+              <w:left w:val="single" w:sz="4" w:space="0" w:color="auto"/>
+              <w:bottom w:val="single" w:sz="4" w:space="0" w:color="auto"/>
+              <w:right w:val="single" w:sz="4" w:space="0" w:color="auto"/>
+            </w:tcBorders>
+            <w:tcMar>
+              <w:top w:w="0" w:type="dxa"/>
+              <w:left w:w="108" w:type="dxa"/>
+              <w:bottom w:w="0" w:type="dxa"/>
+              <w:right w:w="108" w:type="dxa"/>
+            </w:tcMar>
           </w:tcPr>
           <w:p>
+            <w:pPr>
+              <w:spacing w:after="200" w:line="276" w:lineRule="auto"/>
+            </w:pPr>
             <w:r>
+              <w:rPr>
+                <w:rFonts w:ascii="Aptos" w:hAnsi="Aptos" w:eastAsia="ＭＳ 明朝" w:cs="Aptos" w:eastAsiaTheme="minorEastAsia" w:csTheme="minorBidi"/>
+                <w:sz w:val="21"/>
+                <w:szCs w:val="22"/>
+              </w:rPr>
               <w:t>Conflict, e.g. duplicate email</w:t>
             </w:r>
           </w:p>
@@ -2344,20 +5986,60 @@
       <w:tr>
         <w:tc>
           <w:tcPr>
-            <w:tcW w:type="dxa" w:w="5112"/>
+            <w:tcW w:w="5112" w:type="dxa"/>
+            <w:tcBorders>
+              <w:top w:val="single" w:sz="4" w:space="0" w:color="auto"/>
+              <w:left w:val="single" w:sz="4" w:space="0" w:color="auto"/>
+              <w:bottom w:val="single" w:sz="4" w:space="0" w:color="auto"/>
+              <w:right w:val="single" w:sz="4" w:space="0" w:color="auto"/>
+            </w:tcBorders>
+            <w:tcMar>
+              <w:top w:w="0" w:type="dxa"/>
+              <w:left w:w="108" w:type="dxa"/>
+              <w:bottom w:w="0" w:type="dxa"/>
+              <w:right w:w="108" w:type="dxa"/>
+            </w:tcMar>
           </w:tcPr>
           <w:p>
+            <w:pPr>
+              <w:spacing w:after="200" w:line="276" w:lineRule="auto"/>
+            </w:pPr>
             <w:r>
+              <w:rPr>
+                <w:rFonts w:ascii="Aptos" w:hAnsi="Aptos" w:eastAsia="ＭＳ 明朝" w:cs="Aptos" w:eastAsiaTheme="minorEastAsia" w:csTheme="minorBidi"/>
+                <w:sz w:val="21"/>
+                <w:szCs w:val="22"/>
+              </w:rPr>
               <w:t>500</w:t>
             </w:r>
           </w:p>
         </w:tc>
         <w:tc>
           <w:tcPr>
-            <w:tcW w:type="dxa" w:w="5112"/>
+            <w:tcW w:w="5112" w:type="dxa"/>
+            <w:tcBorders>
+              <w:top w:val="single" w:sz="4" w:space="0" w:color="auto"/>
+              <w:left w:val="single" w:sz="4" w:space="0" w:color="auto"/>
+              <w:bottom w:val="single" w:sz="4" w:space="0" w:color="auto"/>
+              <w:right w:val="single" w:sz="4" w:space="0" w:color="auto"/>
+            </w:tcBorders>
+            <w:tcMar>
+              <w:top w:w="0" w:type="dxa"/>
+              <w:left w:w="108" w:type="dxa"/>
+              <w:bottom w:w="0" w:type="dxa"/>
+              <w:right w:w="108" w:type="dxa"/>
+            </w:tcMar>
           </w:tcPr>
           <w:p>
+            <w:pPr>
+              <w:spacing w:after="200" w:line="276" w:lineRule="auto"/>
+            </w:pPr>
             <w:r>
+              <w:rPr>
+                <w:rFonts w:ascii="Aptos" w:hAnsi="Aptos" w:eastAsia="ＭＳ 明朝" w:cs="Aptos" w:eastAsiaTheme="minorEastAsia" w:csTheme="minorBidi"/>
+                <w:sz w:val="21"/>
+                <w:szCs w:val="22"/>
+              </w:rPr>
               <w:t>Unexpected server error</w:t>
             </w:r>
           </w:p>
@@ -2369,94 +6051,168 @@
         <w:pStyle w:val="Heading1"/>
       </w:pPr>
       <w:r>
+        <w:rPr>
+          <w:rFonts w:ascii="Calibri" w:hAnsi="Calibri" w:eastAsia="ＭＳ ゴシック" w:cs="Calibri" w:asciiTheme="majorHAnsi" w:hAnsiTheme="majorHAnsi" w:eastAsiaTheme="majorEastAsia" w:csTheme="majorBidi"/>
+          <w:b/>
+          <w:bCs/>
+          <w:color w:val="365F91" w:themeColor="accent1" w:themeShade="BF"/>
+          <w:sz w:val="34"/>
+          <w:szCs w:val="28"/>
+        </w:rPr>
         <w:t>12. What You Should Learn Along the Way</w:t>
       </w:r>
     </w:p>
     <w:p>
       <w:pPr>
         <w:pStyle w:val="ListBullet"/>
+        <w:ind w:left="360" w:hanging="360"/>
       </w:pPr>
       <w:r>
+        <w:rPr>
+          <w:rFonts w:ascii="Aptos" w:hAnsi="Aptos" w:eastAsia="ＭＳ 明朝" w:cs="Aptos" w:eastAsiaTheme="minorEastAsia" w:csTheme="minorBidi"/>
+          <w:sz w:val="21"/>
+          <w:szCs w:val="22"/>
+        </w:rPr>
         <w:t>Mongoose schemas and references</w:t>
       </w:r>
     </w:p>
     <w:p>
       <w:pPr>
         <w:pStyle w:val="ListBullet"/>
+        <w:ind w:left="360" w:hanging="360"/>
       </w:pPr>
       <w:r>
+        <w:rPr>
+          <w:rFonts w:ascii="Aptos" w:hAnsi="Aptos" w:eastAsia="ＭＳ 明朝" w:cs="Aptos" w:eastAsiaTheme="minorEastAsia" w:csTheme="minorBidi"/>
+          <w:sz w:val="21"/>
+          <w:szCs w:val="22"/>
+        </w:rPr>
         <w:t>JWT middleware</w:t>
       </w:r>
     </w:p>
     <w:p>
       <w:pPr>
         <w:pStyle w:val="ListBullet"/>
+        <w:ind w:left="360" w:hanging="360"/>
       </w:pPr>
       <w:r>
+        <w:rPr>
+          <w:rFonts w:ascii="Aptos" w:hAnsi="Aptos" w:eastAsia="ＭＳ 明朝" w:cs="Aptos" w:eastAsiaTheme="minorEastAsia" w:csTheme="minorBidi"/>
+          <w:sz w:val="21"/>
+          <w:szCs w:val="22"/>
+        </w:rPr>
         <w:t>Password hashing</w:t>
       </w:r>
     </w:p>
     <w:p>
       <w:pPr>
         <w:pStyle w:val="ListBullet"/>
+        <w:ind w:left="360" w:hanging="360"/>
       </w:pPr>
       <w:r>
+        <w:rPr>
+          <w:rFonts w:ascii="Aptos" w:hAnsi="Aptos" w:eastAsia="ＭＳ 明朝" w:cs="Aptos" w:eastAsiaTheme="minorEastAsia" w:csTheme="minorBidi"/>
+          <w:sz w:val="21"/>
+          <w:szCs w:val="22"/>
+        </w:rPr>
         <w:t>Express middleware</w:t>
       </w:r>
     </w:p>
     <w:p>
       <w:pPr>
         <w:pStyle w:val="ListBullet"/>
+        <w:ind w:left="360" w:hanging="360"/>
       </w:pPr>
       <w:r>
+        <w:rPr>
+          <w:rFonts w:ascii="Aptos" w:hAnsi="Aptos" w:eastAsia="ＭＳ 明朝" w:cs="Aptos" w:eastAsiaTheme="minorEastAsia" w:csTheme="minorBidi"/>
+          <w:sz w:val="21"/>
+          <w:szCs w:val="22"/>
+        </w:rPr>
         <w:t>Role-based authorization</w:t>
       </w:r>
     </w:p>
     <w:p>
       <w:pPr>
         <w:pStyle w:val="ListBullet"/>
+        <w:ind w:left="360" w:hanging="360"/>
       </w:pPr>
       <w:r>
+        <w:rPr>
+          <w:rFonts w:ascii="Aptos" w:hAnsi="Aptos" w:eastAsia="ＭＳ 明朝" w:cs="Aptos" w:eastAsiaTheme="minorEastAsia" w:csTheme="minorBidi"/>
+          <w:sz w:val="21"/>
+          <w:szCs w:val="22"/>
+        </w:rPr>
         <w:t>HTTP status codes</w:t>
       </w:r>
     </w:p>
     <w:p>
       <w:pPr>
         <w:pStyle w:val="ListBullet"/>
+        <w:ind w:left="360" w:hanging="360"/>
       </w:pPr>
       <w:r>
+        <w:rPr>
+          <w:rFonts w:ascii="Aptos" w:hAnsi="Aptos" w:eastAsia="ＭＳ 明朝" w:cs="Aptos" w:eastAsiaTheme="minorEastAsia" w:csTheme="minorBidi"/>
+          <w:sz w:val="21"/>
+          <w:szCs w:val="22"/>
+        </w:rPr>
         <w:t>MongoDB filtering and pagination</w:t>
       </w:r>
     </w:p>
     <w:p>
       <w:pPr>
         <w:pStyle w:val="ListBullet"/>
+        <w:ind w:left="360" w:hanging="360"/>
       </w:pPr>
       <w:r>
+        <w:rPr>
+          <w:rFonts w:ascii="Aptos" w:hAnsi="Aptos" w:eastAsia="ＭＳ 明朝" w:cs="Aptos" w:eastAsiaTheme="minorEastAsia" w:csTheme="minorBidi"/>
+          <w:sz w:val="21"/>
+          <w:szCs w:val="22"/>
+        </w:rPr>
         <w:t>Basic MongoDB aggregation (optional Day 5)</w:t>
       </w:r>
     </w:p>
     <w:p>
       <w:pPr>
         <w:pStyle w:val="ListBullet"/>
+        <w:ind w:left="360" w:hanging="360"/>
       </w:pPr>
       <w:r>
+        <w:rPr>
+          <w:rFonts w:ascii="Aptos" w:hAnsi="Aptos" w:eastAsia="ＭＳ 明朝" w:cs="Aptos" w:eastAsiaTheme="minorEastAsia" w:csTheme="minorBidi"/>
+          <w:sz w:val="21"/>
+          <w:szCs w:val="22"/>
+        </w:rPr>
         <w:t>Environment variables</w:t>
       </w:r>
     </w:p>
     <w:p>
       <w:pPr>
         <w:pStyle w:val="ListBullet"/>
+        <w:ind w:left="360" w:hanging="360"/>
       </w:pPr>
       <w:r>
+        <w:rPr>
+          <w:rFonts w:ascii="Aptos" w:hAnsi="Aptos" w:eastAsia="ＭＳ 明朝" w:cs="Aptos" w:eastAsiaTheme="minorEastAsia" w:csTheme="minorBidi"/>
+          <w:sz w:val="21"/>
+          <w:szCs w:val="22"/>
+        </w:rPr>
         <w:t>Error handling</w:t>
       </w:r>
     </w:p>
     <w:p>
       <w:pPr>
         <w:pStyle w:val="ListBullet"/>
+        <w:ind w:left="360" w:hanging="360"/>
       </w:pPr>
       <w:r>
+        <w:rPr>
+          <w:rFonts w:ascii="Aptos" w:hAnsi="Aptos" w:eastAsia="ＭＳ 明朝" w:cs="Aptos" w:eastAsiaTheme="minorEastAsia" w:csTheme="minorBidi"/>
+          <w:sz w:val="21"/>
+          <w:szCs w:val="22"/>
+        </w:rPr>
         <w:t>REST API design</w:t>
       </w:r>
     </w:p>
@@ -2465,31 +6221,79 @@
         <w:pStyle w:val="Heading1"/>
       </w:pPr>
       <w:r>
+        <w:rPr>
+          <w:rFonts w:ascii="Calibri" w:hAnsi="Calibri" w:eastAsia="ＭＳ ゴシック" w:cs="Calibri" w:asciiTheme="majorHAnsi" w:hAnsiTheme="majorHAnsi" w:eastAsiaTheme="majorEastAsia" w:csTheme="majorBidi"/>
+          <w:b/>
+          <w:bCs/>
+          <w:color w:val="365F91" w:themeColor="accent1" w:themeShade="BF"/>
+          <w:sz w:val="34"/>
+          <w:szCs w:val="28"/>
+        </w:rPr>
         <w:t>13. When You Get Stuck</w:t>
       </w:r>
     </w:p>
     <w:p>
+      <w:pPr>
+        <w:spacing w:after="200" w:line="276" w:lineRule="auto"/>
+      </w:pPr>
       <w:r>
+        <w:rPr>
+          <w:rFonts w:ascii="Aptos" w:hAnsi="Aptos" w:eastAsia="ＭＳ 明朝" w:cs="Aptos" w:eastAsiaTheme="minorEastAsia" w:csTheme="minorBidi"/>
+          <w:sz w:val="21"/>
+          <w:szCs w:val="22"/>
+        </w:rPr>
         <w:t>Do not immediately ask for the whole solution. First tell me what you are trying to implement, what you tried, and the error/behavior you got. I can explain the concept or help debug it without taking over the project.</w:t>
       </w:r>
     </w:p>
     <w:p>
+      <w:pPr>
+        <w:spacing w:after="200" w:line="276" w:lineRule="auto"/>
+      </w:pPr>
       <w:r>
+        <w:rPr>
+          <w:rFonts w:ascii="Aptos" w:hAnsi="Aptos" w:eastAsia="ＭＳ 明朝" w:cs="Aptos" w:eastAsiaTheme="minorEastAsia" w:csTheme="minorBidi"/>
+          <w:sz w:val="21"/>
+          <w:szCs w:val="22"/>
+        </w:rPr>
         <w:t>Good question:</w:t>
       </w:r>
     </w:p>
     <w:p>
+      <w:pPr>
+        <w:spacing w:after="200" w:line="276" w:lineRule="auto"/>
+      </w:pPr>
       <w:r>
+        <w:rPr>
+          <w:rFonts w:ascii="Aptos" w:hAnsi="Aptos" w:eastAsia="ＭＳ 明朝" w:cs="Aptos" w:eastAsiaTheme="minorEastAsia" w:csTheme="minorBidi"/>
+          <w:sz w:val="21"/>
+          <w:szCs w:val="22"/>
+        </w:rPr>
         <w:t>“I am implementing POST /api/teams/:teamId/members. I can find the team, but I don't understand how to check whether the logged-in user is an admin before updating members. Can you explain the logic?”</w:t>
       </w:r>
     </w:p>
     <w:p>
+      <w:pPr>
+        <w:spacing w:after="200" w:line="276" w:lineRule="auto"/>
+      </w:pPr>
       <w:r>
+        <w:rPr>
+          <w:rFonts w:ascii="Aptos" w:hAnsi="Aptos" w:eastAsia="ＭＳ 明朝" w:cs="Aptos" w:eastAsiaTheme="minorEastAsia" w:csTheme="minorBidi"/>
+          <w:sz w:val="21"/>
+          <w:szCs w:val="22"/>
+        </w:rPr>
         <w:t>Less useful:</w:t>
       </w:r>
     </w:p>
     <w:p>
+      <w:pPr>
+        <w:spacing w:after="200" w:line="276" w:lineRule="auto"/>
+      </w:pPr>
       <w:r>
+        <w:rPr>
+          <w:rFonts w:ascii="Aptos" w:hAnsi="Aptos" w:eastAsia="ＭＳ 明朝" w:cs="Aptos" w:eastAsiaTheme="minorEastAsia" w:csTheme="minorBidi"/>
+          <w:sz w:val="21"/>
+          <w:szCs w:val="22"/>
+        </w:rPr>
         <w:t>“Make the whole team system for me.”</w:t>
       </w:r>
     </w:p>
@@ -2498,80 +6302,191 @@
         <w:pStyle w:val="Heading1"/>
       </w:pPr>
       <w:r>
+        <w:rPr>
+          <w:rFonts w:ascii="Calibri" w:hAnsi="Calibri" w:eastAsia="ＭＳ ゴシック" w:cs="Calibri" w:asciiTheme="majorHAnsi" w:hAnsiTheme="majorHAnsi" w:eastAsiaTheme="majorEastAsia" w:csTheme="majorBidi"/>
+          <w:b/>
+          <w:bCs/>
+          <w:color w:val="365F91" w:themeColor="accent1" w:themeShade="BF"/>
+          <w:sz w:val="34"/>
+          <w:szCs w:val="28"/>
+        </w:rPr>
         <w:t>14. Final Definition of Done</w:t>
       </w:r>
     </w:p>
     <w:p>
+      <w:pPr>
+        <w:spacing w:after="200" w:line="276" w:lineRule="auto"/>
+      </w:pPr>
       <w:r>
+        <w:rPr>
+          <w:rFonts w:ascii="Aptos" w:hAnsi="Aptos" w:eastAsia="ＭＳ 明朝" w:cs="Aptos" w:eastAsiaTheme="minorEastAsia" w:csTheme="minorBidi"/>
+          <w:sz w:val="21"/>
+          <w:szCs w:val="22"/>
+        </w:rPr>
         <w:t>☐ A new user can register and login.</w:t>
       </w:r>
     </w:p>
     <w:p>
+      <w:pPr>
+        <w:spacing w:after="200" w:line="276" w:lineRule="auto"/>
+      </w:pPr>
       <w:r>
+        <w:rPr>
+          <w:rFonts w:ascii="Aptos" w:hAnsi="Aptos" w:eastAsia="ＭＳ 明朝" w:cs="Aptos" w:eastAsiaTheme="minorEastAsia" w:csTheme="minorBidi"/>
+          <w:sz w:val="21"/>
+          <w:szCs w:val="22"/>
+        </w:rPr>
         <w:t>☐ JWT-protected routes work.</w:t>
       </w:r>
     </w:p>
     <w:p>
+      <w:pPr>
+        <w:spacing w:after="200" w:line="276" w:lineRule="auto"/>
+      </w:pPr>
       <w:r>
+        <w:rPr>
+          <w:rFonts w:ascii="Aptos" w:hAnsi="Aptos" w:eastAsia="ＭＳ 明朝" w:cs="Aptos" w:eastAsiaTheme="minorEastAsia" w:csTheme="minorBidi"/>
+          <w:sz w:val="21"/>
+          <w:szCs w:val="22"/>
+        </w:rPr>
         <w:t>☐ Users can create and manage teams according to their roles.</w:t>
       </w:r>
     </w:p>
     <w:p>
+      <w:pPr>
+        <w:spacing w:after="200" w:line="276" w:lineRule="auto"/>
+      </w:pPr>
       <w:r>
+        <w:rPr>
+          <w:rFonts w:ascii="Aptos" w:hAnsi="Aptos" w:eastAsia="ＭＳ 明朝" w:cs="Aptos" w:eastAsiaTheme="minorEastAsia" w:csTheme="minorBidi"/>
+          <w:sz w:val="21"/>
+          <w:szCs w:val="22"/>
+        </w:rPr>
         <w:t>☐ Teams contain projects.</w:t>
       </w:r>
     </w:p>
     <w:p>
+      <w:pPr>
+        <w:spacing w:after="200" w:line="276" w:lineRule="auto"/>
+      </w:pPr>
       <w:r>
+        <w:rPr>
+          <w:rFonts w:ascii="Aptos" w:hAnsi="Aptos" w:eastAsia="ＭＳ 明朝" w:cs="Aptos" w:eastAsiaTheme="minorEastAsia" w:csTheme="minorBidi"/>
+          <w:sz w:val="21"/>
+          <w:szCs w:val="22"/>
+        </w:rPr>
         <w:t>☐ Projects contain tasks.</w:t>
       </w:r>
     </w:p>
     <w:p>
+      <w:pPr>
+        <w:spacing w:after="200" w:line="276" w:lineRule="auto"/>
+      </w:pPr>
       <w:r>
+        <w:rPr>
+          <w:rFonts w:ascii="Aptos" w:hAnsi="Aptos" w:eastAsia="ＭＳ 明朝" w:cs="Aptos" w:eastAsiaTheme="minorEastAsia" w:csTheme="minorBidi"/>
+          <w:sz w:val="21"/>
+          <w:szCs w:val="22"/>
+        </w:rPr>
         <w:t>☐ Tasks can be assigned and updated.</w:t>
       </w:r>
     </w:p>
     <w:p>
+      <w:pPr>
+        <w:spacing w:after="200" w:line="276" w:lineRule="auto"/>
+      </w:pPr>
       <w:r>
+        <w:rPr>
+          <w:rFonts w:ascii="Aptos" w:hAnsi="Aptos" w:eastAsia="ＭＳ 明朝" w:cs="Aptos" w:eastAsiaTheme="minorEastAsia" w:csTheme="minorBidi"/>
+          <w:sz w:val="21"/>
+          <w:szCs w:val="22"/>
+        </w:rPr>
         <w:t>☐ Users can comment on tasks.</w:t>
       </w:r>
     </w:p>
     <w:p>
+      <w:pPr>
+        <w:spacing w:after="200" w:line="276" w:lineRule="auto"/>
+      </w:pPr>
       <w:r>
+        <w:rPr>
+          <w:rFonts w:ascii="Aptos" w:hAnsi="Aptos" w:eastAsia="ＭＳ 明朝" w:cs="Aptos" w:eastAsiaTheme="minorEastAsia" w:csTheme="minorBidi"/>
+          <w:sz w:val="21"/>
+          <w:szCs w:val="22"/>
+        </w:rPr>
         <w:t>☐ Authorization prevents users from modifying things they do not have permission to modify.</w:t>
       </w:r>
     </w:p>
     <w:p>
+      <w:pPr>
+        <w:spacing w:after="200" w:line="276" w:lineRule="auto"/>
+      </w:pPr>
       <w:r>
+        <w:rPr>
+          <w:rFonts w:ascii="Aptos" w:hAnsi="Aptos" w:eastAsia="ＭＳ 明朝" w:cs="Aptos" w:eastAsiaTheme="minorEastAsia" w:csTheme="minorBidi"/>
+          <w:sz w:val="21"/>
+          <w:szCs w:val="22"/>
+        </w:rPr>
         <w:t>☐ The API works through Postman/Thunder Client.</w:t>
       </w:r>
     </w:p>
     <w:p>
+      <w:pPr>
+        <w:spacing w:after="200" w:line="276" w:lineRule="auto"/>
+      </w:pPr>
       <w:r>
+        <w:rPr>
+          <w:rFonts w:ascii="Aptos" w:hAnsi="Aptos" w:eastAsia="ＭＳ 明朝" w:cs="Aptos" w:eastAsiaTheme="minorEastAsia" w:csTheme="minorBidi"/>
+          <w:sz w:val="21"/>
+          <w:szCs w:val="22"/>
+        </w:rPr>
         <w:t>☐ The code is organized into routes, controllers, models and middleware.</w:t>
       </w:r>
     </w:p>
     <w:p>
+      <w:pPr>
+        <w:spacing w:after="200" w:line="276" w:lineRule="auto"/>
+      </w:pPr>
       <w:r>
+        <w:rPr>
+          <w:rFonts w:ascii="Aptos" w:hAnsi="Aptos" w:eastAsia="ＭＳ 明朝" w:cs="Aptos" w:eastAsiaTheme="minorEastAsia" w:csTheme="minorBidi"/>
+          <w:sz w:val="21"/>
+          <w:szCs w:val="22"/>
+        </w:rPr>
         <w:t>☐ README explains how to run the project and lists the endpoints.</w:t>
       </w:r>
     </w:p>
-    <w:p/>
     <w:p>
+      <w:pPr>
+        <w:spacing w:after="200" w:line="276" w:lineRule="auto"/>
+      </w:pPr>
+    </w:p>
+    <w:p>
+      <w:pPr>
+        <w:spacing w:after="200" w:line="276" w:lineRule="auto"/>
+      </w:pPr>
       <w:r>
         <w:rPr>
+          <w:rFonts w:ascii="Aptos" w:hAnsi="Aptos" w:eastAsia="ＭＳ 明朝" w:cs="Aptos" w:eastAsiaTheme="minorEastAsia" w:csTheme="minorBidi"/>
           <w:b/>
+          <w:bCs/>
+          <w:sz w:val="21"/>
+          <w:szCs w:val="22"/>
         </w:rPr>
         <w:t xml:space="preserve">Important: </w:t>
       </w:r>
       <w:r>
+        <w:rPr>
+          <w:rFonts w:ascii="Aptos" w:hAnsi="Aptos" w:eastAsia="ＭＳ 明朝" w:cs="Aptos" w:eastAsiaTheme="minorEastAsia" w:csTheme="minorBidi"/>
+          <w:sz w:val="21"/>
+          <w:szCs w:val="22"/>
+        </w:rPr>
         <w:t>Finishing the core project is more important than finishing every optional feature. If Day 5 arrives and the core API works, consider the project successful.</w:t>
       </w:r>
     </w:p>
     <w:sectPr>
       <w:pgSz w:w="12240" w:h="15840"/>
       <w:pgMar w:top="936" w:right="1008" w:bottom="936" w:left="1008" w:header="720" w:footer="720" w:gutter="0"/>
-      <w:cols w:space="720"/>
       <w:docGrid w:linePitch="360"/>
     </w:sectPr>
   </w:body>
